--- a/Arbeidslogg/Testplan_Pomodoro_gjennomført_test.docx
+++ b/Arbeidslogg/Testplan_Pomodoro_gjennomført_test.docx
@@ -1,6 +1,6 @@
 
 <file path=word/document.xml><?xml version="1.0" encoding="utf-8"?>
-<w:document xmlns:wpc="http://schemas.microsoft.com/office/word/2010/wordprocessingCanvas" xmlns:cx="http://schemas.microsoft.com/office/drawing/2014/chartex" xmlns:cx1="http://schemas.microsoft.com/office/drawing/2015/9/8/chartex" xmlns:cx2="http://schemas.microsoft.com/office/drawing/2015/10/21/chartex" xmlns:cx3="http://schemas.microsoft.com/office/drawing/2016/5/9/chartex" xmlns:cx4="http://schemas.microsoft.com/office/drawing/2016/5/10/chartex" xmlns:cx5="http://schemas.microsoft.com/office/drawing/2016/5/11/chartex" xmlns:cx6="http://schemas.microsoft.com/office/drawing/2016/5/12/chartex" xmlns:cx7="http://schemas.microsoft.com/office/drawing/2016/5/13/chartex" xmlns:cx8="http://schemas.microsoft.com/office/drawing/2016/5/14/chartex" xmlns:mc="http://schemas.openxmlformats.org/markup-compatibility/2006" xmlns:aink="http://schemas.microsoft.com/office/drawing/2016/ink" xmlns:am3d="http://schemas.microsoft.com/office/drawing/2017/model3d" xmlns:o="urn:schemas-microsoft-com:office:office" xmlns:oel="http://schemas.microsoft.com/office/2019/extlst" xmlns:r="http://schemas.openxmlformats.org/officeDocument/2006/relationships" xmlns:m="http://schemas.openxmlformats.org/officeDocument/2006/math" xmlns:v="urn:schemas-microsoft-com:vml" xmlns:wp14="http://schemas.microsoft.com/office/word/2010/wordprocessingDrawing" xmlns:wp="http://schemas.openxmlformats.org/drawingml/2006/wordprocessingDrawing" xmlns:w10="urn:schemas-microsoft-com:office:word" xmlns:w="http://schemas.openxmlformats.org/wordprocessingml/2006/main" xmlns:w14="http://schemas.microsoft.com/office/word/2010/wordml" xmlns:w15="http://schemas.microsoft.com/office/word/2012/wordml" xmlns:w16cex="http://schemas.microsoft.com/office/word/2018/wordml/cex" xmlns:w16cid="http://schemas.microsoft.com/office/word/2016/wordml/cid" xmlns:w16="http://schemas.microsoft.com/office/word/2018/wordml" xmlns:w16du="http://schemas.microsoft.com/office/word/2023/wordml/word16du" xmlns:w16sdtdh="http://schemas.microsoft.com/office/word/2020/wordml/sdtdatahash" xmlns:w16sdtfl="http://schemas.microsoft.com/office/word/2024/wordml/sdtformatlock" xmlns:w16se="http://schemas.microsoft.com/office/word/2015/wordml/symex" xmlns:wpg="http://schemas.microsoft.com/office/word/2010/wordprocessingGroup" xmlns:wpi="http://schemas.microsoft.com/office/word/2010/wordprocessingInk" xmlns:wne="http://schemas.microsoft.com/office/word/2006/wordml" xmlns:wps="http://schemas.microsoft.com/office/word/2010/wordprocessingShape" xmlns:a="http://schemas.openxmlformats.org/drawingml/2006/main" xmlns:pic="http://schemas.openxmlformats.org/drawingml/2006/picture" mc:Ignorable="w14 w15 w16se w16cid w16 w16cex w16sdtdh w16sdtfl w16du wp14">
+<w:document xmlns:wpc="http://schemas.microsoft.com/office/word/2010/wordprocessingCanvas" xmlns:cx="http://schemas.microsoft.com/office/drawing/2014/chartex" xmlns:cx1="http://schemas.microsoft.com/office/drawing/2015/9/8/chartex" xmlns:cx2="http://schemas.microsoft.com/office/drawing/2015/10/21/chartex" xmlns:cx3="http://schemas.microsoft.com/office/drawing/2016/5/9/chartex" xmlns:cx4="http://schemas.microsoft.com/office/drawing/2016/5/10/chartex" xmlns:cx5="http://schemas.microsoft.com/office/drawing/2016/5/11/chartex" xmlns:cx6="http://schemas.microsoft.com/office/drawing/2016/5/12/chartex" xmlns:cx7="http://schemas.microsoft.com/office/drawing/2016/5/13/chartex" xmlns:cx8="http://schemas.microsoft.com/office/drawing/2016/5/14/chartex" xmlns:mc="http://schemas.openxmlformats.org/markup-compatibility/2006" xmlns:aink="http://schemas.microsoft.com/office/drawing/2016/ink" xmlns:am3d="http://schemas.microsoft.com/office/drawing/2017/model3d" xmlns:o="urn:schemas-microsoft-com:office:office" xmlns:oel="http://schemas.microsoft.com/office/2019/extlst" xmlns:r="http://schemas.openxmlformats.org/officeDocument/2006/relationships" xmlns:m="http://schemas.openxmlformats.org/officeDocument/2006/math" xmlns:v="urn:schemas-microsoft-com:vml" xmlns:wp14="http://schemas.microsoft.com/office/word/2010/wordprocessingDrawing" xmlns:wp="http://schemas.openxmlformats.org/drawingml/2006/wordprocessingDrawing" xmlns:w10="urn:schemas-microsoft-com:office:word" xmlns:w="http://schemas.openxmlformats.org/wordprocessingml/2006/main" xmlns:w14="http://schemas.microsoft.com/office/word/2010/wordml" xmlns:w15="http://schemas.microsoft.com/office/word/2012/wordml" xmlns:w16cex="http://schemas.microsoft.com/office/word/2018/wordml/cex" xmlns:w16cid="http://schemas.microsoft.com/office/word/2016/wordml/cid" xmlns:w16="http://schemas.microsoft.com/office/word/2018/wordml" xmlns:w16du="http://schemas.microsoft.com/office/word/2023/wordml/word16du" xmlns:w16sdtdh="http://schemas.microsoft.com/office/word/2020/wordml/sdtdatahash" xmlns:w16sdtfl="http://schemas.microsoft.com/office/word/2024/wordml/sdtformatlock" xmlns:w16se="http://schemas.microsoft.com/office/word/2015/wordml/symex" xmlns:wpg="http://schemas.microsoft.com/office/word/2010/wordprocessingGroup" xmlns:wpi="http://schemas.microsoft.com/office/word/2010/wordprocessingInk" xmlns:wne="http://schemas.microsoft.com/office/word/2006/wordml" xmlns:wps="http://schemas.microsoft.com/office/word/2010/wordprocessingShape" mc:Ignorable="w14 w15 w16se w16cid w16 w16cex w16sdtdh w16sdtfl w16du wp14">
   <w:body>
     <w:p>
       <w:pPr>
@@ -24,39 +24,7 @@
           <w:sz w:val="24"/>
           <w:szCs w:val="24"/>
         </w:rPr>
-        <w:t xml:space="preserve">Denne testplanen dekker testing av en Pomodoro-klokke </w:t>
-      </w:r>
-      <w:proofErr w:type="gramStart"/>
-      <w:r>
-        <w:rPr>
-          <w:sz w:val="24"/>
-          <w:szCs w:val="24"/>
-        </w:rPr>
-        <w:t>implementert</w:t>
-      </w:r>
-      <w:proofErr w:type="gramEnd"/>
-      <w:r>
-        <w:rPr>
-          <w:sz w:val="24"/>
-          <w:szCs w:val="24"/>
-        </w:rPr>
-        <w:t xml:space="preserve"> med </w:t>
-      </w:r>
-      <w:proofErr w:type="spellStart"/>
-      <w:r>
-        <w:rPr>
-          <w:sz w:val="24"/>
-          <w:szCs w:val="24"/>
-        </w:rPr>
-        <w:t>Arduino</w:t>
-      </w:r>
-      <w:proofErr w:type="spellEnd"/>
-      <w:r>
-        <w:rPr>
-          <w:sz w:val="24"/>
-          <w:szCs w:val="24"/>
-        </w:rPr>
-        <w:t>. Klokken har tre hovedfunksjoner:</w:t>
+        <w:t>Denne testplanen dekker testing av en Pomodoro-klokke implementert med Arduino. Klokken har tre hovedfunksjoner:</w:t>
       </w:r>
     </w:p>
     <w:p>
@@ -104,46 +72,7 @@
           <w:sz w:val="24"/>
           <w:szCs w:val="24"/>
         </w:rPr>
-        <w:t xml:space="preserve">: </w:t>
-      </w:r>
-      <w:r>
-        <w:rPr>
-          <w:sz w:val="24"/>
-          <w:szCs w:val="24"/>
-        </w:rPr>
-        <w:t xml:space="preserve">Brukerdefinerte intervaller for arbeid og pause, basert på Pomodoro-teknikken (typisk 25 minutter arbeid + 5 </w:t>
-      </w:r>
-      <w:proofErr w:type="spellStart"/>
-      <w:r>
-        <w:rPr>
-          <w:sz w:val="24"/>
-          <w:szCs w:val="24"/>
-        </w:rPr>
-        <w:t>minutter</w:t>
-      </w:r>
-      <w:proofErr w:type="spellEnd"/>
-      <w:r>
-        <w:rPr>
-          <w:sz w:val="24"/>
-          <w:szCs w:val="24"/>
-        </w:rPr>
-        <w:t xml:space="preserve"> pause, men </w:t>
-      </w:r>
-      <w:proofErr w:type="spellStart"/>
-      <w:r>
-        <w:rPr>
-          <w:sz w:val="24"/>
-          <w:szCs w:val="24"/>
-        </w:rPr>
-        <w:t>tilpassbart</w:t>
-      </w:r>
-      <w:proofErr w:type="spellEnd"/>
-      <w:r>
-        <w:rPr>
-          <w:sz w:val="24"/>
-          <w:szCs w:val="24"/>
-        </w:rPr>
-        <w:t>).</w:t>
+        <w:t>: Brukerdefinerte intervaller for arbeid og pause, basert på Pomodoro-teknikken (typisk 25 minutter arbeid + 5 minutter pause, men tilpassbart).</w:t>
       </w:r>
     </w:p>
     <w:p>
@@ -153,7 +82,6 @@
           <w:numId w:val="1"/>
         </w:numPr>
       </w:pPr>
-      <w:proofErr w:type="spellStart"/>
       <w:r>
         <w:rPr>
           <w:b/>
@@ -163,7 +91,6 @@
         </w:rPr>
         <w:t>Presets</w:t>
       </w:r>
-      <w:proofErr w:type="spellEnd"/>
       <w:r>
         <w:rPr>
           <w:sz w:val="24"/>
@@ -184,39 +111,7 @@
           <w:sz w:val="24"/>
           <w:szCs w:val="24"/>
         </w:rPr>
-        <w:t xml:space="preserve">Målet med testen er å verifisere funksjonalitet, pålitelighet og brukervennlighet. Testene inkluderer funksjonelle tester, med </w:t>
-      </w:r>
-      <w:proofErr w:type="spellStart"/>
-      <w:r>
-        <w:rPr>
-          <w:sz w:val="24"/>
-          <w:szCs w:val="24"/>
-        </w:rPr>
-        <w:t>Arduino</w:t>
-      </w:r>
-      <w:proofErr w:type="spellEnd"/>
-      <w:r>
-        <w:rPr>
-          <w:sz w:val="24"/>
-          <w:szCs w:val="24"/>
-        </w:rPr>
-        <w:t xml:space="preserve">-komponenter som LCD-display, knapper, </w:t>
-      </w:r>
-      <w:proofErr w:type="spellStart"/>
-      <w:r>
-        <w:rPr>
-          <w:sz w:val="24"/>
-          <w:szCs w:val="24"/>
-        </w:rPr>
-        <w:t>buzzer</w:t>
-      </w:r>
-      <w:proofErr w:type="spellEnd"/>
-      <w:r>
-        <w:rPr>
-          <w:sz w:val="24"/>
-          <w:szCs w:val="24"/>
-        </w:rPr>
-        <w:t xml:space="preserve"> og LED. </w:t>
+        <w:t xml:space="preserve">Målet med testen er å verifisere funksjonalitet, pålitelighet og brukervennlighet. Testene inkluderer funksjonelle tester, med Arduino-komponenter som LCD-display, knapper, buzzer og LED. </w:t>
       </w:r>
     </w:p>
     <w:p>
@@ -259,71 +154,7 @@
           <w:sz w:val="24"/>
           <w:szCs w:val="24"/>
         </w:rPr>
-        <w:t xml:space="preserve">: </w:t>
-      </w:r>
-      <w:proofErr w:type="spellStart"/>
-      <w:r>
-        <w:rPr>
-          <w:sz w:val="24"/>
-          <w:szCs w:val="24"/>
-        </w:rPr>
-        <w:t>Arduino</w:t>
-      </w:r>
-      <w:proofErr w:type="spellEnd"/>
-      <w:r>
-        <w:rPr>
-          <w:sz w:val="24"/>
-          <w:szCs w:val="24"/>
-        </w:rPr>
-        <w:t xml:space="preserve"> Uno (eller lignende), LCD-display, 4-6 trykknapper (for start/stop, modusvalg, </w:t>
-      </w:r>
-      <w:proofErr w:type="spellStart"/>
-      <w:r>
-        <w:rPr>
-          <w:sz w:val="24"/>
-          <w:szCs w:val="24"/>
-        </w:rPr>
-        <w:t>tidjustering</w:t>
-      </w:r>
-      <w:proofErr w:type="spellEnd"/>
-      <w:r>
-        <w:rPr>
-          <w:sz w:val="24"/>
-          <w:szCs w:val="24"/>
-        </w:rPr>
-        <w:t xml:space="preserve">), </w:t>
-      </w:r>
-      <w:proofErr w:type="spellStart"/>
-      <w:r>
-        <w:rPr>
-          <w:sz w:val="24"/>
-          <w:szCs w:val="24"/>
-        </w:rPr>
-        <w:t>buzzer</w:t>
-      </w:r>
-      <w:proofErr w:type="spellEnd"/>
-      <w:r>
-        <w:rPr>
-          <w:sz w:val="24"/>
-          <w:szCs w:val="24"/>
-        </w:rPr>
-        <w:t xml:space="preserve">, </w:t>
-      </w:r>
-      <w:proofErr w:type="spellStart"/>
-      <w:r>
-        <w:rPr>
-          <w:sz w:val="24"/>
-          <w:szCs w:val="24"/>
-        </w:rPr>
-        <w:t>breadboard</w:t>
-      </w:r>
-      <w:proofErr w:type="spellEnd"/>
-      <w:r>
-        <w:rPr>
-          <w:sz w:val="24"/>
-          <w:szCs w:val="24"/>
-        </w:rPr>
-        <w:t xml:space="preserve"> og jumper wires.</w:t>
+        <w:t>: Arduino Uno (eller lignende), LCD-display, 4-6 trykknapper (for start/stop, modusvalg, tidjustering), buzzer, breadboard og jumper wires.</w:t>
       </w:r>
     </w:p>
     <w:p>
@@ -347,39 +178,7 @@
           <w:sz w:val="24"/>
           <w:szCs w:val="24"/>
         </w:rPr>
-        <w:t xml:space="preserve">: </w:t>
-      </w:r>
-      <w:proofErr w:type="spellStart"/>
-      <w:r>
-        <w:rPr>
-          <w:sz w:val="24"/>
-          <w:szCs w:val="24"/>
-        </w:rPr>
-        <w:t>Arduino</w:t>
-      </w:r>
-      <w:proofErr w:type="spellEnd"/>
-      <w:r>
-        <w:rPr>
-          <w:sz w:val="24"/>
-          <w:szCs w:val="24"/>
-        </w:rPr>
-        <w:t xml:space="preserve"> IDE for kompilering og opplasting av kode. Kodebasen er skrevet i C++ for </w:t>
-      </w:r>
-      <w:proofErr w:type="spellStart"/>
-      <w:r>
-        <w:rPr>
-          <w:sz w:val="24"/>
-          <w:szCs w:val="24"/>
-        </w:rPr>
-        <w:t>Arduino</w:t>
-      </w:r>
-      <w:proofErr w:type="spellEnd"/>
-      <w:r>
-        <w:rPr>
-          <w:sz w:val="24"/>
-          <w:szCs w:val="24"/>
-        </w:rPr>
-        <w:t>.</w:t>
+        <w:t>: Arduino IDE for kompilering og opplasting av kode. Kodebasen er skrevet i C++ for Arduino.</w:t>
       </w:r>
     </w:p>
     <w:p>
@@ -403,71 +202,21 @@
           <w:sz w:val="24"/>
           <w:szCs w:val="24"/>
         </w:rPr>
-        <w:t xml:space="preserve">: Multimeter for å måle signaler, </w:t>
+        <w:t>: Multimeter for å måle signaler,</w:t>
       </w:r>
-      <w:proofErr w:type="spellStart"/>
       <w:r>
         <w:rPr>
           <w:sz w:val="24"/>
           <w:szCs w:val="24"/>
         </w:rPr>
-        <w:t>stopwatch</w:t>
+        <w:t>g</w:t>
       </w:r>
-      <w:proofErr w:type="spellEnd"/>
       <w:r>
         <w:rPr>
           <w:sz w:val="24"/>
           <w:szCs w:val="24"/>
         </w:rPr>
-        <w:t xml:space="preserve"> for tidtaking, og </w:t>
-      </w:r>
-      <w:proofErr w:type="spellStart"/>
-      <w:r>
-        <w:rPr>
-          <w:sz w:val="24"/>
-          <w:szCs w:val="24"/>
-        </w:rPr>
-        <w:t>serial</w:t>
-      </w:r>
-      <w:proofErr w:type="spellEnd"/>
-      <w:r>
-        <w:rPr>
-          <w:sz w:val="24"/>
-          <w:szCs w:val="24"/>
-        </w:rPr>
-        <w:t xml:space="preserve"> monitor i </w:t>
-      </w:r>
-      <w:proofErr w:type="spellStart"/>
-      <w:r>
-        <w:rPr>
-          <w:sz w:val="24"/>
-          <w:szCs w:val="24"/>
-        </w:rPr>
-        <w:t>Arduino</w:t>
-      </w:r>
-      <w:proofErr w:type="spellEnd"/>
-      <w:r>
-        <w:rPr>
-          <w:sz w:val="24"/>
-          <w:szCs w:val="24"/>
-        </w:rPr>
-        <w:t xml:space="preserve"> IDE for </w:t>
-      </w:r>
-      <w:proofErr w:type="spellStart"/>
-      <w:r>
-        <w:rPr>
-          <w:sz w:val="24"/>
-          <w:szCs w:val="24"/>
-        </w:rPr>
-        <w:t>debugging</w:t>
-      </w:r>
-      <w:proofErr w:type="spellEnd"/>
-      <w:r>
-        <w:rPr>
-          <w:sz w:val="24"/>
-          <w:szCs w:val="24"/>
-        </w:rPr>
-        <w:t>.</w:t>
+        <w:t xml:space="preserve"> stopwatch for tidtaking, og serial monitor i Arduino IDE for debugging.</w:t>
       </w:r>
     </w:p>
     <w:p>
@@ -491,23 +240,7 @@
           <w:sz w:val="24"/>
           <w:szCs w:val="24"/>
         </w:rPr>
-        <w:t xml:space="preserve">: 1-2 testere med grunnleggende kjennskap til </w:t>
-      </w:r>
-      <w:proofErr w:type="spellStart"/>
-      <w:r>
-        <w:rPr>
-          <w:sz w:val="24"/>
-          <w:szCs w:val="24"/>
-        </w:rPr>
-        <w:t>Arduino</w:t>
-      </w:r>
-      <w:proofErr w:type="spellEnd"/>
-      <w:r>
-        <w:rPr>
-          <w:sz w:val="24"/>
-          <w:szCs w:val="24"/>
-        </w:rPr>
-        <w:t>.</w:t>
+        <w:t>: 1-2 testere med grunnleggende kjennskap til Arduino.</w:t>
       </w:r>
     </w:p>
     <w:p>
@@ -562,57 +295,40 @@
       </w:pPr>
       <w:r>
         <w:rPr>
+          <w:sz w:val="24"/>
+          <w:szCs w:val="24"/>
+        </w:rPr>
+        <w:t xml:space="preserve"> Funksjonell testing av de tre modusene, input/validering, alarmutløsing, displayoppdatering og reset-funksjon.</w:t>
+      </w:r>
+    </w:p>
+    <w:p>
+      <w:pPr>
+        <w:numPr>
+          <w:ilvl w:val="0"/>
+          <w:numId w:val="3"/>
+        </w:numPr>
+        <w:rPr>
+          <w:sz w:val="24"/>
+          <w:szCs w:val="24"/>
+        </w:rPr>
+      </w:pPr>
+      <w:r>
+        <w:rPr>
+          <w:sz w:val="24"/>
+          <w:szCs w:val="24"/>
+        </w:rPr>
+        <w:t>Alle testcases må passere uten krasj, eller uventet atferd.</w:t>
+      </w:r>
+    </w:p>
+    <w:p>
+      <w:pPr>
+        <w:rPr>
           <w:b/>
           <w:bCs/>
           <w:sz w:val="24"/>
           <w:szCs w:val="24"/>
         </w:rPr>
-        <w:t>Inkludert</w:t>
-      </w:r>
-      <w:r>
-        <w:rPr>
-          <w:sz w:val="24"/>
-          <w:szCs w:val="24"/>
-        </w:rPr>
-        <w:t>: Funksjonell testing av de tre modusene, input/validering, alarmutløsing, displayoppdatering og reset-funksjon.</w:t>
-      </w:r>
-    </w:p>
-    <w:p>
-      <w:pPr>
-        <w:numPr>
-          <w:ilvl w:val="0"/>
-          <w:numId w:val="3"/>
-        </w:numPr>
-        <w:rPr>
-          <w:sz w:val="24"/>
-          <w:szCs w:val="24"/>
-        </w:rPr>
-      </w:pPr>
-      <w:r>
-        <w:rPr>
-          <w:sz w:val="24"/>
-          <w:szCs w:val="24"/>
-        </w:rPr>
-        <w:t xml:space="preserve">Alle </w:t>
-      </w:r>
-      <w:proofErr w:type="spellStart"/>
-      <w:proofErr w:type="gramStart"/>
-      <w:r>
-        <w:rPr>
-          <w:sz w:val="24"/>
-          <w:szCs w:val="24"/>
-        </w:rPr>
-        <w:t>testcases</w:t>
-      </w:r>
-      <w:proofErr w:type="spellEnd"/>
-      <w:proofErr w:type="gramEnd"/>
-      <w:r>
-        <w:rPr>
-          <w:sz w:val="24"/>
-          <w:szCs w:val="24"/>
-        </w:rPr>
-        <w:t xml:space="preserve"> må passere uten krasj, eller uventet atferd.</w:t>
-      </w:r>
+      </w:pPr>
     </w:p>
     <w:p>
       <w:pPr>
@@ -645,17 +361,15 @@
       </w:pPr>
     </w:p>
     <w:p>
-      <w:pPr>
+      <w:r>
         <w:rPr>
           <w:b/>
           <w:bCs/>
           <w:sz w:val="24"/>
           <w:szCs w:val="24"/>
         </w:rPr>
-      </w:pPr>
-    </w:p>
-    <w:p>
-      <w:proofErr w:type="spellStart"/>
+        <w:t>Testcases</w:t>
+      </w:r>
       <w:r>
         <w:rPr>
           <w:b/>
@@ -663,87 +377,33 @@
           <w:sz w:val="24"/>
           <w:szCs w:val="24"/>
         </w:rPr>
-        <w:lastRenderedPageBreak/>
-        <w:t>Testcases</w:t>
+        <w:br/>
       </w:r>
-      <w:proofErr w:type="spellEnd"/>
       <w:r>
+        <w:rPr>
+          <w:sz w:val="24"/>
+          <w:szCs w:val="24"/>
+        </w:rPr>
+        <w:t>Testcases er organisert etter funksjon. Hver case inkluderer: ID, Beskrivelse og Forventet resultat</w:t>
+      </w:r>
+    </w:p>
+    <w:p>
+      <w:pPr>
         <w:rPr>
           <w:b/>
           <w:bCs/>
           <w:sz w:val="24"/>
           <w:szCs w:val="24"/>
         </w:rPr>
-        <w:br/>
-      </w:r>
-      <w:proofErr w:type="spellStart"/>
+      </w:pPr>
       <w:r>
-        <w:rPr>
-          <w:sz w:val="24"/>
-          <w:szCs w:val="24"/>
-        </w:rPr>
-        <w:t>Testcases</w:t>
-      </w:r>
-      <w:proofErr w:type="spellEnd"/>
-      <w:r>
-        <w:rPr>
-          <w:sz w:val="24"/>
-          <w:szCs w:val="24"/>
-        </w:rPr>
-        <w:t xml:space="preserve"> er </w:t>
-      </w:r>
-      <w:r>
-        <w:rPr>
-          <w:sz w:val="24"/>
-          <w:szCs w:val="24"/>
-        </w:rPr>
-        <w:t xml:space="preserve">organisert etter funksjon. Hver </w:t>
-      </w:r>
-      <w:proofErr w:type="gramStart"/>
-      <w:r>
-        <w:rPr>
-          <w:sz w:val="24"/>
-          <w:szCs w:val="24"/>
-        </w:rPr>
-        <w:t>case</w:t>
-      </w:r>
-      <w:proofErr w:type="gramEnd"/>
-      <w:r>
-        <w:rPr>
-          <w:sz w:val="24"/>
-          <w:szCs w:val="24"/>
-        </w:rPr>
-        <w:t xml:space="preserve"> inkluderer: ID, Beskrivelse og Forventet resultat</w:t>
-      </w:r>
-    </w:p>
-    <w:p>
-      <w:pPr>
         <w:rPr>
           <w:b/>
           <w:bCs/>
           <w:sz w:val="24"/>
           <w:szCs w:val="24"/>
         </w:rPr>
-      </w:pPr>
-      <w:proofErr w:type="spellStart"/>
-      <w:r>
-        <w:rPr>
-          <w:b/>
-          <w:bCs/>
-          <w:sz w:val="24"/>
-          <w:szCs w:val="24"/>
-        </w:rPr>
-        <w:t>Testcases</w:t>
-      </w:r>
-      <w:proofErr w:type="spellEnd"/>
-      <w:r>
-        <w:rPr>
-          <w:b/>
-          <w:bCs/>
-          <w:sz w:val="24"/>
-          <w:szCs w:val="24"/>
-        </w:rPr>
-        <w:t xml:space="preserve"> for vanlig tidtaking</w:t>
+        <w:t>Testcases for vanlig tidtaking</w:t>
       </w:r>
     </w:p>
     <w:tbl>
@@ -762,19 +422,13 @@
         <w:gridCol w:w="1892"/>
       </w:tblGrid>
       <w:tr>
-        <w:tblPrEx>
-          <w:tblCellMar>
-            <w:top w:w="0" w:type="dxa"/>
-            <w:bottom w:w="0" w:type="dxa"/>
-          </w:tblCellMar>
-        </w:tblPrEx>
         <w:tc>
           <w:tcPr>
             <w:tcW w:w="2276" w:type="dxa"/>
             <w:tcBorders>
-              <w:top w:val="single" w:color="A02B93" w:sz="4" w:space="0"/>
-              <w:left w:val="single" w:color="A02B93" w:sz="4" w:space="0"/>
-              <w:bottom w:val="single" w:color="A02B93" w:sz="4" w:space="0"/>
+              <w:top w:val="single" w:sz="4" w:space="0" w:color="A02B93"/>
+              <w:left w:val="single" w:sz="4" w:space="0" w:color="A02B93"/>
+              <w:bottom w:val="single" w:sz="4" w:space="0" w:color="A02B93"/>
             </w:tcBorders>
             <w:shd w:val="clear" w:color="auto" w:fill="A02B93"/>
             <w:tcMar>
@@ -795,7 +449,6 @@
                 <w:szCs w:val="24"/>
               </w:rPr>
             </w:pPr>
-            <w:proofErr w:type="spellStart"/>
             <w:r>
               <w:rPr>
                 <w:b/>
@@ -804,10 +457,28 @@
                 <w:sz w:val="24"/>
                 <w:szCs w:val="24"/>
               </w:rPr>
-              <w:t>Testcase</w:t>
-            </w:r>
-            <w:proofErr w:type="spellEnd"/>
-            <w:r>
+              <w:t>Testcase ID</w:t>
+            </w:r>
+          </w:p>
+        </w:tc>
+        <w:tc>
+          <w:tcPr>
+            <w:tcW w:w="2398" w:type="dxa"/>
+            <w:tcBorders>
+              <w:top w:val="single" w:sz="4" w:space="0" w:color="A02B93"/>
+              <w:bottom w:val="single" w:sz="4" w:space="0" w:color="A02B93"/>
+            </w:tcBorders>
+            <w:shd w:val="clear" w:color="auto" w:fill="A02B93"/>
+            <w:tcMar>
+              <w:top w:w="0" w:type="dxa"/>
+              <w:left w:w="108" w:type="dxa"/>
+              <w:bottom w:w="0" w:type="dxa"/>
+              <w:right w:w="108" w:type="dxa"/>
+            </w:tcMar>
+          </w:tcPr>
+          <w:p>
+            <w:pPr>
+              <w:spacing w:after="0" w:line="240" w:lineRule="auto"/>
               <w:rPr>
                 <w:b/>
                 <w:bCs/>
@@ -815,16 +486,25 @@
                 <w:sz w:val="24"/>
                 <w:szCs w:val="24"/>
               </w:rPr>
-              <w:t xml:space="preserve"> ID</w:t>
-            </w:r>
-          </w:p>
-        </w:tc>
-        <w:tc>
-          <w:tcPr>
-            <w:tcW w:w="2398" w:type="dxa"/>
-            <w:tcBorders>
-              <w:top w:val="single" w:color="A02B93" w:sz="4" w:space="0"/>
-              <w:bottom w:val="single" w:color="A02B93" w:sz="4" w:space="0"/>
+            </w:pPr>
+            <w:r>
+              <w:rPr>
+                <w:b/>
+                <w:bCs/>
+                <w:color w:val="FFFFFF"/>
+                <w:sz w:val="24"/>
+                <w:szCs w:val="24"/>
+              </w:rPr>
+              <w:t>Beskrivelse</w:t>
+            </w:r>
+          </w:p>
+        </w:tc>
+        <w:tc>
+          <w:tcPr>
+            <w:tcW w:w="2496" w:type="dxa"/>
+            <w:tcBorders>
+              <w:top w:val="single" w:sz="4" w:space="0" w:color="A02B93"/>
+              <w:bottom w:val="single" w:sz="4" w:space="0" w:color="A02B93"/>
             </w:tcBorders>
             <w:shd w:val="clear" w:color="auto" w:fill="A02B93"/>
             <w:tcMar>
@@ -853,44 +533,6 @@
                 <w:sz w:val="24"/>
                 <w:szCs w:val="24"/>
               </w:rPr>
-              <w:t>Beskrivelse</w:t>
-            </w:r>
-          </w:p>
-        </w:tc>
-        <w:tc>
-          <w:tcPr>
-            <w:tcW w:w="2496" w:type="dxa"/>
-            <w:tcBorders>
-              <w:top w:val="single" w:color="A02B93" w:sz="4" w:space="0"/>
-              <w:bottom w:val="single" w:color="A02B93" w:sz="4" w:space="0"/>
-            </w:tcBorders>
-            <w:shd w:val="clear" w:color="auto" w:fill="A02B93"/>
-            <w:tcMar>
-              <w:top w:w="0" w:type="dxa"/>
-              <w:left w:w="108" w:type="dxa"/>
-              <w:bottom w:w="0" w:type="dxa"/>
-              <w:right w:w="108" w:type="dxa"/>
-            </w:tcMar>
-          </w:tcPr>
-          <w:p>
-            <w:pPr>
-              <w:spacing w:after="0" w:line="240" w:lineRule="auto"/>
-              <w:rPr>
-                <w:b/>
-                <w:bCs/>
-                <w:color w:val="FFFFFF"/>
-                <w:sz w:val="24"/>
-                <w:szCs w:val="24"/>
-              </w:rPr>
-            </w:pPr>
-            <w:r>
-              <w:rPr>
-                <w:b/>
-                <w:bCs/>
-                <w:color w:val="FFFFFF"/>
-                <w:sz w:val="24"/>
-                <w:szCs w:val="24"/>
-              </w:rPr>
               <w:t>Forventet resultat</w:t>
             </w:r>
           </w:p>
@@ -899,9 +541,9 @@
           <w:tcPr>
             <w:tcW w:w="1892" w:type="dxa"/>
             <w:tcBorders>
-              <w:top w:val="single" w:color="A02B93" w:sz="4" w:space="0"/>
-              <w:bottom w:val="single" w:color="A02B93" w:sz="4" w:space="0"/>
-              <w:right w:val="single" w:color="A02B93" w:sz="4" w:space="0"/>
+              <w:top w:val="single" w:sz="4" w:space="0" w:color="A02B93"/>
+              <w:bottom w:val="single" w:sz="4" w:space="0" w:color="A02B93"/>
+              <w:right w:val="single" w:sz="4" w:space="0" w:color="A02B93"/>
             </w:tcBorders>
             <w:shd w:val="clear" w:color="auto" w:fill="A02B93"/>
             <w:tcMar>
@@ -936,20 +578,14 @@
         </w:tc>
       </w:tr>
       <w:tr>
-        <w:tblPrEx>
-          <w:tblCellMar>
-            <w:top w:w="0" w:type="dxa"/>
-            <w:bottom w:w="0" w:type="dxa"/>
-          </w:tblCellMar>
-        </w:tblPrEx>
         <w:tc>
           <w:tcPr>
             <w:tcW w:w="2276" w:type="dxa"/>
             <w:tcBorders>
-              <w:top w:val="single" w:color="D86DCB" w:sz="4" w:space="0"/>
-              <w:left w:val="single" w:color="D86DCB" w:sz="4" w:space="0"/>
-              <w:bottom w:val="single" w:color="D86DCB" w:sz="4" w:space="0"/>
-              <w:right w:val="single" w:color="D86DCB" w:sz="4" w:space="0"/>
+              <w:top w:val="single" w:sz="4" w:space="0" w:color="D86DCB"/>
+              <w:left w:val="single" w:sz="4" w:space="0" w:color="D86DCB"/>
+              <w:bottom w:val="single" w:sz="4" w:space="0" w:color="D86DCB"/>
+              <w:right w:val="single" w:sz="4" w:space="0" w:color="D86DCB"/>
             </w:tcBorders>
             <w:shd w:val="clear" w:color="auto" w:fill="F2CEED"/>
             <w:tcMar>
@@ -984,10 +620,10 @@
           <w:tcPr>
             <w:tcW w:w="2398" w:type="dxa"/>
             <w:tcBorders>
-              <w:top w:val="single" w:color="D86DCB" w:sz="4" w:space="0"/>
-              <w:left w:val="single" w:color="D86DCB" w:sz="4" w:space="0"/>
-              <w:bottom w:val="single" w:color="D86DCB" w:sz="4" w:space="0"/>
-              <w:right w:val="single" w:color="D86DCB" w:sz="4" w:space="0"/>
+              <w:top w:val="single" w:sz="4" w:space="0" w:color="D86DCB"/>
+              <w:left w:val="single" w:sz="4" w:space="0" w:color="D86DCB"/>
+              <w:bottom w:val="single" w:sz="4" w:space="0" w:color="D86DCB"/>
+              <w:right w:val="single" w:sz="4" w:space="0" w:color="D86DCB"/>
             </w:tcBorders>
             <w:shd w:val="clear" w:color="auto" w:fill="F2CEED"/>
             <w:tcMar>
@@ -1027,10 +663,10 @@
           <w:tcPr>
             <w:tcW w:w="2496" w:type="dxa"/>
             <w:tcBorders>
-              <w:top w:val="single" w:color="D86DCB" w:sz="4" w:space="0"/>
-              <w:left w:val="single" w:color="D86DCB" w:sz="4" w:space="0"/>
-              <w:bottom w:val="single" w:color="D86DCB" w:sz="4" w:space="0"/>
-              <w:right w:val="single" w:color="D86DCB" w:sz="4" w:space="0"/>
+              <w:top w:val="single" w:sz="4" w:space="0" w:color="D86DCB"/>
+              <w:left w:val="single" w:sz="4" w:space="0" w:color="D86DCB"/>
+              <w:bottom w:val="single" w:sz="4" w:space="0" w:color="D86DCB"/>
+              <w:right w:val="single" w:sz="4" w:space="0" w:color="D86DCB"/>
             </w:tcBorders>
             <w:shd w:val="clear" w:color="auto" w:fill="F2CEED"/>
             <w:tcMar>
@@ -1053,30 +689,7 @@
                 <w:sz w:val="24"/>
                 <w:szCs w:val="24"/>
               </w:rPr>
-              <w:t xml:space="preserve">Display viser </w:t>
-            </w:r>
-            <w:r>
-              <w:rPr>
-                <w:sz w:val="24"/>
-                <w:szCs w:val="24"/>
-              </w:rPr>
-              <w:t xml:space="preserve">nedtelling i realtid, </w:t>
-            </w:r>
-            <w:proofErr w:type="spellStart"/>
-            <w:r>
-              <w:rPr>
-                <w:sz w:val="24"/>
-                <w:szCs w:val="24"/>
-              </w:rPr>
-              <w:t>buzzer</w:t>
-            </w:r>
-            <w:proofErr w:type="spellEnd"/>
-            <w:r>
-              <w:rPr>
-                <w:sz w:val="24"/>
-                <w:szCs w:val="24"/>
-              </w:rPr>
-              <w:t xml:space="preserve"> piper ved 00:00, og klokken stopper. LED viser når 80%,60%,40% og 20% av tiden har gått</w:t>
+              <w:t>Display viser nedtelling i realtid, buzzer piper ved 00:00, og klokken stopper. LED viser når 80%,60%,40% og 20% av tiden har gått</w:t>
             </w:r>
           </w:p>
           <w:p>
@@ -1093,10 +706,10 @@
           <w:tcPr>
             <w:tcW w:w="1892" w:type="dxa"/>
             <w:tcBorders>
-              <w:top w:val="single" w:color="D86DCB" w:sz="4" w:space="0"/>
-              <w:left w:val="single" w:color="D86DCB" w:sz="4" w:space="0"/>
-              <w:bottom w:val="single" w:color="D86DCB" w:sz="4" w:space="0"/>
-              <w:right w:val="single" w:color="D86DCB" w:sz="4" w:space="0"/>
+              <w:top w:val="single" w:sz="4" w:space="0" w:color="D86DCB"/>
+              <w:left w:val="single" w:sz="4" w:space="0" w:color="D86DCB"/>
+              <w:bottom w:val="single" w:sz="4" w:space="0" w:color="D86DCB"/>
+              <w:right w:val="single" w:sz="4" w:space="0" w:color="D86DCB"/>
             </w:tcBorders>
             <w:shd w:val="clear" w:color="auto" w:fill="F2CEED"/>
             <w:tcMar>
@@ -1158,20 +771,14 @@
         </w:tc>
       </w:tr>
       <w:tr>
-        <w:tblPrEx>
-          <w:tblCellMar>
-            <w:top w:w="0" w:type="dxa"/>
-            <w:bottom w:w="0" w:type="dxa"/>
-          </w:tblCellMar>
-        </w:tblPrEx>
         <w:tc>
           <w:tcPr>
             <w:tcW w:w="2276" w:type="dxa"/>
             <w:tcBorders>
-              <w:top w:val="single" w:color="D86DCB" w:sz="4" w:space="0"/>
-              <w:left w:val="single" w:color="D86DCB" w:sz="4" w:space="0"/>
-              <w:bottom w:val="single" w:color="D86DCB" w:sz="4" w:space="0"/>
-              <w:right w:val="single" w:color="D86DCB" w:sz="4" w:space="0"/>
+              <w:top w:val="single" w:sz="4" w:space="0" w:color="D86DCB"/>
+              <w:left w:val="single" w:sz="4" w:space="0" w:color="D86DCB"/>
+              <w:bottom w:val="single" w:sz="4" w:space="0" w:color="D86DCB"/>
+              <w:right w:val="single" w:sz="4" w:space="0" w:color="D86DCB"/>
             </w:tcBorders>
             <w:tcMar>
               <w:top w:w="0" w:type="dxa"/>
@@ -1205,10 +812,10 @@
           <w:tcPr>
             <w:tcW w:w="2398" w:type="dxa"/>
             <w:tcBorders>
-              <w:top w:val="single" w:color="D86DCB" w:sz="4" w:space="0"/>
-              <w:left w:val="single" w:color="D86DCB" w:sz="4" w:space="0"/>
-              <w:bottom w:val="single" w:color="D86DCB" w:sz="4" w:space="0"/>
-              <w:right w:val="single" w:color="D86DCB" w:sz="4" w:space="0"/>
+              <w:top w:val="single" w:sz="4" w:space="0" w:color="D86DCB"/>
+              <w:left w:val="single" w:sz="4" w:space="0" w:color="D86DCB"/>
+              <w:bottom w:val="single" w:sz="4" w:space="0" w:color="D86DCB"/>
+              <w:right w:val="single" w:sz="4" w:space="0" w:color="D86DCB"/>
             </w:tcBorders>
             <w:tcMar>
               <w:top w:w="0" w:type="dxa"/>
@@ -1247,10 +854,10 @@
           <w:tcPr>
             <w:tcW w:w="2496" w:type="dxa"/>
             <w:tcBorders>
-              <w:top w:val="single" w:color="D86DCB" w:sz="4" w:space="0"/>
-              <w:left w:val="single" w:color="D86DCB" w:sz="4" w:space="0"/>
-              <w:bottom w:val="single" w:color="D86DCB" w:sz="4" w:space="0"/>
-              <w:right w:val="single" w:color="D86DCB" w:sz="4" w:space="0"/>
+              <w:top w:val="single" w:sz="4" w:space="0" w:color="D86DCB"/>
+              <w:left w:val="single" w:sz="4" w:space="0" w:color="D86DCB"/>
+              <w:bottom w:val="single" w:sz="4" w:space="0" w:color="D86DCB"/>
+              <w:right w:val="single" w:sz="4" w:space="0" w:color="D86DCB"/>
             </w:tcBorders>
             <w:tcMar>
               <w:top w:w="0" w:type="dxa"/>
@@ -1289,10 +896,10 @@
           <w:tcPr>
             <w:tcW w:w="1892" w:type="dxa"/>
             <w:tcBorders>
-              <w:top w:val="single" w:color="D86DCB" w:sz="4" w:space="0"/>
-              <w:left w:val="single" w:color="D86DCB" w:sz="4" w:space="0"/>
-              <w:bottom w:val="single" w:color="D86DCB" w:sz="4" w:space="0"/>
-              <w:right w:val="single" w:color="D86DCB" w:sz="4" w:space="0"/>
+              <w:top w:val="single" w:sz="4" w:space="0" w:color="D86DCB"/>
+              <w:left w:val="single" w:sz="4" w:space="0" w:color="D86DCB"/>
+              <w:bottom w:val="single" w:sz="4" w:space="0" w:color="D86DCB"/>
+              <w:right w:val="single" w:sz="4" w:space="0" w:color="D86DCB"/>
             </w:tcBorders>
             <w:tcMar>
               <w:top w:w="0" w:type="dxa"/>
@@ -1353,20 +960,14 @@
         </w:tc>
       </w:tr>
       <w:tr>
-        <w:tblPrEx>
-          <w:tblCellMar>
-            <w:top w:w="0" w:type="dxa"/>
-            <w:bottom w:w="0" w:type="dxa"/>
-          </w:tblCellMar>
-        </w:tblPrEx>
         <w:tc>
           <w:tcPr>
             <w:tcW w:w="2276" w:type="dxa"/>
             <w:tcBorders>
-              <w:top w:val="single" w:color="D86DCB" w:sz="4" w:space="0"/>
-              <w:left w:val="single" w:color="D86DCB" w:sz="4" w:space="0"/>
-              <w:bottom w:val="single" w:color="D86DCB" w:sz="4" w:space="0"/>
-              <w:right w:val="single" w:color="D86DCB" w:sz="4" w:space="0"/>
+              <w:top w:val="single" w:sz="4" w:space="0" w:color="D86DCB"/>
+              <w:left w:val="single" w:sz="4" w:space="0" w:color="D86DCB"/>
+              <w:bottom w:val="single" w:sz="4" w:space="0" w:color="D86DCB"/>
+              <w:right w:val="single" w:sz="4" w:space="0" w:color="D86DCB"/>
             </w:tcBorders>
             <w:shd w:val="clear" w:color="auto" w:fill="F2CEED"/>
             <w:tcMar>
@@ -1401,10 +1002,10 @@
           <w:tcPr>
             <w:tcW w:w="2398" w:type="dxa"/>
             <w:tcBorders>
-              <w:top w:val="single" w:color="D86DCB" w:sz="4" w:space="0"/>
-              <w:left w:val="single" w:color="D86DCB" w:sz="4" w:space="0"/>
-              <w:bottom w:val="single" w:color="D86DCB" w:sz="4" w:space="0"/>
-              <w:right w:val="single" w:color="D86DCB" w:sz="4" w:space="0"/>
+              <w:top w:val="single" w:sz="4" w:space="0" w:color="D86DCB"/>
+              <w:left w:val="single" w:sz="4" w:space="0" w:color="D86DCB"/>
+              <w:bottom w:val="single" w:sz="4" w:space="0" w:color="D86DCB"/>
+              <w:right w:val="single" w:sz="4" w:space="0" w:color="D86DCB"/>
             </w:tcBorders>
             <w:shd w:val="clear" w:color="auto" w:fill="F2CEED"/>
             <w:tcMar>
@@ -1427,14 +1028,7 @@
                 <w:sz w:val="24"/>
                 <w:szCs w:val="24"/>
               </w:rPr>
-              <w:t xml:space="preserve">Gjenoppta </w:t>
-            </w:r>
-            <w:r>
-              <w:rPr>
-                <w:sz w:val="24"/>
-                <w:szCs w:val="24"/>
-              </w:rPr>
-              <w:t xml:space="preserve">nedtelling. </w:t>
+              <w:t xml:space="preserve">Gjenoppta nedtelling. </w:t>
             </w:r>
           </w:p>
           <w:p>
@@ -1451,10 +1045,10 @@
           <w:tcPr>
             <w:tcW w:w="2496" w:type="dxa"/>
             <w:tcBorders>
-              <w:top w:val="single" w:color="D86DCB" w:sz="4" w:space="0"/>
-              <w:left w:val="single" w:color="D86DCB" w:sz="4" w:space="0"/>
-              <w:bottom w:val="single" w:color="D86DCB" w:sz="4" w:space="0"/>
-              <w:right w:val="single" w:color="D86DCB" w:sz="4" w:space="0"/>
+              <w:top w:val="single" w:sz="4" w:space="0" w:color="D86DCB"/>
+              <w:left w:val="single" w:sz="4" w:space="0" w:color="D86DCB"/>
+              <w:bottom w:val="single" w:sz="4" w:space="0" w:color="D86DCB"/>
+              <w:right w:val="single" w:sz="4" w:space="0" w:color="D86DCB"/>
             </w:tcBorders>
             <w:shd w:val="clear" w:color="auto" w:fill="F2CEED"/>
             <w:tcMar>
@@ -1485,10 +1079,10 @@
           <w:tcPr>
             <w:tcW w:w="1892" w:type="dxa"/>
             <w:tcBorders>
-              <w:top w:val="single" w:color="D86DCB" w:sz="4" w:space="0"/>
-              <w:left w:val="single" w:color="D86DCB" w:sz="4" w:space="0"/>
-              <w:bottom w:val="single" w:color="D86DCB" w:sz="4" w:space="0"/>
-              <w:right w:val="single" w:color="D86DCB" w:sz="4" w:space="0"/>
+              <w:top w:val="single" w:sz="4" w:space="0" w:color="D86DCB"/>
+              <w:left w:val="single" w:sz="4" w:space="0" w:color="D86DCB"/>
+              <w:bottom w:val="single" w:sz="4" w:space="0" w:color="D86DCB"/>
+              <w:right w:val="single" w:sz="4" w:space="0" w:color="D86DCB"/>
             </w:tcBorders>
             <w:shd w:val="clear" w:color="auto" w:fill="F2CEED"/>
             <w:tcMar>
@@ -1567,7 +1161,6 @@
           <w:szCs w:val="24"/>
         </w:rPr>
       </w:pPr>
-      <w:proofErr w:type="spellStart"/>
       <w:r>
         <w:rPr>
           <w:b/>
@@ -1575,17 +1168,7 @@
           <w:sz w:val="24"/>
           <w:szCs w:val="24"/>
         </w:rPr>
-        <w:t>Testcases</w:t>
-      </w:r>
-      <w:proofErr w:type="spellEnd"/>
-      <w:r>
-        <w:rPr>
-          <w:b/>
-          <w:bCs/>
-          <w:sz w:val="24"/>
-          <w:szCs w:val="24"/>
-        </w:rPr>
-        <w:t xml:space="preserve"> for egendefinert pomodoro</w:t>
+        <w:t>Testcases for egendefinert pomodoro</w:t>
       </w:r>
     </w:p>
     <w:tbl>
@@ -1604,19 +1187,13 @@
         <w:gridCol w:w="2266"/>
       </w:tblGrid>
       <w:tr>
-        <w:tblPrEx>
-          <w:tblCellMar>
-            <w:top w:w="0" w:type="dxa"/>
-            <w:bottom w:w="0" w:type="dxa"/>
-          </w:tblCellMar>
-        </w:tblPrEx>
         <w:tc>
           <w:tcPr>
             <w:tcW w:w="2265" w:type="dxa"/>
             <w:tcBorders>
-              <w:top w:val="single" w:color="A02B93" w:themeColor="accent5" w:sz="4" w:space="0"/>
-              <w:left w:val="single" w:color="A02B93" w:themeColor="accent5" w:sz="4" w:space="0"/>
-              <w:bottom w:val="single" w:color="A02B93" w:themeColor="accent5" w:sz="4" w:space="0"/>
+              <w:top w:val="single" w:sz="4" w:space="0" w:color="A02B93" w:themeColor="accent5"/>
+              <w:left w:val="single" w:sz="4" w:space="0" w:color="A02B93" w:themeColor="accent5"/>
+              <w:bottom w:val="single" w:sz="4" w:space="0" w:color="A02B93" w:themeColor="accent5"/>
             </w:tcBorders>
             <w:shd w:val="clear" w:color="auto" w:fill="A02B93" w:themeFill="accent5"/>
             <w:tcMar>
@@ -1637,7 +1214,6 @@
                 <w:szCs w:val="24"/>
               </w:rPr>
             </w:pPr>
-            <w:proofErr w:type="spellStart"/>
             <w:r>
               <w:rPr>
                 <w:b/>
@@ -1646,10 +1222,28 @@
                 <w:sz w:val="24"/>
                 <w:szCs w:val="24"/>
               </w:rPr>
-              <w:t>Testcase</w:t>
-            </w:r>
-            <w:proofErr w:type="spellEnd"/>
-            <w:r>
+              <w:t>Testcase ID</w:t>
+            </w:r>
+          </w:p>
+        </w:tc>
+        <w:tc>
+          <w:tcPr>
+            <w:tcW w:w="2265" w:type="dxa"/>
+            <w:tcBorders>
+              <w:top w:val="single" w:sz="4" w:space="0" w:color="A02B93" w:themeColor="accent5"/>
+              <w:bottom w:val="single" w:sz="4" w:space="0" w:color="A02B93" w:themeColor="accent5"/>
+            </w:tcBorders>
+            <w:shd w:val="clear" w:color="auto" w:fill="A02B93" w:themeFill="accent5"/>
+            <w:tcMar>
+              <w:top w:w="0" w:type="dxa"/>
+              <w:left w:w="108" w:type="dxa"/>
+              <w:bottom w:w="0" w:type="dxa"/>
+              <w:right w:w="108" w:type="dxa"/>
+            </w:tcMar>
+          </w:tcPr>
+          <w:p>
+            <w:pPr>
+              <w:spacing w:after="0" w:line="240" w:lineRule="auto"/>
               <w:rPr>
                 <w:b/>
                 <w:bCs/>
@@ -1657,16 +1251,25 @@
                 <w:sz w:val="24"/>
                 <w:szCs w:val="24"/>
               </w:rPr>
-              <w:t xml:space="preserve"> ID</w:t>
-            </w:r>
-          </w:p>
-        </w:tc>
-        <w:tc>
-          <w:tcPr>
-            <w:tcW w:w="2265" w:type="dxa"/>
-            <w:tcBorders>
-              <w:top w:val="single" w:color="A02B93" w:themeColor="accent5" w:sz="4" w:space="0"/>
-              <w:bottom w:val="single" w:color="A02B93" w:themeColor="accent5" w:sz="4" w:space="0"/>
+            </w:pPr>
+            <w:r>
+              <w:rPr>
+                <w:b/>
+                <w:bCs/>
+                <w:color w:val="FFFFFF"/>
+                <w:sz w:val="24"/>
+                <w:szCs w:val="24"/>
+              </w:rPr>
+              <w:t>Beskrivelse</w:t>
+            </w:r>
+          </w:p>
+        </w:tc>
+        <w:tc>
+          <w:tcPr>
+            <w:tcW w:w="2266" w:type="dxa"/>
+            <w:tcBorders>
+              <w:top w:val="single" w:sz="4" w:space="0" w:color="A02B93" w:themeColor="accent5"/>
+              <w:bottom w:val="single" w:sz="4" w:space="0" w:color="A02B93" w:themeColor="accent5"/>
             </w:tcBorders>
             <w:shd w:val="clear" w:color="auto" w:fill="A02B93" w:themeFill="accent5"/>
             <w:tcMar>
@@ -1695,7 +1298,7 @@
                 <w:sz w:val="24"/>
                 <w:szCs w:val="24"/>
               </w:rPr>
-              <w:t>Beskrivelse</w:t>
+              <w:t>Forventet resultat</w:t>
             </w:r>
           </w:p>
         </w:tc>
@@ -1703,47 +1306,9 @@
           <w:tcPr>
             <w:tcW w:w="2266" w:type="dxa"/>
             <w:tcBorders>
-              <w:top w:val="single" w:color="A02B93" w:themeColor="accent5" w:sz="4" w:space="0"/>
-              <w:bottom w:val="single" w:color="A02B93" w:themeColor="accent5" w:sz="4" w:space="0"/>
-            </w:tcBorders>
-            <w:shd w:val="clear" w:color="auto" w:fill="A02B93" w:themeFill="accent5"/>
-            <w:tcMar>
-              <w:top w:w="0" w:type="dxa"/>
-              <w:left w:w="108" w:type="dxa"/>
-              <w:bottom w:w="0" w:type="dxa"/>
-              <w:right w:w="108" w:type="dxa"/>
-            </w:tcMar>
-          </w:tcPr>
-          <w:p>
-            <w:pPr>
-              <w:spacing w:after="0" w:line="240" w:lineRule="auto"/>
-              <w:rPr>
-                <w:b/>
-                <w:bCs/>
-                <w:color w:val="FFFFFF"/>
-                <w:sz w:val="24"/>
-                <w:szCs w:val="24"/>
-              </w:rPr>
-            </w:pPr>
-            <w:r>
-              <w:rPr>
-                <w:b/>
-                <w:bCs/>
-                <w:color w:val="FFFFFF"/>
-                <w:sz w:val="24"/>
-                <w:szCs w:val="24"/>
-              </w:rPr>
-              <w:t>Forventet resultat</w:t>
-            </w:r>
-          </w:p>
-        </w:tc>
-        <w:tc>
-          <w:tcPr>
-            <w:tcW w:w="2266" w:type="dxa"/>
-            <w:tcBorders>
-              <w:top w:val="single" w:color="A02B93" w:themeColor="accent5" w:sz="4" w:space="0"/>
-              <w:bottom w:val="single" w:color="A02B93" w:themeColor="accent5" w:sz="4" w:space="0"/>
-              <w:right w:val="single" w:color="A02B93" w:themeColor="accent5" w:sz="4" w:space="0"/>
+              <w:top w:val="single" w:sz="4" w:space="0" w:color="A02B93" w:themeColor="accent5"/>
+              <w:bottom w:val="single" w:sz="4" w:space="0" w:color="A02B93" w:themeColor="accent5"/>
+              <w:right w:val="single" w:sz="4" w:space="0" w:color="A02B93" w:themeColor="accent5"/>
             </w:tcBorders>
             <w:shd w:val="clear" w:color="auto" w:fill="A02B93" w:themeFill="accent5"/>
             <w:tcMar>
@@ -1778,20 +1343,14 @@
         </w:tc>
       </w:tr>
       <w:tr>
-        <w:tblPrEx>
-          <w:tblCellMar>
-            <w:top w:w="0" w:type="dxa"/>
-            <w:bottom w:w="0" w:type="dxa"/>
-          </w:tblCellMar>
-        </w:tblPrEx>
         <w:tc>
           <w:tcPr>
             <w:tcW w:w="2265" w:type="dxa"/>
             <w:tcBorders>
-              <w:top w:val="single" w:color="D86DCB" w:themeColor="accent5" w:themeTint="99" w:sz="4" w:space="0"/>
-              <w:left w:val="single" w:color="D86DCB" w:themeColor="accent5" w:themeTint="99" w:sz="4" w:space="0"/>
-              <w:bottom w:val="single" w:color="D86DCB" w:themeColor="accent5" w:themeTint="99" w:sz="4" w:space="0"/>
-              <w:right w:val="single" w:color="D86DCB" w:themeColor="accent5" w:themeTint="99" w:sz="4" w:space="0"/>
+              <w:top w:val="single" w:sz="4" w:space="0" w:color="D86DCB" w:themeColor="accent5" w:themeTint="99"/>
+              <w:left w:val="single" w:sz="4" w:space="0" w:color="D86DCB" w:themeColor="accent5" w:themeTint="99"/>
+              <w:bottom w:val="single" w:sz="4" w:space="0" w:color="D86DCB" w:themeColor="accent5" w:themeTint="99"/>
+              <w:right w:val="single" w:sz="4" w:space="0" w:color="D86DCB" w:themeColor="accent5" w:themeTint="99"/>
             </w:tcBorders>
             <w:shd w:val="clear" w:color="auto" w:fill="F2CEED" w:themeFill="accent5" w:themeFillTint="33"/>
             <w:tcMar>
@@ -1826,10 +1385,10 @@
           <w:tcPr>
             <w:tcW w:w="2265" w:type="dxa"/>
             <w:tcBorders>
-              <w:top w:val="single" w:color="D86DCB" w:themeColor="accent5" w:themeTint="99" w:sz="4" w:space="0"/>
-              <w:left w:val="single" w:color="D86DCB" w:themeColor="accent5" w:themeTint="99" w:sz="4" w:space="0"/>
-              <w:bottom w:val="single" w:color="D86DCB" w:themeColor="accent5" w:themeTint="99" w:sz="4" w:space="0"/>
-              <w:right w:val="single" w:color="D86DCB" w:themeColor="accent5" w:themeTint="99" w:sz="4" w:space="0"/>
+              <w:top w:val="single" w:sz="4" w:space="0" w:color="D86DCB" w:themeColor="accent5" w:themeTint="99"/>
+              <w:left w:val="single" w:sz="4" w:space="0" w:color="D86DCB" w:themeColor="accent5" w:themeTint="99"/>
+              <w:bottom w:val="single" w:sz="4" w:space="0" w:color="D86DCB" w:themeColor="accent5" w:themeTint="99"/>
+              <w:right w:val="single" w:sz="4" w:space="0" w:color="D86DCB" w:themeColor="accent5" w:themeTint="99"/>
             </w:tcBorders>
             <w:shd w:val="clear" w:color="auto" w:fill="F2CEED" w:themeFill="accent5" w:themeFillTint="33"/>
             <w:tcMar>
@@ -1852,14 +1411,7 @@
                 <w:sz w:val="24"/>
                 <w:szCs w:val="24"/>
               </w:rPr>
-              <w:t xml:space="preserve">Sett egendefinert arbeidstid (f.eks. 30 min) og pausetid (f.eks. 7 </w:t>
-            </w:r>
-            <w:r>
-              <w:rPr>
-                <w:sz w:val="24"/>
-                <w:szCs w:val="24"/>
-              </w:rPr>
-              <w:t>min), start syklus.</w:t>
+              <w:t>Sett egendefinert arbeidstid (f.eks. 30 min) og pausetid (f.eks. 7 min), start syklus.</w:t>
             </w:r>
           </w:p>
           <w:p>
@@ -1876,10 +1428,10 @@
           <w:tcPr>
             <w:tcW w:w="2266" w:type="dxa"/>
             <w:tcBorders>
-              <w:top w:val="single" w:color="D86DCB" w:themeColor="accent5" w:themeTint="99" w:sz="4" w:space="0"/>
-              <w:left w:val="single" w:color="D86DCB" w:themeColor="accent5" w:themeTint="99" w:sz="4" w:space="0"/>
-              <w:bottom w:val="single" w:color="D86DCB" w:themeColor="accent5" w:themeTint="99" w:sz="4" w:space="0"/>
-              <w:right w:val="single" w:color="D86DCB" w:themeColor="accent5" w:themeTint="99" w:sz="4" w:space="0"/>
+              <w:top w:val="single" w:sz="4" w:space="0" w:color="D86DCB" w:themeColor="accent5" w:themeTint="99"/>
+              <w:left w:val="single" w:sz="4" w:space="0" w:color="D86DCB" w:themeColor="accent5" w:themeTint="99"/>
+              <w:bottom w:val="single" w:sz="4" w:space="0" w:color="D86DCB" w:themeColor="accent5" w:themeTint="99"/>
+              <w:right w:val="single" w:sz="4" w:space="0" w:color="D86DCB" w:themeColor="accent5" w:themeTint="99"/>
             </w:tcBorders>
             <w:shd w:val="clear" w:color="auto" w:fill="F2CEED" w:themeFill="accent5" w:themeFillTint="33"/>
             <w:tcMar>
@@ -1909,21 +1461,7 @@
                 <w:sz w:val="24"/>
                 <w:szCs w:val="24"/>
               </w:rPr>
-              <w:t xml:space="preserve">eller ned arbeid, </w:t>
-            </w:r>
-            <w:r>
-              <w:rPr>
-                <w:sz w:val="24"/>
-                <w:szCs w:val="24"/>
-              </w:rPr>
-              <w:t>buzzer</w:t>
-            </w:r>
-            <w:r>
-              <w:rPr>
-                <w:sz w:val="24"/>
-                <w:szCs w:val="24"/>
-              </w:rPr>
-              <w:t xml:space="preserve"> ved slutt, starter pause </w:t>
+              <w:t xml:space="preserve">eller ned arbeid, buzzer ved slutt, starter pause </w:t>
             </w:r>
             <w:r>
               <w:rPr>
@@ -1937,21 +1475,7 @@
                 <w:sz w:val="24"/>
                 <w:szCs w:val="24"/>
               </w:rPr>
-              <w:t xml:space="preserve">, </w:t>
-            </w:r>
-            <w:r>
-              <w:rPr>
-                <w:sz w:val="24"/>
-                <w:szCs w:val="24"/>
-              </w:rPr>
-              <w:t>buzzer</w:t>
-            </w:r>
-            <w:r>
-              <w:rPr>
-                <w:sz w:val="24"/>
-                <w:szCs w:val="24"/>
-              </w:rPr>
-              <w:t xml:space="preserve"> ved pause slutt, og gjentar syklus hvis satt til flere runder.</w:t>
+              <w:t>, buzzer ved pause slutt, og gjentar syklus hvis satt til flere runder.</w:t>
             </w:r>
           </w:p>
           <w:p>
@@ -1986,10 +1510,10 @@
           <w:tcPr>
             <w:tcW w:w="2266" w:type="dxa"/>
             <w:tcBorders>
-              <w:top w:val="single" w:color="D86DCB" w:themeColor="accent5" w:themeTint="99" w:sz="4" w:space="0"/>
-              <w:left w:val="single" w:color="D86DCB" w:themeColor="accent5" w:themeTint="99" w:sz="4" w:space="0"/>
-              <w:bottom w:val="single" w:color="D86DCB" w:themeColor="accent5" w:themeTint="99" w:sz="4" w:space="0"/>
-              <w:right w:val="single" w:color="D86DCB" w:themeColor="accent5" w:themeTint="99" w:sz="4" w:space="0"/>
+              <w:top w:val="single" w:sz="4" w:space="0" w:color="D86DCB" w:themeColor="accent5" w:themeTint="99"/>
+              <w:left w:val="single" w:sz="4" w:space="0" w:color="D86DCB" w:themeColor="accent5" w:themeTint="99"/>
+              <w:bottom w:val="single" w:sz="4" w:space="0" w:color="D86DCB" w:themeColor="accent5" w:themeTint="99"/>
+              <w:right w:val="single" w:sz="4" w:space="0" w:color="D86DCB" w:themeColor="accent5" w:themeTint="99"/>
             </w:tcBorders>
             <w:shd w:val="clear" w:color="auto" w:fill="F2CEED" w:themeFill="accent5" w:themeFillTint="33"/>
             <w:tcMar>
@@ -2002,789 +1526,26 @@
           <w:p>
             <w:pPr>
               <w:spacing w:after="0" w:line="240" w:lineRule="auto"/>
-              <w:rPr>
-                <w:b/>
-                <w:bCs/>
-                <w:sz w:val="24"/>
-                <w:szCs w:val="24"/>
-              </w:rPr>
-            </w:pPr>
-          </w:p>
-        </w:tc>
-      </w:tr>
-      <w:tr>
-        <w:tblPrEx>
-          <w:tblCellMar>
-            <w:top w:w="0" w:type="dxa"/>
-            <w:bottom w:w="0" w:type="dxa"/>
-          </w:tblCellMar>
-        </w:tblPrEx>
-        <w:tc>
-          <w:tcPr>
-            <w:tcW w:w="2265" w:type="dxa"/>
-            <w:tcBorders>
-              <w:top w:val="single" w:color="D86DCB" w:themeColor="accent5" w:themeTint="99" w:sz="4" w:space="0"/>
-              <w:left w:val="single" w:color="D86DCB" w:themeColor="accent5" w:themeTint="99" w:sz="4" w:space="0"/>
-              <w:bottom w:val="single" w:color="D86DCB" w:themeColor="accent5" w:themeTint="99" w:sz="4" w:space="0"/>
-              <w:right w:val="single" w:color="D86DCB" w:themeColor="accent5" w:themeTint="99" w:sz="4" w:space="0"/>
-            </w:tcBorders>
-            <w:tcMar>
-              <w:top w:w="0" w:type="dxa"/>
-              <w:left w:w="108" w:type="dxa"/>
-              <w:bottom w:w="0" w:type="dxa"/>
-              <w:right w:w="108" w:type="dxa"/>
-            </w:tcMar>
-          </w:tcPr>
-          <w:p>
-            <w:pPr>
-              <w:spacing w:after="0" w:line="240" w:lineRule="auto"/>
-              <w:rPr>
-                <w:b/>
-                <w:bCs/>
-                <w:sz w:val="24"/>
-                <w:szCs w:val="24"/>
-              </w:rPr>
-            </w:pPr>
-            <w:r>
-              <w:rPr>
-                <w:b/>
-                <w:bCs/>
-                <w:sz w:val="24"/>
-                <w:szCs w:val="24"/>
-              </w:rPr>
-              <w:t>TC-5</w:t>
-            </w:r>
-          </w:p>
-        </w:tc>
-        <w:tc>
-          <w:tcPr>
-            <w:tcW w:w="2265" w:type="dxa"/>
-            <w:tcBorders>
-              <w:top w:val="single" w:color="D86DCB" w:themeColor="accent5" w:themeTint="99" w:sz="4" w:space="0"/>
-              <w:left w:val="single" w:color="D86DCB" w:themeColor="accent5" w:themeTint="99" w:sz="4" w:space="0"/>
-              <w:bottom w:val="single" w:color="D86DCB" w:themeColor="accent5" w:themeTint="99" w:sz="4" w:space="0"/>
-              <w:right w:val="single" w:color="D86DCB" w:themeColor="accent5" w:themeTint="99" w:sz="4" w:space="0"/>
-            </w:tcBorders>
-            <w:tcMar>
-              <w:top w:w="0" w:type="dxa"/>
-              <w:left w:w="108" w:type="dxa"/>
-              <w:bottom w:w="0" w:type="dxa"/>
-              <w:right w:w="108" w:type="dxa"/>
-            </w:tcMar>
-          </w:tcPr>
-          <w:p>
-            <w:pPr>
-              <w:spacing w:after="0" w:line="240" w:lineRule="auto"/>
-              <w:rPr>
-                <w:sz w:val="24"/>
-                <w:szCs w:val="24"/>
-              </w:rPr>
-            </w:pPr>
-            <w:r>
-              <w:rPr>
-                <w:sz w:val="24"/>
-                <w:szCs w:val="24"/>
-              </w:rPr>
-              <w:t xml:space="preserve">Juster antall sykluser (f.eks. 4 </w:t>
-            </w:r>
-            <w:r>
-              <w:rPr>
-                <w:sz w:val="24"/>
-                <w:szCs w:val="24"/>
-              </w:rPr>
-              <w:t>runder)</w:t>
-            </w:r>
-          </w:p>
-          <w:p>
-            <w:pPr>
-              <w:spacing w:after="0" w:line="240" w:lineRule="auto"/>
-              <w:rPr>
-                <w:b/>
-                <w:bCs/>
-                <w:sz w:val="24"/>
-                <w:szCs w:val="24"/>
-              </w:rPr>
-            </w:pPr>
-          </w:p>
-        </w:tc>
-        <w:tc>
-          <w:tcPr>
-            <w:tcW w:w="2266" w:type="dxa"/>
-            <w:tcBorders>
-              <w:top w:val="single" w:color="D86DCB" w:themeColor="accent5" w:themeTint="99" w:sz="4" w:space="0"/>
-              <w:left w:val="single" w:color="D86DCB" w:themeColor="accent5" w:themeTint="99" w:sz="4" w:space="0"/>
-              <w:bottom w:val="single" w:color="D86DCB" w:themeColor="accent5" w:themeTint="99" w:sz="4" w:space="0"/>
-              <w:right w:val="single" w:color="D86DCB" w:themeColor="accent5" w:themeTint="99" w:sz="4" w:space="0"/>
-            </w:tcBorders>
-            <w:tcMar>
-              <w:top w:w="0" w:type="dxa"/>
-              <w:left w:w="108" w:type="dxa"/>
-              <w:bottom w:w="0" w:type="dxa"/>
-              <w:right w:w="108" w:type="dxa"/>
-            </w:tcMar>
-          </w:tcPr>
-          <w:p>
-            <w:pPr>
-              <w:spacing w:after="0" w:line="240" w:lineRule="auto"/>
-              <w:rPr>
-                <w:sz w:val="24"/>
-                <w:szCs w:val="24"/>
-              </w:rPr>
-            </w:pPr>
-            <w:r>
-              <w:rPr>
-                <w:sz w:val="24"/>
-                <w:szCs w:val="24"/>
-              </w:rPr>
-              <w:t>Etter hver full syklus (arbeid + pause), starter ny runde; lang pause etter siste</w:t>
-            </w:r>
-          </w:p>
-          <w:p>
-            <w:pPr>
-              <w:spacing w:after="0" w:line="240" w:lineRule="auto"/>
-              <w:rPr>
-                <w:b/>
-                <w:bCs/>
-                <w:sz w:val="24"/>
-                <w:szCs w:val="24"/>
-              </w:rPr>
-            </w:pPr>
-          </w:p>
-        </w:tc>
-        <w:tc>
-          <w:tcPr>
-            <w:tcW w:w="2266" w:type="dxa"/>
-            <w:tcBorders>
-              <w:top w:val="single" w:color="D86DCB" w:themeColor="accent5" w:themeTint="99" w:sz="4" w:space="0"/>
-              <w:left w:val="single" w:color="D86DCB" w:themeColor="accent5" w:themeTint="99" w:sz="4" w:space="0"/>
-              <w:bottom w:val="single" w:color="D86DCB" w:themeColor="accent5" w:themeTint="99" w:sz="4" w:space="0"/>
-              <w:right w:val="single" w:color="D86DCB" w:themeColor="accent5" w:themeTint="99" w:sz="4" w:space="0"/>
-            </w:tcBorders>
-            <w:tcMar>
-              <w:top w:w="0" w:type="dxa"/>
-              <w:left w:w="108" w:type="dxa"/>
-              <w:bottom w:w="0" w:type="dxa"/>
-              <w:right w:w="108" w:type="dxa"/>
-            </w:tcMar>
-          </w:tcPr>
-          <w:p>
-            <w:pPr>
-              <w:spacing w:after="0" w:line="240" w:lineRule="auto"/>
-              <w:rPr>
-                <w:b/>
-                <w:bCs/>
-                <w:sz w:val="24"/>
-                <w:szCs w:val="24"/>
-              </w:rPr>
-            </w:pPr>
-          </w:p>
-        </w:tc>
-      </w:tr>
-      <w:tr>
-        <w:tblPrEx>
-          <w:tblCellMar>
-            <w:top w:w="0" w:type="dxa"/>
-            <w:bottom w:w="0" w:type="dxa"/>
-          </w:tblCellMar>
-        </w:tblPrEx>
-        <w:tc>
-          <w:tcPr>
-            <w:tcW w:w="2265" w:type="dxa"/>
-            <w:tcBorders>
-              <w:top w:val="single" w:color="D86DCB" w:themeColor="accent5" w:themeTint="99" w:sz="4" w:space="0"/>
-              <w:left w:val="single" w:color="D86DCB" w:themeColor="accent5" w:themeTint="99" w:sz="4" w:space="0"/>
-              <w:bottom w:val="single" w:color="D86DCB" w:themeColor="accent5" w:themeTint="99" w:sz="4" w:space="0"/>
-              <w:right w:val="single" w:color="D86DCB" w:themeColor="accent5" w:themeTint="99" w:sz="4" w:space="0"/>
-            </w:tcBorders>
-            <w:shd w:val="clear" w:color="auto" w:fill="F2CEED" w:themeFill="accent5" w:themeFillTint="33"/>
-            <w:tcMar>
-              <w:top w:w="0" w:type="dxa"/>
-              <w:left w:w="108" w:type="dxa"/>
-              <w:bottom w:w="0" w:type="dxa"/>
-              <w:right w:w="108" w:type="dxa"/>
-            </w:tcMar>
-          </w:tcPr>
-          <w:p>
-            <w:pPr>
-              <w:spacing w:after="0" w:line="240" w:lineRule="auto"/>
-              <w:rPr>
-                <w:b/>
-                <w:bCs/>
-                <w:sz w:val="24"/>
-                <w:szCs w:val="24"/>
-              </w:rPr>
-            </w:pPr>
-            <w:r>
-              <w:rPr>
-                <w:b/>
-                <w:bCs/>
-                <w:sz w:val="24"/>
-                <w:szCs w:val="24"/>
-              </w:rPr>
-              <w:lastRenderedPageBreak/>
-              <w:t>TC-6</w:t>
-            </w:r>
-          </w:p>
-        </w:tc>
-        <w:tc>
-          <w:tcPr>
-            <w:tcW w:w="2265" w:type="dxa"/>
-            <w:tcBorders>
-              <w:top w:val="single" w:color="D86DCB" w:themeColor="accent5" w:themeTint="99" w:sz="4" w:space="0"/>
-              <w:left w:val="single" w:color="D86DCB" w:themeColor="accent5" w:themeTint="99" w:sz="4" w:space="0"/>
-              <w:bottom w:val="single" w:color="D86DCB" w:themeColor="accent5" w:themeTint="99" w:sz="4" w:space="0"/>
-              <w:right w:val="single" w:color="D86DCB" w:themeColor="accent5" w:themeTint="99" w:sz="4" w:space="0"/>
-            </w:tcBorders>
-            <w:shd w:val="clear" w:color="auto" w:fill="F2CEED" w:themeFill="accent5" w:themeFillTint="33"/>
-            <w:tcMar>
-              <w:top w:w="0" w:type="dxa"/>
-              <w:left w:w="108" w:type="dxa"/>
-              <w:bottom w:w="0" w:type="dxa"/>
-              <w:right w:w="108" w:type="dxa"/>
-            </w:tcMar>
-          </w:tcPr>
-          <w:p>
-            <w:pPr>
-              <w:spacing w:after="0" w:line="240" w:lineRule="auto"/>
-              <w:rPr>
-                <w:sz w:val="24"/>
-                <w:szCs w:val="24"/>
-              </w:rPr>
-            </w:pPr>
-            <w:r>
-              <w:rPr>
-                <w:sz w:val="24"/>
-                <w:szCs w:val="24"/>
-              </w:rPr>
-              <w:t>Avbryt syklus og reset.</w:t>
-            </w:r>
-          </w:p>
-          <w:p>
-            <w:pPr>
-              <w:spacing w:after="0" w:line="240" w:lineRule="auto"/>
-              <w:rPr>
-                <w:b/>
-                <w:bCs/>
-                <w:sz w:val="24"/>
-                <w:szCs w:val="24"/>
-              </w:rPr>
-            </w:pPr>
-          </w:p>
-        </w:tc>
-        <w:tc>
-          <w:tcPr>
-            <w:tcW w:w="2266" w:type="dxa"/>
-            <w:tcBorders>
-              <w:top w:val="single" w:color="D86DCB" w:themeColor="accent5" w:themeTint="99" w:sz="4" w:space="0"/>
-              <w:left w:val="single" w:color="D86DCB" w:themeColor="accent5" w:themeTint="99" w:sz="4" w:space="0"/>
-              <w:bottom w:val="single" w:color="D86DCB" w:themeColor="accent5" w:themeTint="99" w:sz="4" w:space="0"/>
-              <w:right w:val="single" w:color="D86DCB" w:themeColor="accent5" w:themeTint="99" w:sz="4" w:space="0"/>
-            </w:tcBorders>
-            <w:shd w:val="clear" w:color="auto" w:fill="F2CEED" w:themeFill="accent5" w:themeFillTint="33"/>
-            <w:tcMar>
-              <w:top w:w="0" w:type="dxa"/>
-              <w:left w:w="108" w:type="dxa"/>
-              <w:bottom w:w="0" w:type="dxa"/>
-              <w:right w:w="108" w:type="dxa"/>
-            </w:tcMar>
-          </w:tcPr>
-          <w:p>
-            <w:pPr>
-              <w:spacing w:after="0" w:line="240" w:lineRule="auto"/>
-              <w:rPr>
-                <w:sz w:val="24"/>
-                <w:szCs w:val="24"/>
-              </w:rPr>
-            </w:pPr>
-            <w:r>
-              <w:rPr>
-                <w:sz w:val="24"/>
-                <w:szCs w:val="24"/>
-              </w:rPr>
-              <w:t>Tilbake til hovedmeny, ingen resterende telling.</w:t>
-            </w:r>
-          </w:p>
-          <w:p>
-            <w:pPr>
-              <w:spacing w:after="0" w:line="240" w:lineRule="auto"/>
-              <w:rPr>
-                <w:b/>
-                <w:bCs/>
-                <w:sz w:val="24"/>
-                <w:szCs w:val="24"/>
-              </w:rPr>
-            </w:pPr>
-          </w:p>
-        </w:tc>
-        <w:tc>
-          <w:tcPr>
-            <w:tcW w:w="2266" w:type="dxa"/>
-            <w:tcBorders>
-              <w:top w:val="single" w:color="D86DCB" w:themeColor="accent5" w:themeTint="99" w:sz="4" w:space="0"/>
-              <w:left w:val="single" w:color="D86DCB" w:themeColor="accent5" w:themeTint="99" w:sz="4" w:space="0"/>
-              <w:bottom w:val="single" w:color="D86DCB" w:themeColor="accent5" w:themeTint="99" w:sz="4" w:space="0"/>
-              <w:right w:val="single" w:color="D86DCB" w:themeColor="accent5" w:themeTint="99" w:sz="4" w:space="0"/>
-            </w:tcBorders>
-            <w:shd w:val="clear" w:color="auto" w:fill="F2CEED" w:themeFill="accent5" w:themeFillTint="33"/>
-            <w:tcMar>
-              <w:top w:w="0" w:type="dxa"/>
-              <w:left w:w="108" w:type="dxa"/>
-              <w:bottom w:w="0" w:type="dxa"/>
-              <w:right w:w="108" w:type="dxa"/>
-            </w:tcMar>
-          </w:tcPr>
-          <w:p>
-            <w:pPr>
-              <w:spacing w:after="0" w:line="240" w:lineRule="auto"/>
-              <w:rPr>
-                <w:b/>
-                <w:bCs/>
-                <w:sz w:val="24"/>
-                <w:szCs w:val="24"/>
-              </w:rPr>
-            </w:pPr>
-          </w:p>
-        </w:tc>
-      </w:tr>
-    </w:tbl>
-    <w:p>
-      <w:pPr>
-        <w:rPr>
-          <w:b/>
-          <w:bCs/>
-          <w:sz w:val="24"/>
-          <w:szCs w:val="24"/>
-        </w:rPr>
-      </w:pPr>
-    </w:p>
-    <w:p>
-      <w:pPr>
-        <w:rPr>
-          <w:b/>
-          <w:bCs/>
-          <w:sz w:val="24"/>
-          <w:szCs w:val="24"/>
-        </w:rPr>
-      </w:pPr>
-      <w:proofErr w:type="spellStart"/>
-      <w:r>
-        <w:rPr>
-          <w:b/>
-          <w:bCs/>
-          <w:sz w:val="24"/>
-          <w:szCs w:val="24"/>
-        </w:rPr>
-        <w:t>Testcases</w:t>
-      </w:r>
-      <w:proofErr w:type="spellEnd"/>
-      <w:r>
-        <w:rPr>
-          <w:b/>
-          <w:bCs/>
-          <w:sz w:val="24"/>
-          <w:szCs w:val="24"/>
-        </w:rPr>
-        <w:t xml:space="preserve"> for </w:t>
-      </w:r>
-      <w:proofErr w:type="spellStart"/>
-      <w:r>
-        <w:rPr>
-          <w:b/>
-          <w:bCs/>
-          <w:sz w:val="24"/>
-          <w:szCs w:val="24"/>
-        </w:rPr>
-        <w:t>presets</w:t>
-      </w:r>
-      <w:proofErr w:type="spellEnd"/>
-    </w:p>
-    <w:tbl>
-      <w:tblPr>
-        <w:tblW w:w="9062" w:type="dxa"/>
-        <w:tblCellMar>
-          <w:left w:w="10" w:type="dxa"/>
-          <w:right w:w="10" w:type="dxa"/>
-        </w:tblCellMar>
-        <w:tblLook w:val="0000" w:firstRow="0" w:lastRow="0" w:firstColumn="0" w:lastColumn="0" w:noHBand="0" w:noVBand="0"/>
-      </w:tblPr>
-      <w:tblGrid>
-        <w:gridCol w:w="2265"/>
-        <w:gridCol w:w="2265"/>
-        <w:gridCol w:w="2266"/>
-        <w:gridCol w:w="2266"/>
-      </w:tblGrid>
-      <w:tr>
-        <w:tblPrEx>
-          <w:tblCellMar>
-            <w:top w:w="0" w:type="dxa"/>
-            <w:bottom w:w="0" w:type="dxa"/>
-          </w:tblCellMar>
-        </w:tblPrEx>
-        <w:tc>
-          <w:tcPr>
-            <w:tcW w:w="2265" w:type="dxa"/>
-            <w:tcBorders>
-              <w:top w:val="single" w:color="A02B93" w:themeColor="accent5" w:sz="4" w:space="0"/>
-              <w:left w:val="single" w:color="A02B93" w:themeColor="accent5" w:sz="4" w:space="0"/>
-              <w:bottom w:val="single" w:color="A02B93" w:themeColor="accent5" w:sz="4" w:space="0"/>
-            </w:tcBorders>
-            <w:shd w:val="clear" w:color="auto" w:fill="A02B93" w:themeFill="accent5"/>
-            <w:tcMar>
-              <w:top w:w="0" w:type="dxa"/>
-              <w:left w:w="108" w:type="dxa"/>
-              <w:bottom w:w="0" w:type="dxa"/>
-              <w:right w:w="108" w:type="dxa"/>
-            </w:tcMar>
-          </w:tcPr>
-          <w:p>
-            <w:pPr>
-              <w:spacing w:after="0" w:line="240" w:lineRule="auto"/>
-              <w:rPr>
-                <w:b/>
-                <w:bCs/>
-                <w:color w:val="FFFFFF"/>
-                <w:sz w:val="24"/>
-                <w:szCs w:val="24"/>
-              </w:rPr>
-            </w:pPr>
-            <w:proofErr w:type="spellStart"/>
-            <w:r>
-              <w:rPr>
-                <w:b/>
-                <w:bCs/>
-                <w:color w:val="FFFFFF"/>
-                <w:sz w:val="24"/>
-                <w:szCs w:val="24"/>
-              </w:rPr>
-              <w:t>Testcase</w:t>
-            </w:r>
-            <w:proofErr w:type="spellEnd"/>
-            <w:r>
-              <w:rPr>
-                <w:b/>
-                <w:bCs/>
-                <w:color w:val="FFFFFF"/>
-                <w:sz w:val="24"/>
-                <w:szCs w:val="24"/>
-              </w:rPr>
-              <w:t xml:space="preserve"> ID</w:t>
-            </w:r>
-          </w:p>
-        </w:tc>
-        <w:tc>
-          <w:tcPr>
-            <w:tcW w:w="2265" w:type="dxa"/>
-            <w:tcBorders>
-              <w:top w:val="single" w:color="A02B93" w:themeColor="accent5" w:sz="4" w:space="0"/>
-              <w:bottom w:val="single" w:color="A02B93" w:themeColor="accent5" w:sz="4" w:space="0"/>
-            </w:tcBorders>
-            <w:shd w:val="clear" w:color="auto" w:fill="A02B93" w:themeFill="accent5"/>
-            <w:tcMar>
-              <w:top w:w="0" w:type="dxa"/>
-              <w:left w:w="108" w:type="dxa"/>
-              <w:bottom w:w="0" w:type="dxa"/>
-              <w:right w:w="108" w:type="dxa"/>
-            </w:tcMar>
-          </w:tcPr>
-          <w:p>
-            <w:pPr>
-              <w:spacing w:after="0" w:line="240" w:lineRule="auto"/>
-              <w:rPr>
-                <w:b/>
-                <w:bCs/>
-                <w:color w:val="FFFFFF"/>
-                <w:sz w:val="24"/>
-                <w:szCs w:val="24"/>
-              </w:rPr>
-            </w:pPr>
-            <w:r>
-              <w:rPr>
-                <w:b/>
-                <w:bCs/>
-                <w:color w:val="FFFFFF"/>
-                <w:sz w:val="24"/>
-                <w:szCs w:val="24"/>
-              </w:rPr>
-              <w:t>Beskrivelse</w:t>
-            </w:r>
-          </w:p>
-        </w:tc>
-        <w:tc>
-          <w:tcPr>
-            <w:tcW w:w="2266" w:type="dxa"/>
-            <w:tcBorders>
-              <w:top w:val="single" w:color="A02B93" w:themeColor="accent5" w:sz="4" w:space="0"/>
-              <w:bottom w:val="single" w:color="A02B93" w:themeColor="accent5" w:sz="4" w:space="0"/>
-            </w:tcBorders>
-            <w:shd w:val="clear" w:color="auto" w:fill="A02B93" w:themeFill="accent5"/>
-            <w:tcMar>
-              <w:top w:w="0" w:type="dxa"/>
-              <w:left w:w="108" w:type="dxa"/>
-              <w:bottom w:w="0" w:type="dxa"/>
-              <w:right w:w="108" w:type="dxa"/>
-            </w:tcMar>
-          </w:tcPr>
-          <w:p>
-            <w:pPr>
-              <w:spacing w:after="0" w:line="240" w:lineRule="auto"/>
-              <w:rPr>
-                <w:b/>
-                <w:bCs/>
-                <w:color w:val="FFFFFF"/>
-                <w:sz w:val="24"/>
-                <w:szCs w:val="24"/>
-              </w:rPr>
-            </w:pPr>
-            <w:r>
-              <w:rPr>
-                <w:b/>
-                <w:bCs/>
-                <w:color w:val="FFFFFF"/>
-                <w:sz w:val="24"/>
-                <w:szCs w:val="24"/>
-              </w:rPr>
-              <w:t>Forventet resultat</w:t>
-            </w:r>
-          </w:p>
-        </w:tc>
-        <w:tc>
-          <w:tcPr>
-            <w:tcW w:w="2266" w:type="dxa"/>
-            <w:tcBorders>
-              <w:top w:val="single" w:color="A02B93" w:themeColor="accent5" w:sz="4" w:space="0"/>
-              <w:bottom w:val="single" w:color="A02B93" w:themeColor="accent5" w:sz="4" w:space="0"/>
-              <w:right w:val="single" w:color="A02B93" w:themeColor="accent5" w:sz="4" w:space="0"/>
-            </w:tcBorders>
-            <w:shd w:val="clear" w:color="auto" w:fill="A02B93" w:themeFill="accent5"/>
-            <w:tcMar>
-              <w:top w:w="0" w:type="dxa"/>
-              <w:left w:w="108" w:type="dxa"/>
-              <w:bottom w:w="0" w:type="dxa"/>
-              <w:right w:w="108" w:type="dxa"/>
-            </w:tcMar>
-          </w:tcPr>
-          <w:p>
-            <w:pPr>
-              <w:spacing w:after="0" w:line="240" w:lineRule="auto"/>
-              <w:rPr>
-                <w:b/>
-                <w:bCs/>
-                <w:color w:val="FFFFFF"/>
-                <w:sz w:val="24"/>
-                <w:szCs w:val="24"/>
-              </w:rPr>
-            </w:pPr>
-            <w:r>
-              <w:rPr>
-                <w:b/>
-                <w:bCs/>
-                <w:color w:val="FFFFFF"/>
-                <w:sz w:val="24"/>
-                <w:szCs w:val="24"/>
-              </w:rPr>
-              <w:t xml:space="preserve">Test </w:t>
-            </w:r>
-            <w:r>
-              <w:rPr>
-                <w:b/>
-                <w:bCs/>
-                <w:color w:val="FFFFFF"/>
-                <w:sz w:val="24"/>
-                <w:szCs w:val="24"/>
-              </w:rPr>
-              <w:t>Fullført</w:t>
-            </w:r>
-          </w:p>
-        </w:tc>
-      </w:tr>
-      <w:tr>
-        <w:tblPrEx>
-          <w:tblCellMar>
-            <w:top w:w="0" w:type="dxa"/>
-            <w:bottom w:w="0" w:type="dxa"/>
-          </w:tblCellMar>
-        </w:tblPrEx>
-        <w:tc>
-          <w:tcPr>
-            <w:tcW w:w="2265" w:type="dxa"/>
-            <w:tcBorders>
-              <w:top w:val="single" w:color="D86DCB" w:themeColor="accent5" w:themeTint="99" w:sz="4" w:space="0"/>
-              <w:left w:val="single" w:color="D86DCB" w:themeColor="accent5" w:themeTint="99" w:sz="4" w:space="0"/>
-              <w:bottom w:val="single" w:color="D86DCB" w:themeColor="accent5" w:themeTint="99" w:sz="4" w:space="0"/>
-              <w:right w:val="single" w:color="D86DCB" w:themeColor="accent5" w:themeTint="99" w:sz="4" w:space="0"/>
-            </w:tcBorders>
-            <w:shd w:val="clear" w:color="auto" w:fill="F2CEED" w:themeFill="accent5" w:themeFillTint="33"/>
-            <w:tcMar>
-              <w:top w:w="0" w:type="dxa"/>
-              <w:left w:w="108" w:type="dxa"/>
-              <w:bottom w:w="0" w:type="dxa"/>
-              <w:right w:w="108" w:type="dxa"/>
-            </w:tcMar>
-          </w:tcPr>
-          <w:p>
-            <w:pPr>
-              <w:spacing w:after="0" w:line="240" w:lineRule="auto"/>
-              <w:rPr>
-                <w:b/>
-                <w:bCs/>
-                <w:sz w:val="24"/>
-                <w:szCs w:val="24"/>
-              </w:rPr>
-            </w:pPr>
-            <w:r>
-              <w:rPr>
-                <w:b/>
-                <w:bCs/>
-                <w:sz w:val="24"/>
-                <w:szCs w:val="24"/>
-              </w:rPr>
-              <w:t>TC-7</w:t>
-            </w:r>
-          </w:p>
-        </w:tc>
-        <w:tc>
-          <w:tcPr>
-            <w:tcW w:w="2265" w:type="dxa"/>
-            <w:tcBorders>
-              <w:top w:val="single" w:color="D86DCB" w:themeColor="accent5" w:themeTint="99" w:sz="4" w:space="0"/>
-              <w:left w:val="single" w:color="D86DCB" w:themeColor="accent5" w:themeTint="99" w:sz="4" w:space="0"/>
-              <w:bottom w:val="single" w:color="D86DCB" w:themeColor="accent5" w:themeTint="99" w:sz="4" w:space="0"/>
-              <w:right w:val="single" w:color="D86DCB" w:themeColor="accent5" w:themeTint="99" w:sz="4" w:space="0"/>
-            </w:tcBorders>
-            <w:shd w:val="clear" w:color="auto" w:fill="F2CEED" w:themeFill="accent5" w:themeFillTint="33"/>
-            <w:tcMar>
-              <w:top w:w="0" w:type="dxa"/>
-              <w:left w:w="108" w:type="dxa"/>
-              <w:bottom w:w="0" w:type="dxa"/>
-              <w:right w:w="108" w:type="dxa"/>
-            </w:tcMar>
-          </w:tcPr>
-          <w:p>
-            <w:pPr>
-              <w:spacing w:after="0" w:line="240" w:lineRule="auto"/>
-              <w:rPr>
-                <w:sz w:val="24"/>
-                <w:szCs w:val="24"/>
-              </w:rPr>
-            </w:pPr>
-            <w:r>
-              <w:rPr>
-                <w:sz w:val="24"/>
-                <w:szCs w:val="24"/>
-              </w:rPr>
-              <w:t xml:space="preserve">Velg </w:t>
-            </w:r>
-            <w:proofErr w:type="spellStart"/>
-            <w:r>
-              <w:rPr>
-                <w:sz w:val="24"/>
-                <w:szCs w:val="24"/>
-              </w:rPr>
-              <w:t>preset</w:t>
-            </w:r>
-            <w:proofErr w:type="spellEnd"/>
-            <w:r>
-              <w:rPr>
-                <w:sz w:val="24"/>
-                <w:szCs w:val="24"/>
-              </w:rPr>
-              <w:t xml:space="preserve"> "Standard" (25/5)</w:t>
-            </w:r>
-          </w:p>
-          <w:p>
-            <w:pPr>
-              <w:spacing w:after="0" w:line="240" w:lineRule="auto"/>
-              <w:rPr>
-                <w:b/>
-                <w:bCs/>
-                <w:sz w:val="24"/>
-                <w:szCs w:val="24"/>
-              </w:rPr>
-            </w:pPr>
-          </w:p>
-        </w:tc>
-        <w:tc>
-          <w:tcPr>
-            <w:tcW w:w="2266" w:type="dxa"/>
-            <w:tcBorders>
-              <w:top w:val="single" w:color="D86DCB" w:themeColor="accent5" w:themeTint="99" w:sz="4" w:space="0"/>
-              <w:left w:val="single" w:color="D86DCB" w:themeColor="accent5" w:themeTint="99" w:sz="4" w:space="0"/>
-              <w:bottom w:val="single" w:color="D86DCB" w:themeColor="accent5" w:themeTint="99" w:sz="4" w:space="0"/>
-              <w:right w:val="single" w:color="D86DCB" w:themeColor="accent5" w:themeTint="99" w:sz="4" w:space="0"/>
-            </w:tcBorders>
-            <w:shd w:val="clear" w:color="auto" w:fill="F2CEED" w:themeFill="accent5" w:themeFillTint="33"/>
-            <w:tcMar>
-              <w:top w:w="0" w:type="dxa"/>
-              <w:left w:w="108" w:type="dxa"/>
-              <w:bottom w:w="0" w:type="dxa"/>
-              <w:right w:w="108" w:type="dxa"/>
-            </w:tcMar>
-          </w:tcPr>
-          <w:p>
-            <w:pPr>
-              <w:spacing w:after="0" w:line="240" w:lineRule="auto"/>
-              <w:rPr>
-                <w:sz w:val="24"/>
-                <w:szCs w:val="24"/>
-              </w:rPr>
-            </w:pPr>
-            <w:r>
-              <w:rPr>
-                <w:sz w:val="24"/>
-                <w:szCs w:val="24"/>
-              </w:rPr>
-              <w:t>Laster forhåndsdefinerte tider, starter Pomodoro-syklus korrekt</w:t>
-            </w:r>
-          </w:p>
-          <w:p>
-            <w:pPr>
-              <w:spacing w:after="0" w:line="240" w:lineRule="auto"/>
-              <w:rPr>
-                <w:b/>
-                <w:bCs/>
-                <w:sz w:val="24"/>
-                <w:szCs w:val="24"/>
-              </w:rPr>
-            </w:pPr>
-          </w:p>
-        </w:tc>
-        <w:tc>
-          <w:tcPr>
-            <w:tcW w:w="2266" w:type="dxa"/>
-            <w:tcBorders>
-              <w:top w:val="single" w:color="D86DCB" w:themeColor="accent5" w:themeTint="99" w:sz="4" w:space="0"/>
-              <w:left w:val="single" w:color="D86DCB" w:themeColor="accent5" w:themeTint="99" w:sz="4" w:space="0"/>
-              <w:bottom w:val="single" w:color="D86DCB" w:themeColor="accent5" w:themeTint="99" w:sz="4" w:space="0"/>
-              <w:right w:val="single" w:color="D86DCB" w:themeColor="accent5" w:themeTint="99" w:sz="4" w:space="0"/>
-            </w:tcBorders>
-            <w:shd w:val="clear" w:color="auto" w:fill="F2CEED" w:themeFill="accent5" w:themeFillTint="33"/>
-            <w:tcMar>
-              <w:top w:w="0" w:type="dxa"/>
-              <w:left w:w="108" w:type="dxa"/>
-              <w:bottom w:w="0" w:type="dxa"/>
-              <w:right w:w="108" w:type="dxa"/>
-            </w:tcMar>
-          </w:tcPr>
-          <w:p w14:noSpellErr="1">
-            <w:pPr>
-              <w:spacing w:after="0" w:line="240" w:lineRule="auto"/>
-            </w:pPr>
-            <w:r>
+            </w:pPr>
+            <w:r>
+              <w:rPr>
+                <w:noProof/>
+              </w:rPr>
               <w:drawing>
-                <wp:inline wp14:editId="5FED4920" wp14:anchorId="0874ACB9">
+                <wp:inline distT="0" distB="0" distL="0" distR="0" wp14:anchorId="3986968D" wp14:editId="2E036467">
                   <wp:extent cx="898462" cy="809070"/>
                   <wp:effectExtent l="0" t="0" r="0" b="0"/>
-                  <wp:docPr id="242783474" name="Bilde 1" descr="&quot;Check mark emoji&quot; Emoji - Download for free - Iconduck"/>
+                  <wp:docPr id="219564679" name="Bilde 1" descr="&quot;Check mark emoji&quot; Emoji - Download for free - Iconduck"/>
                   <wp:cNvGraphicFramePr/>
-                  <a:graphic>
-                    <a:graphicData xmlns:a="http://schemas.openxmlformats.org/drawingml/2006/main" uri="http://schemas.openxmlformats.org/drawingml/2006/picture">
+                  <a:graphic xmlns:a="http://schemas.openxmlformats.org/drawingml/2006/main">
+                    <a:graphicData uri="http://schemas.openxmlformats.org/drawingml/2006/picture">
                       <pic:pic xmlns:pic="http://schemas.openxmlformats.org/drawingml/2006/picture">
                         <pic:nvPicPr>
                           <pic:cNvPr id="0" name=""/>
                           <pic:cNvPicPr/>
                         </pic:nvPicPr>
                         <pic:blipFill>
-                          <a:blip xmlns:r="http://schemas.openxmlformats.org/officeDocument/2006/relationships" r:embed="rId7"/>
+                          <a:blip r:embed="rId7"/>
                           <a:srcRect/>
                           <a:stretch>
                             <a:fillRect/>
@@ -2814,20 +1575,764 @@
         </w:tc>
       </w:tr>
       <w:tr>
-        <w:tblPrEx>
-          <w:tblCellMar>
-            <w:top w:w="0" w:type="dxa"/>
-            <w:bottom w:w="0" w:type="dxa"/>
-          </w:tblCellMar>
-        </w:tblPrEx>
         <w:tc>
           <w:tcPr>
             <w:tcW w:w="2265" w:type="dxa"/>
             <w:tcBorders>
-              <w:top w:val="single" w:color="D86DCB" w:themeColor="accent5" w:themeTint="99" w:sz="4" w:space="0"/>
-              <w:left w:val="single" w:color="D86DCB" w:themeColor="accent5" w:themeTint="99" w:sz="4" w:space="0"/>
-              <w:bottom w:val="single" w:color="D86DCB" w:themeColor="accent5" w:themeTint="99" w:sz="4" w:space="0"/>
-              <w:right w:val="single" w:color="D86DCB" w:themeColor="accent5" w:themeTint="99" w:sz="4" w:space="0"/>
+              <w:top w:val="single" w:sz="4" w:space="0" w:color="D86DCB" w:themeColor="accent5" w:themeTint="99"/>
+              <w:left w:val="single" w:sz="4" w:space="0" w:color="D86DCB" w:themeColor="accent5" w:themeTint="99"/>
+              <w:bottom w:val="single" w:sz="4" w:space="0" w:color="D86DCB" w:themeColor="accent5" w:themeTint="99"/>
+              <w:right w:val="single" w:sz="4" w:space="0" w:color="D86DCB" w:themeColor="accent5" w:themeTint="99"/>
+            </w:tcBorders>
+            <w:tcMar>
+              <w:top w:w="0" w:type="dxa"/>
+              <w:left w:w="108" w:type="dxa"/>
+              <w:bottom w:w="0" w:type="dxa"/>
+              <w:right w:w="108" w:type="dxa"/>
+            </w:tcMar>
+          </w:tcPr>
+          <w:p>
+            <w:pPr>
+              <w:spacing w:after="0" w:line="240" w:lineRule="auto"/>
+              <w:rPr>
+                <w:b/>
+                <w:bCs/>
+                <w:sz w:val="24"/>
+                <w:szCs w:val="24"/>
+              </w:rPr>
+            </w:pPr>
+            <w:r>
+              <w:rPr>
+                <w:b/>
+                <w:bCs/>
+                <w:sz w:val="24"/>
+                <w:szCs w:val="24"/>
+              </w:rPr>
+              <w:t>TC-5</w:t>
+            </w:r>
+          </w:p>
+        </w:tc>
+        <w:tc>
+          <w:tcPr>
+            <w:tcW w:w="2265" w:type="dxa"/>
+            <w:tcBorders>
+              <w:top w:val="single" w:sz="4" w:space="0" w:color="D86DCB" w:themeColor="accent5" w:themeTint="99"/>
+              <w:left w:val="single" w:sz="4" w:space="0" w:color="D86DCB" w:themeColor="accent5" w:themeTint="99"/>
+              <w:bottom w:val="single" w:sz="4" w:space="0" w:color="D86DCB" w:themeColor="accent5" w:themeTint="99"/>
+              <w:right w:val="single" w:sz="4" w:space="0" w:color="D86DCB" w:themeColor="accent5" w:themeTint="99"/>
+            </w:tcBorders>
+            <w:tcMar>
+              <w:top w:w="0" w:type="dxa"/>
+              <w:left w:w="108" w:type="dxa"/>
+              <w:bottom w:w="0" w:type="dxa"/>
+              <w:right w:w="108" w:type="dxa"/>
+            </w:tcMar>
+          </w:tcPr>
+          <w:p>
+            <w:pPr>
+              <w:spacing w:after="0" w:line="240" w:lineRule="auto"/>
+              <w:rPr>
+                <w:sz w:val="24"/>
+                <w:szCs w:val="24"/>
+              </w:rPr>
+            </w:pPr>
+            <w:r>
+              <w:rPr>
+                <w:sz w:val="24"/>
+                <w:szCs w:val="24"/>
+              </w:rPr>
+              <w:t>Juster antall sykluser (f.eks. 4 runder)</w:t>
+            </w:r>
+          </w:p>
+          <w:p>
+            <w:pPr>
+              <w:spacing w:after="0" w:line="240" w:lineRule="auto"/>
+              <w:rPr>
+                <w:b/>
+                <w:bCs/>
+                <w:sz w:val="24"/>
+                <w:szCs w:val="24"/>
+              </w:rPr>
+            </w:pPr>
+          </w:p>
+        </w:tc>
+        <w:tc>
+          <w:tcPr>
+            <w:tcW w:w="2266" w:type="dxa"/>
+            <w:tcBorders>
+              <w:top w:val="single" w:sz="4" w:space="0" w:color="D86DCB" w:themeColor="accent5" w:themeTint="99"/>
+              <w:left w:val="single" w:sz="4" w:space="0" w:color="D86DCB" w:themeColor="accent5" w:themeTint="99"/>
+              <w:bottom w:val="single" w:sz="4" w:space="0" w:color="D86DCB" w:themeColor="accent5" w:themeTint="99"/>
+              <w:right w:val="single" w:sz="4" w:space="0" w:color="D86DCB" w:themeColor="accent5" w:themeTint="99"/>
+            </w:tcBorders>
+            <w:tcMar>
+              <w:top w:w="0" w:type="dxa"/>
+              <w:left w:w="108" w:type="dxa"/>
+              <w:bottom w:w="0" w:type="dxa"/>
+              <w:right w:w="108" w:type="dxa"/>
+            </w:tcMar>
+          </w:tcPr>
+          <w:p>
+            <w:pPr>
+              <w:spacing w:after="0" w:line="240" w:lineRule="auto"/>
+              <w:rPr>
+                <w:sz w:val="24"/>
+                <w:szCs w:val="24"/>
+              </w:rPr>
+            </w:pPr>
+            <w:r>
+              <w:rPr>
+                <w:sz w:val="24"/>
+                <w:szCs w:val="24"/>
+              </w:rPr>
+              <w:t>Etter hver full syklus (arbeid + pause), starter ny runde; lang pause etter siste</w:t>
+            </w:r>
+          </w:p>
+          <w:p>
+            <w:pPr>
+              <w:spacing w:after="0" w:line="240" w:lineRule="auto"/>
+              <w:rPr>
+                <w:b/>
+                <w:bCs/>
+                <w:sz w:val="24"/>
+                <w:szCs w:val="24"/>
+              </w:rPr>
+            </w:pPr>
+          </w:p>
+        </w:tc>
+        <w:tc>
+          <w:tcPr>
+            <w:tcW w:w="2266" w:type="dxa"/>
+            <w:tcBorders>
+              <w:top w:val="single" w:sz="4" w:space="0" w:color="D86DCB" w:themeColor="accent5" w:themeTint="99"/>
+              <w:left w:val="single" w:sz="4" w:space="0" w:color="D86DCB" w:themeColor="accent5" w:themeTint="99"/>
+              <w:bottom w:val="single" w:sz="4" w:space="0" w:color="D86DCB" w:themeColor="accent5" w:themeTint="99"/>
+              <w:right w:val="single" w:sz="4" w:space="0" w:color="D86DCB" w:themeColor="accent5" w:themeTint="99"/>
+            </w:tcBorders>
+            <w:tcMar>
+              <w:top w:w="0" w:type="dxa"/>
+              <w:left w:w="108" w:type="dxa"/>
+              <w:bottom w:w="0" w:type="dxa"/>
+              <w:right w:w="108" w:type="dxa"/>
+            </w:tcMar>
+          </w:tcPr>
+          <w:p>
+            <w:pPr>
+              <w:spacing w:after="0" w:line="240" w:lineRule="auto"/>
+            </w:pPr>
+            <w:r>
+              <w:rPr>
+                <w:noProof/>
+              </w:rPr>
+              <w:drawing>
+                <wp:inline distT="0" distB="0" distL="0" distR="0" wp14:anchorId="6B62B0EF" wp14:editId="4C1DB7D6">
+                  <wp:extent cx="898462" cy="809070"/>
+                  <wp:effectExtent l="0" t="0" r="0" b="0"/>
+                  <wp:docPr id="1739992863" name="Bilde 1" descr="&quot;Check mark emoji&quot; Emoji - Download for free - Iconduck"/>
+                  <wp:cNvGraphicFramePr/>
+                  <a:graphic xmlns:a="http://schemas.openxmlformats.org/drawingml/2006/main">
+                    <a:graphicData uri="http://schemas.openxmlformats.org/drawingml/2006/picture">
+                      <pic:pic xmlns:pic="http://schemas.openxmlformats.org/drawingml/2006/picture">
+                        <pic:nvPicPr>
+                          <pic:cNvPr id="0" name=""/>
+                          <pic:cNvPicPr/>
+                        </pic:nvPicPr>
+                        <pic:blipFill>
+                          <a:blip r:embed="rId7"/>
+                          <a:srcRect/>
+                          <a:stretch>
+                            <a:fillRect/>
+                          </a:stretch>
+                        </pic:blipFill>
+                        <pic:spPr>
+                          <a:xfrm>
+                            <a:off x="0" y="0"/>
+                            <a:ext cx="898462" cy="809070"/>
+                          </a:xfrm>
+                          <a:prstGeom prst="rect">
+                            <a:avLst/>
+                          </a:prstGeom>
+                          <a:noFill/>
+                          <a:ln>
+                            <a:noFill/>
+                            <a:prstDash/>
+                          </a:ln>
+                        </pic:spPr>
+                      </pic:pic>
+                    </a:graphicData>
+                  </a:graphic>
+                </wp:inline>
+              </w:drawing>
+            </w:r>
+          </w:p>
+        </w:tc>
+      </w:tr>
+      <w:tr>
+        <w:tc>
+          <w:tcPr>
+            <w:tcW w:w="2265" w:type="dxa"/>
+            <w:tcBorders>
+              <w:top w:val="single" w:sz="4" w:space="0" w:color="D86DCB" w:themeColor="accent5" w:themeTint="99"/>
+              <w:left w:val="single" w:sz="4" w:space="0" w:color="D86DCB" w:themeColor="accent5" w:themeTint="99"/>
+              <w:bottom w:val="single" w:sz="4" w:space="0" w:color="D86DCB" w:themeColor="accent5" w:themeTint="99"/>
+              <w:right w:val="single" w:sz="4" w:space="0" w:color="D86DCB" w:themeColor="accent5" w:themeTint="99"/>
+            </w:tcBorders>
+            <w:shd w:val="clear" w:color="auto" w:fill="F2CEED" w:themeFill="accent5" w:themeFillTint="33"/>
+            <w:tcMar>
+              <w:top w:w="0" w:type="dxa"/>
+              <w:left w:w="108" w:type="dxa"/>
+              <w:bottom w:w="0" w:type="dxa"/>
+              <w:right w:w="108" w:type="dxa"/>
+            </w:tcMar>
+          </w:tcPr>
+          <w:p>
+            <w:pPr>
+              <w:spacing w:after="0" w:line="240" w:lineRule="auto"/>
+              <w:rPr>
+                <w:b/>
+                <w:bCs/>
+                <w:sz w:val="24"/>
+                <w:szCs w:val="24"/>
+              </w:rPr>
+            </w:pPr>
+            <w:r>
+              <w:rPr>
+                <w:b/>
+                <w:bCs/>
+                <w:sz w:val="24"/>
+                <w:szCs w:val="24"/>
+              </w:rPr>
+              <w:t>TC-6</w:t>
+            </w:r>
+          </w:p>
+        </w:tc>
+        <w:tc>
+          <w:tcPr>
+            <w:tcW w:w="2265" w:type="dxa"/>
+            <w:tcBorders>
+              <w:top w:val="single" w:sz="4" w:space="0" w:color="D86DCB" w:themeColor="accent5" w:themeTint="99"/>
+              <w:left w:val="single" w:sz="4" w:space="0" w:color="D86DCB" w:themeColor="accent5" w:themeTint="99"/>
+              <w:bottom w:val="single" w:sz="4" w:space="0" w:color="D86DCB" w:themeColor="accent5" w:themeTint="99"/>
+              <w:right w:val="single" w:sz="4" w:space="0" w:color="D86DCB" w:themeColor="accent5" w:themeTint="99"/>
+            </w:tcBorders>
+            <w:shd w:val="clear" w:color="auto" w:fill="F2CEED" w:themeFill="accent5" w:themeFillTint="33"/>
+            <w:tcMar>
+              <w:top w:w="0" w:type="dxa"/>
+              <w:left w:w="108" w:type="dxa"/>
+              <w:bottom w:w="0" w:type="dxa"/>
+              <w:right w:w="108" w:type="dxa"/>
+            </w:tcMar>
+          </w:tcPr>
+          <w:p>
+            <w:pPr>
+              <w:spacing w:after="0" w:line="240" w:lineRule="auto"/>
+              <w:rPr>
+                <w:sz w:val="24"/>
+                <w:szCs w:val="24"/>
+              </w:rPr>
+            </w:pPr>
+            <w:r>
+              <w:rPr>
+                <w:sz w:val="24"/>
+                <w:szCs w:val="24"/>
+              </w:rPr>
+              <w:t>Avbryt syklus og reset.</w:t>
+            </w:r>
+          </w:p>
+          <w:p>
+            <w:pPr>
+              <w:spacing w:after="0" w:line="240" w:lineRule="auto"/>
+              <w:rPr>
+                <w:b/>
+                <w:bCs/>
+                <w:sz w:val="24"/>
+                <w:szCs w:val="24"/>
+              </w:rPr>
+            </w:pPr>
+          </w:p>
+        </w:tc>
+        <w:tc>
+          <w:tcPr>
+            <w:tcW w:w="2266" w:type="dxa"/>
+            <w:tcBorders>
+              <w:top w:val="single" w:sz="4" w:space="0" w:color="D86DCB" w:themeColor="accent5" w:themeTint="99"/>
+              <w:left w:val="single" w:sz="4" w:space="0" w:color="D86DCB" w:themeColor="accent5" w:themeTint="99"/>
+              <w:bottom w:val="single" w:sz="4" w:space="0" w:color="D86DCB" w:themeColor="accent5" w:themeTint="99"/>
+              <w:right w:val="single" w:sz="4" w:space="0" w:color="D86DCB" w:themeColor="accent5" w:themeTint="99"/>
+            </w:tcBorders>
+            <w:shd w:val="clear" w:color="auto" w:fill="F2CEED" w:themeFill="accent5" w:themeFillTint="33"/>
+            <w:tcMar>
+              <w:top w:w="0" w:type="dxa"/>
+              <w:left w:w="108" w:type="dxa"/>
+              <w:bottom w:w="0" w:type="dxa"/>
+              <w:right w:w="108" w:type="dxa"/>
+            </w:tcMar>
+          </w:tcPr>
+          <w:p>
+            <w:pPr>
+              <w:spacing w:after="0" w:line="240" w:lineRule="auto"/>
+              <w:rPr>
+                <w:sz w:val="24"/>
+                <w:szCs w:val="24"/>
+              </w:rPr>
+            </w:pPr>
+            <w:r>
+              <w:rPr>
+                <w:sz w:val="24"/>
+                <w:szCs w:val="24"/>
+              </w:rPr>
+              <w:t>Tilbake til hovedmeny, ingen resterende telling.</w:t>
+            </w:r>
+          </w:p>
+          <w:p>
+            <w:pPr>
+              <w:spacing w:after="0" w:line="240" w:lineRule="auto"/>
+              <w:rPr>
+                <w:b/>
+                <w:bCs/>
+                <w:sz w:val="24"/>
+                <w:szCs w:val="24"/>
+              </w:rPr>
+            </w:pPr>
+          </w:p>
+        </w:tc>
+        <w:tc>
+          <w:tcPr>
+            <w:tcW w:w="2266" w:type="dxa"/>
+            <w:tcBorders>
+              <w:top w:val="single" w:sz="4" w:space="0" w:color="D86DCB" w:themeColor="accent5" w:themeTint="99"/>
+              <w:left w:val="single" w:sz="4" w:space="0" w:color="D86DCB" w:themeColor="accent5" w:themeTint="99"/>
+              <w:bottom w:val="single" w:sz="4" w:space="0" w:color="D86DCB" w:themeColor="accent5" w:themeTint="99"/>
+              <w:right w:val="single" w:sz="4" w:space="0" w:color="D86DCB" w:themeColor="accent5" w:themeTint="99"/>
+            </w:tcBorders>
+            <w:shd w:val="clear" w:color="auto" w:fill="F2CEED" w:themeFill="accent5" w:themeFillTint="33"/>
+            <w:tcMar>
+              <w:top w:w="0" w:type="dxa"/>
+              <w:left w:w="108" w:type="dxa"/>
+              <w:bottom w:w="0" w:type="dxa"/>
+              <w:right w:w="108" w:type="dxa"/>
+            </w:tcMar>
+          </w:tcPr>
+          <w:p>
+            <w:pPr>
+              <w:spacing w:after="0" w:line="240" w:lineRule="auto"/>
+              <w:rPr>
+                <w:b/>
+                <w:bCs/>
+                <w:sz w:val="24"/>
+                <w:szCs w:val="24"/>
+              </w:rPr>
+            </w:pPr>
+          </w:p>
+        </w:tc>
+      </w:tr>
+    </w:tbl>
+    <w:p>
+      <w:pPr>
+        <w:rPr>
+          <w:b/>
+          <w:bCs/>
+          <w:sz w:val="24"/>
+          <w:szCs w:val="24"/>
+        </w:rPr>
+      </w:pPr>
+    </w:p>
+    <w:p>
+      <w:pPr>
+        <w:rPr>
+          <w:b/>
+          <w:bCs/>
+          <w:sz w:val="24"/>
+          <w:szCs w:val="24"/>
+        </w:rPr>
+      </w:pPr>
+      <w:r>
+        <w:rPr>
+          <w:b/>
+          <w:bCs/>
+          <w:sz w:val="24"/>
+          <w:szCs w:val="24"/>
+        </w:rPr>
+        <w:t>Testcases for presets</w:t>
+      </w:r>
+    </w:p>
+    <w:tbl>
+      <w:tblPr>
+        <w:tblW w:w="9062" w:type="dxa"/>
+        <w:tblCellMar>
+          <w:left w:w="10" w:type="dxa"/>
+          <w:right w:w="10" w:type="dxa"/>
+        </w:tblCellMar>
+        <w:tblLook w:val="0000" w:firstRow="0" w:lastRow="0" w:firstColumn="0" w:lastColumn="0" w:noHBand="0" w:noVBand="0"/>
+      </w:tblPr>
+      <w:tblGrid>
+        <w:gridCol w:w="2265"/>
+        <w:gridCol w:w="2265"/>
+        <w:gridCol w:w="2266"/>
+        <w:gridCol w:w="2266"/>
+      </w:tblGrid>
+      <w:tr>
+        <w:tc>
+          <w:tcPr>
+            <w:tcW w:w="2265" w:type="dxa"/>
+            <w:tcBorders>
+              <w:top w:val="single" w:sz="4" w:space="0" w:color="A02B93" w:themeColor="accent5"/>
+              <w:left w:val="single" w:sz="4" w:space="0" w:color="A02B93" w:themeColor="accent5"/>
+              <w:bottom w:val="single" w:sz="4" w:space="0" w:color="A02B93" w:themeColor="accent5"/>
+            </w:tcBorders>
+            <w:shd w:val="clear" w:color="auto" w:fill="A02B93" w:themeFill="accent5"/>
+            <w:tcMar>
+              <w:top w:w="0" w:type="dxa"/>
+              <w:left w:w="108" w:type="dxa"/>
+              <w:bottom w:w="0" w:type="dxa"/>
+              <w:right w:w="108" w:type="dxa"/>
+            </w:tcMar>
+          </w:tcPr>
+          <w:p>
+            <w:pPr>
+              <w:spacing w:after="0" w:line="240" w:lineRule="auto"/>
+              <w:rPr>
+                <w:b/>
+                <w:bCs/>
+                <w:color w:val="FFFFFF"/>
+                <w:sz w:val="24"/>
+                <w:szCs w:val="24"/>
+              </w:rPr>
+            </w:pPr>
+            <w:r>
+              <w:rPr>
+                <w:b/>
+                <w:bCs/>
+                <w:color w:val="FFFFFF"/>
+                <w:sz w:val="24"/>
+                <w:szCs w:val="24"/>
+              </w:rPr>
+              <w:t>Testcase ID</w:t>
+            </w:r>
+          </w:p>
+        </w:tc>
+        <w:tc>
+          <w:tcPr>
+            <w:tcW w:w="2265" w:type="dxa"/>
+            <w:tcBorders>
+              <w:top w:val="single" w:sz="4" w:space="0" w:color="A02B93" w:themeColor="accent5"/>
+              <w:bottom w:val="single" w:sz="4" w:space="0" w:color="A02B93" w:themeColor="accent5"/>
+            </w:tcBorders>
+            <w:shd w:val="clear" w:color="auto" w:fill="A02B93" w:themeFill="accent5"/>
+            <w:tcMar>
+              <w:top w:w="0" w:type="dxa"/>
+              <w:left w:w="108" w:type="dxa"/>
+              <w:bottom w:w="0" w:type="dxa"/>
+              <w:right w:w="108" w:type="dxa"/>
+            </w:tcMar>
+          </w:tcPr>
+          <w:p>
+            <w:pPr>
+              <w:spacing w:after="0" w:line="240" w:lineRule="auto"/>
+              <w:rPr>
+                <w:b/>
+                <w:bCs/>
+                <w:color w:val="FFFFFF"/>
+                <w:sz w:val="24"/>
+                <w:szCs w:val="24"/>
+              </w:rPr>
+            </w:pPr>
+            <w:r>
+              <w:rPr>
+                <w:b/>
+                <w:bCs/>
+                <w:color w:val="FFFFFF"/>
+                <w:sz w:val="24"/>
+                <w:szCs w:val="24"/>
+              </w:rPr>
+              <w:t>Beskrivelse</w:t>
+            </w:r>
+          </w:p>
+        </w:tc>
+        <w:tc>
+          <w:tcPr>
+            <w:tcW w:w="2266" w:type="dxa"/>
+            <w:tcBorders>
+              <w:top w:val="single" w:sz="4" w:space="0" w:color="A02B93" w:themeColor="accent5"/>
+              <w:bottom w:val="single" w:sz="4" w:space="0" w:color="A02B93" w:themeColor="accent5"/>
+            </w:tcBorders>
+            <w:shd w:val="clear" w:color="auto" w:fill="A02B93" w:themeFill="accent5"/>
+            <w:tcMar>
+              <w:top w:w="0" w:type="dxa"/>
+              <w:left w:w="108" w:type="dxa"/>
+              <w:bottom w:w="0" w:type="dxa"/>
+              <w:right w:w="108" w:type="dxa"/>
+            </w:tcMar>
+          </w:tcPr>
+          <w:p>
+            <w:pPr>
+              <w:spacing w:after="0" w:line="240" w:lineRule="auto"/>
+              <w:rPr>
+                <w:b/>
+                <w:bCs/>
+                <w:color w:val="FFFFFF"/>
+                <w:sz w:val="24"/>
+                <w:szCs w:val="24"/>
+              </w:rPr>
+            </w:pPr>
+            <w:r>
+              <w:rPr>
+                <w:b/>
+                <w:bCs/>
+                <w:color w:val="FFFFFF"/>
+                <w:sz w:val="24"/>
+                <w:szCs w:val="24"/>
+              </w:rPr>
+              <w:t>Forventet resultat</w:t>
+            </w:r>
+          </w:p>
+        </w:tc>
+        <w:tc>
+          <w:tcPr>
+            <w:tcW w:w="2266" w:type="dxa"/>
+            <w:tcBorders>
+              <w:top w:val="single" w:sz="4" w:space="0" w:color="A02B93" w:themeColor="accent5"/>
+              <w:bottom w:val="single" w:sz="4" w:space="0" w:color="A02B93" w:themeColor="accent5"/>
+              <w:right w:val="single" w:sz="4" w:space="0" w:color="A02B93" w:themeColor="accent5"/>
+            </w:tcBorders>
+            <w:shd w:val="clear" w:color="auto" w:fill="A02B93" w:themeFill="accent5"/>
+            <w:tcMar>
+              <w:top w:w="0" w:type="dxa"/>
+              <w:left w:w="108" w:type="dxa"/>
+              <w:bottom w:w="0" w:type="dxa"/>
+              <w:right w:w="108" w:type="dxa"/>
+            </w:tcMar>
+          </w:tcPr>
+          <w:p>
+            <w:pPr>
+              <w:spacing w:after="0" w:line="240" w:lineRule="auto"/>
+              <w:rPr>
+                <w:b/>
+                <w:bCs/>
+                <w:color w:val="FFFFFF"/>
+                <w:sz w:val="24"/>
+                <w:szCs w:val="24"/>
+              </w:rPr>
+            </w:pPr>
+            <w:r>
+              <w:rPr>
+                <w:b/>
+                <w:bCs/>
+                <w:color w:val="FFFFFF"/>
+                <w:sz w:val="24"/>
+                <w:szCs w:val="24"/>
+              </w:rPr>
+              <w:t>Test Fullført</w:t>
+            </w:r>
+          </w:p>
+        </w:tc>
+      </w:tr>
+      <w:tr>
+        <w:tc>
+          <w:tcPr>
+            <w:tcW w:w="2265" w:type="dxa"/>
+            <w:tcBorders>
+              <w:top w:val="single" w:sz="4" w:space="0" w:color="D86DCB" w:themeColor="accent5" w:themeTint="99"/>
+              <w:left w:val="single" w:sz="4" w:space="0" w:color="D86DCB" w:themeColor="accent5" w:themeTint="99"/>
+              <w:bottom w:val="single" w:sz="4" w:space="0" w:color="D86DCB" w:themeColor="accent5" w:themeTint="99"/>
+              <w:right w:val="single" w:sz="4" w:space="0" w:color="D86DCB" w:themeColor="accent5" w:themeTint="99"/>
+            </w:tcBorders>
+            <w:shd w:val="clear" w:color="auto" w:fill="F2CEED" w:themeFill="accent5" w:themeFillTint="33"/>
+            <w:tcMar>
+              <w:top w:w="0" w:type="dxa"/>
+              <w:left w:w="108" w:type="dxa"/>
+              <w:bottom w:w="0" w:type="dxa"/>
+              <w:right w:w="108" w:type="dxa"/>
+            </w:tcMar>
+          </w:tcPr>
+          <w:p>
+            <w:pPr>
+              <w:spacing w:after="0" w:line="240" w:lineRule="auto"/>
+              <w:rPr>
+                <w:b/>
+                <w:bCs/>
+                <w:sz w:val="24"/>
+                <w:szCs w:val="24"/>
+              </w:rPr>
+            </w:pPr>
+            <w:r>
+              <w:rPr>
+                <w:b/>
+                <w:bCs/>
+                <w:sz w:val="24"/>
+                <w:szCs w:val="24"/>
+              </w:rPr>
+              <w:t>TC-7</w:t>
+            </w:r>
+          </w:p>
+        </w:tc>
+        <w:tc>
+          <w:tcPr>
+            <w:tcW w:w="2265" w:type="dxa"/>
+            <w:tcBorders>
+              <w:top w:val="single" w:sz="4" w:space="0" w:color="D86DCB" w:themeColor="accent5" w:themeTint="99"/>
+              <w:left w:val="single" w:sz="4" w:space="0" w:color="D86DCB" w:themeColor="accent5" w:themeTint="99"/>
+              <w:bottom w:val="single" w:sz="4" w:space="0" w:color="D86DCB" w:themeColor="accent5" w:themeTint="99"/>
+              <w:right w:val="single" w:sz="4" w:space="0" w:color="D86DCB" w:themeColor="accent5" w:themeTint="99"/>
+            </w:tcBorders>
+            <w:shd w:val="clear" w:color="auto" w:fill="F2CEED" w:themeFill="accent5" w:themeFillTint="33"/>
+            <w:tcMar>
+              <w:top w:w="0" w:type="dxa"/>
+              <w:left w:w="108" w:type="dxa"/>
+              <w:bottom w:w="0" w:type="dxa"/>
+              <w:right w:w="108" w:type="dxa"/>
+            </w:tcMar>
+          </w:tcPr>
+          <w:p>
+            <w:pPr>
+              <w:spacing w:after="0" w:line="240" w:lineRule="auto"/>
+              <w:rPr>
+                <w:sz w:val="24"/>
+                <w:szCs w:val="24"/>
+              </w:rPr>
+            </w:pPr>
+            <w:r>
+              <w:rPr>
+                <w:sz w:val="24"/>
+                <w:szCs w:val="24"/>
+              </w:rPr>
+              <w:t>Velg preset "Standard" (25/5)</w:t>
+            </w:r>
+          </w:p>
+          <w:p>
+            <w:pPr>
+              <w:spacing w:after="0" w:line="240" w:lineRule="auto"/>
+              <w:rPr>
+                <w:b/>
+                <w:bCs/>
+                <w:sz w:val="24"/>
+                <w:szCs w:val="24"/>
+              </w:rPr>
+            </w:pPr>
+          </w:p>
+        </w:tc>
+        <w:tc>
+          <w:tcPr>
+            <w:tcW w:w="2266" w:type="dxa"/>
+            <w:tcBorders>
+              <w:top w:val="single" w:sz="4" w:space="0" w:color="D86DCB" w:themeColor="accent5" w:themeTint="99"/>
+              <w:left w:val="single" w:sz="4" w:space="0" w:color="D86DCB" w:themeColor="accent5" w:themeTint="99"/>
+              <w:bottom w:val="single" w:sz="4" w:space="0" w:color="D86DCB" w:themeColor="accent5" w:themeTint="99"/>
+              <w:right w:val="single" w:sz="4" w:space="0" w:color="D86DCB" w:themeColor="accent5" w:themeTint="99"/>
+            </w:tcBorders>
+            <w:shd w:val="clear" w:color="auto" w:fill="F2CEED" w:themeFill="accent5" w:themeFillTint="33"/>
+            <w:tcMar>
+              <w:top w:w="0" w:type="dxa"/>
+              <w:left w:w="108" w:type="dxa"/>
+              <w:bottom w:w="0" w:type="dxa"/>
+              <w:right w:w="108" w:type="dxa"/>
+            </w:tcMar>
+          </w:tcPr>
+          <w:p>
+            <w:pPr>
+              <w:spacing w:after="0" w:line="240" w:lineRule="auto"/>
+              <w:rPr>
+                <w:sz w:val="24"/>
+                <w:szCs w:val="24"/>
+              </w:rPr>
+            </w:pPr>
+            <w:r>
+              <w:rPr>
+                <w:sz w:val="24"/>
+                <w:szCs w:val="24"/>
+              </w:rPr>
+              <w:t>Laster forhåndsdefinerte tider, starter Pomodoro-syklus korrekt</w:t>
+            </w:r>
+          </w:p>
+          <w:p>
+            <w:pPr>
+              <w:spacing w:after="0" w:line="240" w:lineRule="auto"/>
+              <w:rPr>
+                <w:b/>
+                <w:bCs/>
+                <w:sz w:val="24"/>
+                <w:szCs w:val="24"/>
+              </w:rPr>
+            </w:pPr>
+          </w:p>
+        </w:tc>
+        <w:tc>
+          <w:tcPr>
+            <w:tcW w:w="2266" w:type="dxa"/>
+            <w:tcBorders>
+              <w:top w:val="single" w:sz="4" w:space="0" w:color="D86DCB" w:themeColor="accent5" w:themeTint="99"/>
+              <w:left w:val="single" w:sz="4" w:space="0" w:color="D86DCB" w:themeColor="accent5" w:themeTint="99"/>
+              <w:bottom w:val="single" w:sz="4" w:space="0" w:color="D86DCB" w:themeColor="accent5" w:themeTint="99"/>
+              <w:right w:val="single" w:sz="4" w:space="0" w:color="D86DCB" w:themeColor="accent5" w:themeTint="99"/>
+            </w:tcBorders>
+            <w:shd w:val="clear" w:color="auto" w:fill="F2CEED" w:themeFill="accent5" w:themeFillTint="33"/>
+            <w:tcMar>
+              <w:top w:w="0" w:type="dxa"/>
+              <w:left w:w="108" w:type="dxa"/>
+              <w:bottom w:w="0" w:type="dxa"/>
+              <w:right w:w="108" w:type="dxa"/>
+            </w:tcMar>
+          </w:tcPr>
+          <w:p>
+            <w:pPr>
+              <w:spacing w:after="0" w:line="240" w:lineRule="auto"/>
+            </w:pPr>
+            <w:r>
+              <w:rPr>
+                <w:noProof/>
+              </w:rPr>
+              <w:drawing>
+                <wp:inline distT="0" distB="0" distL="0" distR="0" wp14:anchorId="0874ACB9" wp14:editId="4B6D1411">
+                  <wp:extent cx="898462" cy="809070"/>
+                  <wp:effectExtent l="0" t="0" r="0" b="0"/>
+                  <wp:docPr id="242783474" name="Bilde 1" descr="&quot;Check mark emoji&quot; Emoji - Download for free - Iconduck"/>
+                  <wp:cNvGraphicFramePr/>
+                  <a:graphic xmlns:a="http://schemas.openxmlformats.org/drawingml/2006/main">
+                    <a:graphicData uri="http://schemas.openxmlformats.org/drawingml/2006/picture">
+                      <pic:pic xmlns:pic="http://schemas.openxmlformats.org/drawingml/2006/picture">
+                        <pic:nvPicPr>
+                          <pic:cNvPr id="0" name=""/>
+                          <pic:cNvPicPr/>
+                        </pic:nvPicPr>
+                        <pic:blipFill>
+                          <a:blip r:embed="rId7"/>
+                          <a:srcRect/>
+                          <a:stretch>
+                            <a:fillRect/>
+                          </a:stretch>
+                        </pic:blipFill>
+                        <pic:spPr>
+                          <a:xfrm>
+                            <a:off x="0" y="0"/>
+                            <a:ext cx="898462" cy="809070"/>
+                          </a:xfrm>
+                          <a:prstGeom prst="rect">
+                            <a:avLst/>
+                          </a:prstGeom>
+                          <a:noFill/>
+                          <a:ln>
+                            <a:noFill/>
+                            <a:prstDash/>
+                          </a:ln>
+                        </pic:spPr>
+                      </pic:pic>
+                    </a:graphicData>
+                  </a:graphic>
+                </wp:inline>
+              </w:drawing>
+            </w:r>
+          </w:p>
+        </w:tc>
+      </w:tr>
+      <w:tr>
+        <w:tc>
+          <w:tcPr>
+            <w:tcW w:w="2265" w:type="dxa"/>
+            <w:tcBorders>
+              <w:top w:val="single" w:sz="4" w:space="0" w:color="D86DCB" w:themeColor="accent5" w:themeTint="99"/>
+              <w:left w:val="single" w:sz="4" w:space="0" w:color="D86DCB" w:themeColor="accent5" w:themeTint="99"/>
+              <w:bottom w:val="single" w:sz="4" w:space="0" w:color="D86DCB" w:themeColor="accent5" w:themeTint="99"/>
+              <w:right w:val="single" w:sz="4" w:space="0" w:color="D86DCB" w:themeColor="accent5" w:themeTint="99"/>
             </w:tcBorders>
             <w:tcMar>
               <w:top w:w="0" w:type="dxa"/>
@@ -2861,48 +2366,32 @@
           <w:tcPr>
             <w:tcW w:w="2265" w:type="dxa"/>
             <w:tcBorders>
-              <w:top w:val="single" w:color="D86DCB" w:themeColor="accent5" w:themeTint="99" w:sz="4" w:space="0"/>
-              <w:left w:val="single" w:color="D86DCB" w:themeColor="accent5" w:themeTint="99" w:sz="4" w:space="0"/>
-              <w:bottom w:val="single" w:color="D86DCB" w:themeColor="accent5" w:themeTint="99" w:sz="4" w:space="0"/>
-              <w:right w:val="single" w:color="D86DCB" w:themeColor="accent5" w:themeTint="99" w:sz="4" w:space="0"/>
-            </w:tcBorders>
-            <w:tcMar>
-              <w:top w:w="0" w:type="dxa"/>
-              <w:left w:w="108" w:type="dxa"/>
-              <w:bottom w:w="0" w:type="dxa"/>
-              <w:right w:w="108" w:type="dxa"/>
-            </w:tcMar>
-          </w:tcPr>
-          <w:p>
-            <w:pPr>
-              <w:spacing w:after="0" w:line="240" w:lineRule="auto"/>
-              <w:rPr>
-                <w:sz w:val="24"/>
-                <w:szCs w:val="24"/>
-              </w:rPr>
-            </w:pPr>
-            <w:r>
-              <w:rPr>
-                <w:sz w:val="24"/>
-                <w:szCs w:val="24"/>
-              </w:rPr>
-              <w:t xml:space="preserve">Velg flere </w:t>
-            </w:r>
-            <w:proofErr w:type="spellStart"/>
-            <w:r>
-              <w:rPr>
-                <w:sz w:val="24"/>
-                <w:szCs w:val="24"/>
-              </w:rPr>
-              <w:t>presets</w:t>
-            </w:r>
-            <w:proofErr w:type="spellEnd"/>
-            <w:r>
-              <w:rPr>
-                <w:sz w:val="24"/>
-                <w:szCs w:val="24"/>
-              </w:rPr>
-              <w:t>: 40/10, og 45/15).</w:t>
+              <w:top w:val="single" w:sz="4" w:space="0" w:color="D86DCB" w:themeColor="accent5" w:themeTint="99"/>
+              <w:left w:val="single" w:sz="4" w:space="0" w:color="D86DCB" w:themeColor="accent5" w:themeTint="99"/>
+              <w:bottom w:val="single" w:sz="4" w:space="0" w:color="D86DCB" w:themeColor="accent5" w:themeTint="99"/>
+              <w:right w:val="single" w:sz="4" w:space="0" w:color="D86DCB" w:themeColor="accent5" w:themeTint="99"/>
+            </w:tcBorders>
+            <w:tcMar>
+              <w:top w:w="0" w:type="dxa"/>
+              <w:left w:w="108" w:type="dxa"/>
+              <w:bottom w:w="0" w:type="dxa"/>
+              <w:right w:w="108" w:type="dxa"/>
+            </w:tcMar>
+          </w:tcPr>
+          <w:p>
+            <w:pPr>
+              <w:spacing w:after="0" w:line="240" w:lineRule="auto"/>
+              <w:rPr>
+                <w:sz w:val="24"/>
+                <w:szCs w:val="24"/>
+              </w:rPr>
+            </w:pPr>
+            <w:r>
+              <w:rPr>
+                <w:sz w:val="24"/>
+                <w:szCs w:val="24"/>
+              </w:rPr>
+              <w:t>Velg flere presets: 40/10, og 45/15).</w:t>
             </w:r>
           </w:p>
           <w:p>
@@ -2921,64 +2410,32 @@
           <w:tcPr>
             <w:tcW w:w="2266" w:type="dxa"/>
             <w:tcBorders>
-              <w:top w:val="single" w:color="D86DCB" w:themeColor="accent5" w:themeTint="99" w:sz="4" w:space="0"/>
-              <w:left w:val="single" w:color="D86DCB" w:themeColor="accent5" w:themeTint="99" w:sz="4" w:space="0"/>
-              <w:bottom w:val="single" w:color="D86DCB" w:themeColor="accent5" w:themeTint="99" w:sz="4" w:space="0"/>
-              <w:right w:val="single" w:color="D86DCB" w:themeColor="accent5" w:themeTint="99" w:sz="4" w:space="0"/>
-            </w:tcBorders>
-            <w:tcMar>
-              <w:top w:w="0" w:type="dxa"/>
-              <w:left w:w="108" w:type="dxa"/>
-              <w:bottom w:w="0" w:type="dxa"/>
-              <w:right w:w="108" w:type="dxa"/>
-            </w:tcMar>
-          </w:tcPr>
-          <w:p>
-            <w:pPr>
-              <w:spacing w:after="0" w:line="240" w:lineRule="auto"/>
-              <w:rPr>
-                <w:sz w:val="24"/>
-                <w:szCs w:val="24"/>
-              </w:rPr>
-            </w:pPr>
-            <w:r>
-              <w:rPr>
-                <w:sz w:val="24"/>
-                <w:szCs w:val="24"/>
-              </w:rPr>
-              <w:t xml:space="preserve">Hver </w:t>
-            </w:r>
-            <w:proofErr w:type="spellStart"/>
-            <w:r>
-              <w:rPr>
-                <w:sz w:val="24"/>
-                <w:szCs w:val="24"/>
-              </w:rPr>
-              <w:t>preset</w:t>
-            </w:r>
-            <w:proofErr w:type="spellEnd"/>
-            <w:r>
-              <w:rPr>
-                <w:sz w:val="24"/>
-                <w:szCs w:val="24"/>
-              </w:rPr>
-              <w:t xml:space="preserve"> laster unike tider, display viser </w:t>
-            </w:r>
-            <w:proofErr w:type="spellStart"/>
-            <w:r>
-              <w:rPr>
-                <w:sz w:val="24"/>
-                <w:szCs w:val="24"/>
-              </w:rPr>
-              <w:t>preset</w:t>
-            </w:r>
-            <w:proofErr w:type="spellEnd"/>
-            <w:r>
-              <w:rPr>
-                <w:sz w:val="24"/>
-                <w:szCs w:val="24"/>
-              </w:rPr>
-              <w:t>-navn.</w:t>
+              <w:top w:val="single" w:sz="4" w:space="0" w:color="D86DCB" w:themeColor="accent5" w:themeTint="99"/>
+              <w:left w:val="single" w:sz="4" w:space="0" w:color="D86DCB" w:themeColor="accent5" w:themeTint="99"/>
+              <w:bottom w:val="single" w:sz="4" w:space="0" w:color="D86DCB" w:themeColor="accent5" w:themeTint="99"/>
+              <w:right w:val="single" w:sz="4" w:space="0" w:color="D86DCB" w:themeColor="accent5" w:themeTint="99"/>
+            </w:tcBorders>
+            <w:tcMar>
+              <w:top w:w="0" w:type="dxa"/>
+              <w:left w:w="108" w:type="dxa"/>
+              <w:bottom w:w="0" w:type="dxa"/>
+              <w:right w:w="108" w:type="dxa"/>
+            </w:tcMar>
+          </w:tcPr>
+          <w:p>
+            <w:pPr>
+              <w:spacing w:after="0" w:line="240" w:lineRule="auto"/>
+              <w:rPr>
+                <w:sz w:val="24"/>
+                <w:szCs w:val="24"/>
+              </w:rPr>
+            </w:pPr>
+            <w:r>
+              <w:rPr>
+                <w:sz w:val="24"/>
+                <w:szCs w:val="24"/>
+              </w:rPr>
+              <w:t>Hver preset laster unike tider, display viser preset-navn.</w:t>
             </w:r>
           </w:p>
           <w:p>
@@ -2997,28 +2454,66 @@
           <w:tcPr>
             <w:tcW w:w="2266" w:type="dxa"/>
             <w:tcBorders>
-              <w:top w:val="single" w:color="D86DCB" w:themeColor="accent5" w:themeTint="99" w:sz="4" w:space="0"/>
-              <w:left w:val="single" w:color="D86DCB" w:themeColor="accent5" w:themeTint="99" w:sz="4" w:space="0"/>
-              <w:bottom w:val="single" w:color="D86DCB" w:themeColor="accent5" w:themeTint="99" w:sz="4" w:space="0"/>
-              <w:right w:val="single" w:color="D86DCB" w:themeColor="accent5" w:themeTint="99" w:sz="4" w:space="0"/>
-            </w:tcBorders>
-            <w:tcMar>
-              <w:top w:w="0" w:type="dxa"/>
-              <w:left w:w="108" w:type="dxa"/>
-              <w:bottom w:w="0" w:type="dxa"/>
-              <w:right w:w="108" w:type="dxa"/>
-            </w:tcMar>
-          </w:tcPr>
-          <w:p>
-            <w:pPr>
-              <w:spacing w:after="0" w:line="240" w:lineRule="auto"/>
-              <w:rPr>
-                <w:b/>
-                <w:bCs/>
-                <w:sz w:val="24"/>
-                <w:szCs w:val="24"/>
-              </w:rPr>
-            </w:pPr>
+              <w:top w:val="single" w:sz="4" w:space="0" w:color="D86DCB" w:themeColor="accent5" w:themeTint="99"/>
+              <w:left w:val="single" w:sz="4" w:space="0" w:color="D86DCB" w:themeColor="accent5" w:themeTint="99"/>
+              <w:bottom w:val="single" w:sz="4" w:space="0" w:color="D86DCB" w:themeColor="accent5" w:themeTint="99"/>
+              <w:right w:val="single" w:sz="4" w:space="0" w:color="D86DCB" w:themeColor="accent5" w:themeTint="99"/>
+            </w:tcBorders>
+            <w:tcMar>
+              <w:top w:w="0" w:type="dxa"/>
+              <w:left w:w="108" w:type="dxa"/>
+              <w:bottom w:w="0" w:type="dxa"/>
+              <w:right w:w="108" w:type="dxa"/>
+            </w:tcMar>
+          </w:tcPr>
+          <w:p>
+            <w:pPr>
+              <w:spacing w:after="0" w:line="240" w:lineRule="auto"/>
+            </w:pPr>
+            <w:r>
+              <w:rPr>
+                <w:noProof/>
+              </w:rPr>
+              <w:drawing>
+                <wp:inline distT="0" distB="0" distL="0" distR="0" wp14:anchorId="229926A4" wp14:editId="38E95375">
+                  <wp:extent cx="898462" cy="809070"/>
+                  <wp:effectExtent l="0" t="0" r="0" b="0"/>
+                  <wp:docPr id="1870683881" name="Bilde 1" descr="&quot;Check mark emoji&quot; Emoji - Download for free - Iconduck"/>
+                  <wp:cNvGraphicFramePr/>
+                  <a:graphic xmlns:a="http://schemas.openxmlformats.org/drawingml/2006/main">
+                    <a:graphicData uri="http://schemas.openxmlformats.org/drawingml/2006/picture">
+                      <pic:pic xmlns:pic="http://schemas.openxmlformats.org/drawingml/2006/picture">
+                        <pic:nvPicPr>
+                          <pic:cNvPr id="0" name=""/>
+                          <pic:cNvPicPr/>
+                        </pic:nvPicPr>
+                        <pic:blipFill>
+                          <a:blip r:embed="rId7"/>
+                          <a:srcRect/>
+                          <a:stretch>
+                            <a:fillRect/>
+                          </a:stretch>
+                        </pic:blipFill>
+                        <pic:spPr>
+                          <a:xfrm>
+                            <a:off x="0" y="0"/>
+                            <a:ext cx="898462" cy="809070"/>
+                          </a:xfrm>
+                          <a:prstGeom prst="rect">
+                            <a:avLst/>
+                          </a:prstGeom>
+                          <a:noFill/>
+                          <a:ln>
+                            <a:noFill/>
+                            <a:prstDash/>
+                          </a:ln>
+                        </pic:spPr>
+                      </pic:pic>
+                    </a:graphicData>
+                  </a:graphic>
+                </wp:inline>
+              </w:drawing>
+            </w:r>
           </w:p>
         </w:tc>
       </w:tr>
@@ -3068,21 +2563,15 @@
         <w:gridCol w:w="2266"/>
       </w:tblGrid>
       <w:tr>
-        <w:tblPrEx>
-          <w:tblCellMar>
-            <w:top w:w="0" w:type="dxa"/>
-            <w:bottom w:w="0" w:type="dxa"/>
-          </w:tblCellMar>
-        </w:tblPrEx>
         <w:tc>
           <w:tcPr>
             <w:tcW w:w="2265" w:type="dxa"/>
             <w:tcBorders>
-              <w:top w:val="single" w:color="A02B93" w:sz="4" w:space="0"/>
-              <w:left w:val="single" w:color="A02B93" w:sz="4" w:space="0"/>
-              <w:bottom w:val="single" w:color="A02B93" w:sz="4" w:space="0"/>
-            </w:tcBorders>
-            <w:shd w:val="clear" w:color="auto" w:fill="A02B93"/>
+              <w:top w:val="single" w:sz="4" w:space="0" w:color="A02B93" w:themeColor="accent5"/>
+              <w:left w:val="single" w:sz="4" w:space="0" w:color="A02B93" w:themeColor="accent5"/>
+              <w:bottom w:val="single" w:sz="4" w:space="0" w:color="A02B93" w:themeColor="accent5"/>
+            </w:tcBorders>
+            <w:shd w:val="clear" w:color="auto" w:fill="A02B93" w:themeFill="accent5"/>
             <w:tcMar>
               <w:top w:w="0" w:type="dxa"/>
               <w:left w:w="108" w:type="dxa"/>
@@ -3101,7 +2590,6 @@
                 <w:szCs w:val="24"/>
               </w:rPr>
             </w:pPr>
-            <w:proofErr w:type="spellStart"/>
             <w:r>
               <w:rPr>
                 <w:b/>
@@ -3110,10 +2598,28 @@
                 <w:sz w:val="24"/>
                 <w:szCs w:val="24"/>
               </w:rPr>
-              <w:t>Testcase</w:t>
-            </w:r>
-            <w:proofErr w:type="spellEnd"/>
-            <w:r>
+              <w:t>Testcase ID</w:t>
+            </w:r>
+          </w:p>
+        </w:tc>
+        <w:tc>
+          <w:tcPr>
+            <w:tcW w:w="2265" w:type="dxa"/>
+            <w:tcBorders>
+              <w:top w:val="single" w:sz="4" w:space="0" w:color="A02B93" w:themeColor="accent5"/>
+              <w:bottom w:val="single" w:sz="4" w:space="0" w:color="A02B93" w:themeColor="accent5"/>
+            </w:tcBorders>
+            <w:shd w:val="clear" w:color="auto" w:fill="A02B93" w:themeFill="accent5"/>
+            <w:tcMar>
+              <w:top w:w="0" w:type="dxa"/>
+              <w:left w:w="108" w:type="dxa"/>
+              <w:bottom w:w="0" w:type="dxa"/>
+              <w:right w:w="108" w:type="dxa"/>
+            </w:tcMar>
+          </w:tcPr>
+          <w:p>
+            <w:pPr>
+              <w:spacing w:after="0" w:line="240" w:lineRule="auto"/>
               <w:rPr>
                 <w:b/>
                 <w:bCs/>
@@ -3121,28 +2627,8 @@
                 <w:sz w:val="24"/>
                 <w:szCs w:val="24"/>
               </w:rPr>
-              <w:t xml:space="preserve"> ID</w:t>
-            </w:r>
-          </w:p>
-        </w:tc>
-        <w:tc>
-          <w:tcPr>
-            <w:tcW w:w="2265" w:type="dxa"/>
-            <w:tcBorders>
-              <w:top w:val="single" w:color="A02B93" w:sz="4" w:space="0"/>
-              <w:bottom w:val="single" w:color="A02B93" w:sz="4" w:space="0"/>
-            </w:tcBorders>
-            <w:shd w:val="clear" w:color="auto" w:fill="A02B93"/>
-            <w:tcMar>
-              <w:top w:w="0" w:type="dxa"/>
-              <w:left w:w="108" w:type="dxa"/>
-              <w:bottom w:w="0" w:type="dxa"/>
-              <w:right w:w="108" w:type="dxa"/>
-            </w:tcMar>
-          </w:tcPr>
-          <w:p>
-            <w:pPr>
-              <w:spacing w:after="0" w:line="240" w:lineRule="auto"/>
+            </w:pPr>
+            <w:r>
               <w:rPr>
                 <w:b/>
                 <w:bCs/>
@@ -3150,8 +2636,28 @@
                 <w:sz w:val="24"/>
                 <w:szCs w:val="24"/>
               </w:rPr>
-            </w:pPr>
-            <w:r>
+              <w:t>Beskrivelse</w:t>
+            </w:r>
+          </w:p>
+        </w:tc>
+        <w:tc>
+          <w:tcPr>
+            <w:tcW w:w="2266" w:type="dxa"/>
+            <w:tcBorders>
+              <w:top w:val="single" w:sz="4" w:space="0" w:color="A02B93" w:themeColor="accent5"/>
+              <w:bottom w:val="single" w:sz="4" w:space="0" w:color="A02B93" w:themeColor="accent5"/>
+            </w:tcBorders>
+            <w:shd w:val="clear" w:color="auto" w:fill="A02B93" w:themeFill="accent5"/>
+            <w:tcMar>
+              <w:top w:w="0" w:type="dxa"/>
+              <w:left w:w="108" w:type="dxa"/>
+              <w:bottom w:w="0" w:type="dxa"/>
+              <w:right w:w="108" w:type="dxa"/>
+            </w:tcMar>
+          </w:tcPr>
+          <w:p>
+            <w:pPr>
+              <w:spacing w:after="0" w:line="240" w:lineRule="auto"/>
               <w:rPr>
                 <w:b/>
                 <w:bCs/>
@@ -3159,7 +2665,16 @@
                 <w:sz w:val="24"/>
                 <w:szCs w:val="24"/>
               </w:rPr>
-              <w:t>Beskrivelse</w:t>
+            </w:pPr>
+            <w:r>
+              <w:rPr>
+                <w:b/>
+                <w:bCs/>
+                <w:color w:val="FFFFFF"/>
+                <w:sz w:val="24"/>
+                <w:szCs w:val="24"/>
+              </w:rPr>
+              <w:t>Forventet resultat</w:t>
             </w:r>
           </w:p>
         </w:tc>
@@ -3167,49 +2682,11 @@
           <w:tcPr>
             <w:tcW w:w="2266" w:type="dxa"/>
             <w:tcBorders>
-              <w:top w:val="single" w:color="A02B93" w:sz="4" w:space="0"/>
-              <w:bottom w:val="single" w:color="A02B93" w:sz="4" w:space="0"/>
-            </w:tcBorders>
-            <w:shd w:val="clear" w:color="auto" w:fill="A02B93"/>
-            <w:tcMar>
-              <w:top w:w="0" w:type="dxa"/>
-              <w:left w:w="108" w:type="dxa"/>
-              <w:bottom w:w="0" w:type="dxa"/>
-              <w:right w:w="108" w:type="dxa"/>
-            </w:tcMar>
-          </w:tcPr>
-          <w:p>
-            <w:pPr>
-              <w:spacing w:after="0" w:line="240" w:lineRule="auto"/>
-              <w:rPr>
-                <w:b/>
-                <w:bCs/>
-                <w:color w:val="FFFFFF"/>
-                <w:sz w:val="24"/>
-                <w:szCs w:val="24"/>
-              </w:rPr>
-            </w:pPr>
-            <w:r>
-              <w:rPr>
-                <w:b/>
-                <w:bCs/>
-                <w:color w:val="FFFFFF"/>
-                <w:sz w:val="24"/>
-                <w:szCs w:val="24"/>
-              </w:rPr>
-              <w:t>Forventet resultat</w:t>
-            </w:r>
-          </w:p>
-        </w:tc>
-        <w:tc>
-          <w:tcPr>
-            <w:tcW w:w="2266" w:type="dxa"/>
-            <w:tcBorders>
-              <w:top w:val="single" w:color="A02B93" w:sz="4" w:space="0"/>
-              <w:bottom w:val="single" w:color="A02B93" w:sz="4" w:space="0"/>
-              <w:right w:val="single" w:color="A02B93" w:sz="4" w:space="0"/>
-            </w:tcBorders>
-            <w:shd w:val="clear" w:color="auto" w:fill="A02B93"/>
+              <w:top w:val="single" w:sz="4" w:space="0" w:color="A02B93" w:themeColor="accent5"/>
+              <w:bottom w:val="single" w:sz="4" w:space="0" w:color="A02B93" w:themeColor="accent5"/>
+              <w:right w:val="single" w:sz="4" w:space="0" w:color="A02B93" w:themeColor="accent5"/>
+            </w:tcBorders>
+            <w:shd w:val="clear" w:color="auto" w:fill="A02B93" w:themeFill="accent5"/>
             <w:tcMar>
               <w:top w:w="0" w:type="dxa"/>
               <w:left w:w="108" w:type="dxa"/>
@@ -3242,22 +2719,16 @@
         </w:tc>
       </w:tr>
       <w:tr>
-        <w:tblPrEx>
-          <w:tblCellMar>
-            <w:top w:w="0" w:type="dxa"/>
-            <w:bottom w:w="0" w:type="dxa"/>
-          </w:tblCellMar>
-        </w:tblPrEx>
         <w:tc>
           <w:tcPr>
             <w:tcW w:w="2265" w:type="dxa"/>
             <w:tcBorders>
-              <w:top w:val="single" w:color="D86DCB" w:sz="4" w:space="0"/>
-              <w:left w:val="single" w:color="D86DCB" w:sz="4" w:space="0"/>
-              <w:bottom w:val="single" w:color="D86DCB" w:sz="4" w:space="0"/>
-              <w:right w:val="single" w:color="D86DCB" w:sz="4" w:space="0"/>
-            </w:tcBorders>
-            <w:shd w:val="clear" w:color="auto" w:fill="F2CEED"/>
+              <w:top w:val="single" w:sz="4" w:space="0" w:color="D86DCB" w:themeColor="accent5" w:themeTint="99"/>
+              <w:left w:val="single" w:sz="4" w:space="0" w:color="D86DCB" w:themeColor="accent5" w:themeTint="99"/>
+              <w:bottom w:val="single" w:sz="4" w:space="0" w:color="D86DCB" w:themeColor="accent5" w:themeTint="99"/>
+              <w:right w:val="single" w:sz="4" w:space="0" w:color="D86DCB" w:themeColor="accent5" w:themeTint="99"/>
+            </w:tcBorders>
+            <w:shd w:val="clear" w:color="auto" w:fill="F2CEED" w:themeFill="accent5" w:themeFillTint="33"/>
             <w:tcMar>
               <w:top w:w="0" w:type="dxa"/>
               <w:left w:w="108" w:type="dxa"/>
@@ -3290,43 +2761,34 @@
           <w:tcPr>
             <w:tcW w:w="2265" w:type="dxa"/>
             <w:tcBorders>
-              <w:top w:val="single" w:color="D86DCB" w:sz="4" w:space="0"/>
-              <w:left w:val="single" w:color="D86DCB" w:sz="4" w:space="0"/>
-              <w:bottom w:val="single" w:color="D86DCB" w:sz="4" w:space="0"/>
-              <w:right w:val="single" w:color="D86DCB" w:sz="4" w:space="0"/>
-            </w:tcBorders>
-            <w:shd w:val="clear" w:color="auto" w:fill="F2CEED"/>
-            <w:tcMar>
-              <w:top w:w="0" w:type="dxa"/>
-              <w:left w:w="108" w:type="dxa"/>
-              <w:bottom w:w="0" w:type="dxa"/>
-              <w:right w:w="108" w:type="dxa"/>
-            </w:tcMar>
-          </w:tcPr>
-          <w:p>
-            <w:pPr>
-              <w:spacing w:after="0" w:line="240" w:lineRule="auto"/>
-              <w:rPr>
-                <w:sz w:val="24"/>
-                <w:szCs w:val="24"/>
-              </w:rPr>
-            </w:pPr>
-            <w:r>
-              <w:rPr>
-                <w:sz w:val="24"/>
-                <w:szCs w:val="24"/>
-              </w:rPr>
-              <w:t xml:space="preserve">Displayoppdatering under </w:t>
-            </w:r>
-            <w:proofErr w:type="gramStart"/>
-            <w:r>
-              <w:rPr>
-                <w:sz w:val="24"/>
-                <w:szCs w:val="24"/>
-              </w:rPr>
-              <w:t>alle modus</w:t>
-            </w:r>
-            <w:proofErr w:type="gramEnd"/>
+              <w:top w:val="single" w:sz="4" w:space="0" w:color="D86DCB" w:themeColor="accent5" w:themeTint="99"/>
+              <w:left w:val="single" w:sz="4" w:space="0" w:color="D86DCB" w:themeColor="accent5" w:themeTint="99"/>
+              <w:bottom w:val="single" w:sz="4" w:space="0" w:color="D86DCB" w:themeColor="accent5" w:themeTint="99"/>
+              <w:right w:val="single" w:sz="4" w:space="0" w:color="D86DCB" w:themeColor="accent5" w:themeTint="99"/>
+            </w:tcBorders>
+            <w:shd w:val="clear" w:color="auto" w:fill="F2CEED" w:themeFill="accent5" w:themeFillTint="33"/>
+            <w:tcMar>
+              <w:top w:w="0" w:type="dxa"/>
+              <w:left w:w="108" w:type="dxa"/>
+              <w:bottom w:w="0" w:type="dxa"/>
+              <w:right w:w="108" w:type="dxa"/>
+            </w:tcMar>
+          </w:tcPr>
+          <w:p>
+            <w:pPr>
+              <w:spacing w:after="0" w:line="240" w:lineRule="auto"/>
+              <w:rPr>
+                <w:sz w:val="24"/>
+                <w:szCs w:val="24"/>
+              </w:rPr>
+            </w:pPr>
+            <w:r>
+              <w:rPr>
+                <w:sz w:val="24"/>
+                <w:szCs w:val="24"/>
+              </w:rPr>
+              <w:t>Displayoppdatering under alle modus</w:t>
+            </w:r>
           </w:p>
           <w:p>
             <w:pPr>
@@ -3344,12 +2806,12 @@
           <w:tcPr>
             <w:tcW w:w="2266" w:type="dxa"/>
             <w:tcBorders>
-              <w:top w:val="single" w:color="D86DCB" w:sz="4" w:space="0"/>
-              <w:left w:val="single" w:color="D86DCB" w:sz="4" w:space="0"/>
-              <w:bottom w:val="single" w:color="D86DCB" w:sz="4" w:space="0"/>
-              <w:right w:val="single" w:color="D86DCB" w:sz="4" w:space="0"/>
-            </w:tcBorders>
-            <w:shd w:val="clear" w:color="auto" w:fill="F2CEED"/>
+              <w:top w:val="single" w:sz="4" w:space="0" w:color="D86DCB" w:themeColor="accent5" w:themeTint="99"/>
+              <w:left w:val="single" w:sz="4" w:space="0" w:color="D86DCB" w:themeColor="accent5" w:themeTint="99"/>
+              <w:bottom w:val="single" w:sz="4" w:space="0" w:color="D86DCB" w:themeColor="accent5" w:themeTint="99"/>
+              <w:right w:val="single" w:sz="4" w:space="0" w:color="D86DCB" w:themeColor="accent5" w:themeTint="99"/>
+            </w:tcBorders>
+            <w:shd w:val="clear" w:color="auto" w:fill="F2CEED" w:themeFill="accent5" w:themeFillTint="33"/>
             <w:tcMar>
               <w:top w:w="0" w:type="dxa"/>
               <w:left w:w="108" w:type="dxa"/>
@@ -3389,47 +2851,79 @@
           <w:tcPr>
             <w:tcW w:w="2266" w:type="dxa"/>
             <w:tcBorders>
-              <w:top w:val="single" w:color="D86DCB" w:sz="4" w:space="0"/>
-              <w:left w:val="single" w:color="D86DCB" w:sz="4" w:space="0"/>
-              <w:bottom w:val="single" w:color="D86DCB" w:sz="4" w:space="0"/>
-              <w:right w:val="single" w:color="D86DCB" w:sz="4" w:space="0"/>
-            </w:tcBorders>
-            <w:shd w:val="clear" w:color="auto" w:fill="F2CEED"/>
-            <w:tcMar>
-              <w:top w:w="0" w:type="dxa"/>
-              <w:left w:w="108" w:type="dxa"/>
-              <w:bottom w:w="0" w:type="dxa"/>
-              <w:right w:w="108" w:type="dxa"/>
-            </w:tcMar>
-          </w:tcPr>
-          <w:p>
-            <w:pPr>
-              <w:spacing w:after="0" w:line="240" w:lineRule="auto"/>
-              <w:rPr>
-                <w:b/>
-                <w:bCs/>
-                <w:sz w:val="24"/>
-                <w:szCs w:val="24"/>
-              </w:rPr>
-            </w:pPr>
+              <w:top w:val="single" w:sz="4" w:space="0" w:color="D86DCB" w:themeColor="accent5" w:themeTint="99"/>
+              <w:left w:val="single" w:sz="4" w:space="0" w:color="D86DCB" w:themeColor="accent5" w:themeTint="99"/>
+              <w:bottom w:val="single" w:sz="4" w:space="0" w:color="D86DCB" w:themeColor="accent5" w:themeTint="99"/>
+              <w:right w:val="single" w:sz="4" w:space="0" w:color="D86DCB" w:themeColor="accent5" w:themeTint="99"/>
+            </w:tcBorders>
+            <w:shd w:val="clear" w:color="auto" w:fill="F2CEED" w:themeFill="accent5" w:themeFillTint="33"/>
+            <w:tcMar>
+              <w:top w:w="0" w:type="dxa"/>
+              <w:left w:w="108" w:type="dxa"/>
+              <w:bottom w:w="0" w:type="dxa"/>
+              <w:right w:w="108" w:type="dxa"/>
+            </w:tcMar>
+          </w:tcPr>
+          <w:p>
+            <w:pPr>
+              <w:spacing w:after="0" w:line="240" w:lineRule="auto"/>
+            </w:pPr>
+            <w:r>
+              <w:rPr>
+                <w:noProof/>
+              </w:rPr>
+              <w:drawing>
+                <wp:inline distT="0" distB="0" distL="0" distR="0" wp14:anchorId="77D3D82B" wp14:editId="36F9F79D">
+                  <wp:extent cx="898462" cy="809070"/>
+                  <wp:effectExtent l="0" t="0" r="0" b="0"/>
+                  <wp:docPr id="1729907974" name="Bilde 1" descr="&quot;Check mark emoji&quot; Emoji - Download for free - Iconduck"/>
+                  <wp:cNvGraphicFramePr/>
+                  <a:graphic xmlns:a="http://schemas.openxmlformats.org/drawingml/2006/main">
+                    <a:graphicData uri="http://schemas.openxmlformats.org/drawingml/2006/picture">
+                      <pic:pic xmlns:pic="http://schemas.openxmlformats.org/drawingml/2006/picture">
+                        <pic:nvPicPr>
+                          <pic:cNvPr id="0" name=""/>
+                          <pic:cNvPicPr/>
+                        </pic:nvPicPr>
+                        <pic:blipFill>
+                          <a:blip r:embed="rId7"/>
+                          <a:srcRect/>
+                          <a:stretch>
+                            <a:fillRect/>
+                          </a:stretch>
+                        </pic:blipFill>
+                        <pic:spPr>
+                          <a:xfrm>
+                            <a:off x="0" y="0"/>
+                            <a:ext cx="898462" cy="809070"/>
+                          </a:xfrm>
+                          <a:prstGeom prst="rect">
+                            <a:avLst/>
+                          </a:prstGeom>
+                          <a:noFill/>
+                          <a:ln>
+                            <a:noFill/>
+                            <a:prstDash/>
+                          </a:ln>
+                        </pic:spPr>
+                      </pic:pic>
+                    </a:graphicData>
+                  </a:graphic>
+                </wp:inline>
+              </w:drawing>
+            </w:r>
           </w:p>
         </w:tc>
       </w:tr>
       <w:tr>
-        <w:tblPrEx>
-          <w:tblCellMar>
-            <w:top w:w="0" w:type="dxa"/>
-            <w:bottom w:w="0" w:type="dxa"/>
-          </w:tblCellMar>
-        </w:tblPrEx>
         <w:tc>
           <w:tcPr>
             <w:tcW w:w="2265" w:type="dxa"/>
             <w:tcBorders>
-              <w:top w:val="single" w:color="D86DCB" w:sz="4" w:space="0"/>
-              <w:left w:val="single" w:color="D86DCB" w:sz="4" w:space="0"/>
-              <w:bottom w:val="single" w:color="D86DCB" w:sz="4" w:space="0"/>
-              <w:right w:val="single" w:color="D86DCB" w:sz="4" w:space="0"/>
+              <w:top w:val="single" w:sz="4" w:space="0" w:color="D86DCB" w:themeColor="accent5" w:themeTint="99"/>
+              <w:left w:val="single" w:sz="4" w:space="0" w:color="D86DCB" w:themeColor="accent5" w:themeTint="99"/>
+              <w:bottom w:val="single" w:sz="4" w:space="0" w:color="D86DCB" w:themeColor="accent5" w:themeTint="99"/>
+              <w:right w:val="single" w:sz="4" w:space="0" w:color="D86DCB" w:themeColor="accent5" w:themeTint="99"/>
             </w:tcBorders>
             <w:tcMar>
               <w:top w:w="0" w:type="dxa"/>
@@ -3463,41 +2957,32 @@
           <w:tcPr>
             <w:tcW w:w="2265" w:type="dxa"/>
             <w:tcBorders>
-              <w:top w:val="single" w:color="D86DCB" w:sz="4" w:space="0"/>
-              <w:left w:val="single" w:color="D86DCB" w:sz="4" w:space="0"/>
-              <w:bottom w:val="single" w:color="D86DCB" w:sz="4" w:space="0"/>
-              <w:right w:val="single" w:color="D86DCB" w:sz="4" w:space="0"/>
-            </w:tcBorders>
-            <w:tcMar>
-              <w:top w:w="0" w:type="dxa"/>
-              <w:left w:w="108" w:type="dxa"/>
-              <w:bottom w:w="0" w:type="dxa"/>
-              <w:right w:w="108" w:type="dxa"/>
-            </w:tcMar>
-          </w:tcPr>
-          <w:p>
-            <w:pPr>
-              <w:spacing w:after="0" w:line="240" w:lineRule="auto"/>
-              <w:rPr>
-                <w:sz w:val="24"/>
-                <w:szCs w:val="24"/>
-              </w:rPr>
-            </w:pPr>
-            <w:proofErr w:type="spellStart"/>
-            <w:r>
-              <w:rPr>
-                <w:sz w:val="24"/>
-                <w:szCs w:val="24"/>
-              </w:rPr>
-              <w:t>Buzzer</w:t>
-            </w:r>
-            <w:proofErr w:type="spellEnd"/>
-            <w:r>
-              <w:rPr>
-                <w:sz w:val="24"/>
-                <w:szCs w:val="24"/>
-              </w:rPr>
-              <w:t xml:space="preserve"> og alarmtester</w:t>
+              <w:top w:val="single" w:sz="4" w:space="0" w:color="D86DCB" w:themeColor="accent5" w:themeTint="99"/>
+              <w:left w:val="single" w:sz="4" w:space="0" w:color="D86DCB" w:themeColor="accent5" w:themeTint="99"/>
+              <w:bottom w:val="single" w:sz="4" w:space="0" w:color="D86DCB" w:themeColor="accent5" w:themeTint="99"/>
+              <w:right w:val="single" w:sz="4" w:space="0" w:color="D86DCB" w:themeColor="accent5" w:themeTint="99"/>
+            </w:tcBorders>
+            <w:tcMar>
+              <w:top w:w="0" w:type="dxa"/>
+              <w:left w:w="108" w:type="dxa"/>
+              <w:bottom w:w="0" w:type="dxa"/>
+              <w:right w:w="108" w:type="dxa"/>
+            </w:tcMar>
+          </w:tcPr>
+          <w:p>
+            <w:pPr>
+              <w:spacing w:after="0" w:line="240" w:lineRule="auto"/>
+              <w:rPr>
+                <w:sz w:val="24"/>
+                <w:szCs w:val="24"/>
+              </w:rPr>
+            </w:pPr>
+            <w:r>
+              <w:rPr>
+                <w:sz w:val="24"/>
+                <w:szCs w:val="24"/>
+              </w:rPr>
+              <w:t>Buzzer og alarmtester</w:t>
             </w:r>
           </w:p>
           <w:p>
@@ -3514,10 +2999,10 @@
           <w:tcPr>
             <w:tcW w:w="2266" w:type="dxa"/>
             <w:tcBorders>
-              <w:top w:val="single" w:color="D86DCB" w:sz="4" w:space="0"/>
-              <w:left w:val="single" w:color="D86DCB" w:sz="4" w:space="0"/>
-              <w:bottom w:val="single" w:color="D86DCB" w:sz="4" w:space="0"/>
-              <w:right w:val="single" w:color="D86DCB" w:sz="4" w:space="0"/>
+              <w:top w:val="single" w:sz="4" w:space="0" w:color="D86DCB" w:themeColor="accent5" w:themeTint="99"/>
+              <w:left w:val="single" w:sz="4" w:space="0" w:color="D86DCB" w:themeColor="accent5" w:themeTint="99"/>
+              <w:bottom w:val="single" w:sz="4" w:space="0" w:color="D86DCB" w:themeColor="accent5" w:themeTint="99"/>
+              <w:right w:val="single" w:sz="4" w:space="0" w:color="D86DCB" w:themeColor="accent5" w:themeTint="99"/>
             </w:tcBorders>
             <w:tcMar>
               <w:top w:w="0" w:type="dxa"/>
@@ -3556,10 +3041,10 @@
           <w:tcPr>
             <w:tcW w:w="2266" w:type="dxa"/>
             <w:tcBorders>
-              <w:top w:val="single" w:color="D86DCB" w:sz="4" w:space="0"/>
-              <w:left w:val="single" w:color="D86DCB" w:sz="4" w:space="0"/>
-              <w:bottom w:val="single" w:color="D86DCB" w:sz="4" w:space="0"/>
-              <w:right w:val="single" w:color="D86DCB" w:sz="4" w:space="0"/>
+              <w:top w:val="single" w:sz="4" w:space="0" w:color="D86DCB" w:themeColor="accent5" w:themeTint="99"/>
+              <w:left w:val="single" w:sz="4" w:space="0" w:color="D86DCB" w:themeColor="accent5" w:themeTint="99"/>
+              <w:bottom w:val="single" w:sz="4" w:space="0" w:color="D86DCB" w:themeColor="accent5" w:themeTint="99"/>
+              <w:right w:val="single" w:sz="4" w:space="0" w:color="D86DCB" w:themeColor="accent5" w:themeTint="99"/>
             </w:tcBorders>
             <w:tcMar>
               <w:top w:w="0" w:type="dxa"/>
@@ -3620,22 +3105,16 @@
         </w:tc>
       </w:tr>
       <w:tr>
-        <w:tblPrEx>
-          <w:tblCellMar>
-            <w:top w:w="0" w:type="dxa"/>
-            <w:bottom w:w="0" w:type="dxa"/>
-          </w:tblCellMar>
-        </w:tblPrEx>
         <w:tc>
           <w:tcPr>
             <w:tcW w:w="2265" w:type="dxa"/>
             <w:tcBorders>
-              <w:top w:val="single" w:color="D86DCB" w:sz="4" w:space="0"/>
-              <w:left w:val="single" w:color="D86DCB" w:sz="4" w:space="0"/>
-              <w:bottom w:val="single" w:color="D86DCB" w:sz="4" w:space="0"/>
-              <w:right w:val="single" w:color="D86DCB" w:sz="4" w:space="0"/>
-            </w:tcBorders>
-            <w:shd w:val="clear" w:color="auto" w:fill="F2CEED"/>
+              <w:top w:val="single" w:sz="4" w:space="0" w:color="D86DCB" w:themeColor="accent5" w:themeTint="99"/>
+              <w:left w:val="single" w:sz="4" w:space="0" w:color="D86DCB" w:themeColor="accent5" w:themeTint="99"/>
+              <w:bottom w:val="single" w:sz="4" w:space="0" w:color="D86DCB" w:themeColor="accent5" w:themeTint="99"/>
+              <w:right w:val="single" w:sz="4" w:space="0" w:color="D86DCB" w:themeColor="accent5" w:themeTint="99"/>
+            </w:tcBorders>
+            <w:shd w:val="clear" w:color="auto" w:fill="F2CEED" w:themeFill="accent5" w:themeFillTint="33"/>
             <w:tcMar>
               <w:top w:w="0" w:type="dxa"/>
               <w:left w:w="108" w:type="dxa"/>
@@ -3668,40 +3147,33 @@
           <w:tcPr>
             <w:tcW w:w="2265" w:type="dxa"/>
             <w:tcBorders>
-              <w:top w:val="single" w:color="D86DCB" w:sz="4" w:space="0"/>
-              <w:left w:val="single" w:color="D86DCB" w:sz="4" w:space="0"/>
-              <w:bottom w:val="single" w:color="D86DCB" w:sz="4" w:space="0"/>
-              <w:right w:val="single" w:color="D86DCB" w:sz="4" w:space="0"/>
-            </w:tcBorders>
-            <w:shd w:val="clear" w:color="auto" w:fill="F2CEED"/>
-            <w:tcMar>
-              <w:top w:w="0" w:type="dxa"/>
-              <w:left w:w="108" w:type="dxa"/>
-              <w:bottom w:w="0" w:type="dxa"/>
-              <w:right w:w="108" w:type="dxa"/>
-            </w:tcMar>
-          </w:tcPr>
-          <w:p>
-            <w:pPr>
-              <w:spacing w:after="0" w:line="240" w:lineRule="auto"/>
-              <w:rPr>
-                <w:sz w:val="24"/>
-                <w:szCs w:val="24"/>
-              </w:rPr>
-            </w:pPr>
-            <w:r>
-              <w:rPr>
-                <w:sz w:val="24"/>
-                <w:szCs w:val="24"/>
-              </w:rPr>
-              <w:t xml:space="preserve">Ytelsestest: Kjør </w:t>
-            </w:r>
-            <w:r>
-              <w:rPr>
-                <w:sz w:val="24"/>
-                <w:szCs w:val="24"/>
-              </w:rPr>
-              <w:t>kontinuerlig i 1 time.</w:t>
+              <w:top w:val="single" w:sz="4" w:space="0" w:color="D86DCB" w:themeColor="accent5" w:themeTint="99"/>
+              <w:left w:val="single" w:sz="4" w:space="0" w:color="D86DCB" w:themeColor="accent5" w:themeTint="99"/>
+              <w:bottom w:val="single" w:sz="4" w:space="0" w:color="D86DCB" w:themeColor="accent5" w:themeTint="99"/>
+              <w:right w:val="single" w:sz="4" w:space="0" w:color="D86DCB" w:themeColor="accent5" w:themeTint="99"/>
+            </w:tcBorders>
+            <w:shd w:val="clear" w:color="auto" w:fill="F2CEED" w:themeFill="accent5" w:themeFillTint="33"/>
+            <w:tcMar>
+              <w:top w:w="0" w:type="dxa"/>
+              <w:left w:w="108" w:type="dxa"/>
+              <w:bottom w:w="0" w:type="dxa"/>
+              <w:right w:w="108" w:type="dxa"/>
+            </w:tcMar>
+          </w:tcPr>
+          <w:p>
+            <w:pPr>
+              <w:spacing w:after="0" w:line="240" w:lineRule="auto"/>
+              <w:rPr>
+                <w:sz w:val="24"/>
+                <w:szCs w:val="24"/>
+              </w:rPr>
+            </w:pPr>
+            <w:r>
+              <w:rPr>
+                <w:sz w:val="24"/>
+                <w:szCs w:val="24"/>
+              </w:rPr>
+              <w:t>Ytelsestest: Kjør kontinuerlig i 1 time.</w:t>
             </w:r>
           </w:p>
           <w:p>
@@ -3718,49 +3190,33 @@
           <w:tcPr>
             <w:tcW w:w="2266" w:type="dxa"/>
             <w:tcBorders>
-              <w:top w:val="single" w:color="D86DCB" w:sz="4" w:space="0"/>
-              <w:left w:val="single" w:color="D86DCB" w:sz="4" w:space="0"/>
-              <w:bottom w:val="single" w:color="D86DCB" w:sz="4" w:space="0"/>
-              <w:right w:val="single" w:color="D86DCB" w:sz="4" w:space="0"/>
-            </w:tcBorders>
-            <w:shd w:val="clear" w:color="auto" w:fill="F2CEED"/>
-            <w:tcMar>
-              <w:top w:w="0" w:type="dxa"/>
-              <w:left w:w="108" w:type="dxa"/>
-              <w:bottom w:w="0" w:type="dxa"/>
-              <w:right w:w="108" w:type="dxa"/>
-            </w:tcMar>
-          </w:tcPr>
-          <w:p>
-            <w:pPr>
-              <w:spacing w:after="0" w:line="240" w:lineRule="auto"/>
-              <w:rPr>
-                <w:sz w:val="24"/>
-                <w:szCs w:val="24"/>
-              </w:rPr>
-            </w:pPr>
-            <w:r>
-              <w:rPr>
-                <w:sz w:val="24"/>
-                <w:szCs w:val="24"/>
-              </w:rPr>
-              <w:t xml:space="preserve">Ingen </w:t>
-            </w:r>
-            <w:proofErr w:type="spellStart"/>
-            <w:r>
-              <w:rPr>
-                <w:sz w:val="24"/>
-                <w:szCs w:val="24"/>
-              </w:rPr>
-              <w:t>tidavvik</w:t>
-            </w:r>
-            <w:proofErr w:type="spellEnd"/>
-            <w:r>
-              <w:rPr>
-                <w:sz w:val="24"/>
-                <w:szCs w:val="24"/>
-              </w:rPr>
-              <w:t xml:space="preserve"> eller krasj</w:t>
+              <w:top w:val="single" w:sz="4" w:space="0" w:color="D86DCB" w:themeColor="accent5" w:themeTint="99"/>
+              <w:left w:val="single" w:sz="4" w:space="0" w:color="D86DCB" w:themeColor="accent5" w:themeTint="99"/>
+              <w:bottom w:val="single" w:sz="4" w:space="0" w:color="D86DCB" w:themeColor="accent5" w:themeTint="99"/>
+              <w:right w:val="single" w:sz="4" w:space="0" w:color="D86DCB" w:themeColor="accent5" w:themeTint="99"/>
+            </w:tcBorders>
+            <w:shd w:val="clear" w:color="auto" w:fill="F2CEED" w:themeFill="accent5" w:themeFillTint="33"/>
+            <w:tcMar>
+              <w:top w:w="0" w:type="dxa"/>
+              <w:left w:w="108" w:type="dxa"/>
+              <w:bottom w:w="0" w:type="dxa"/>
+              <w:right w:w="108" w:type="dxa"/>
+            </w:tcMar>
+          </w:tcPr>
+          <w:p>
+            <w:pPr>
+              <w:spacing w:after="0" w:line="240" w:lineRule="auto"/>
+              <w:rPr>
+                <w:sz w:val="24"/>
+                <w:szCs w:val="24"/>
+              </w:rPr>
+            </w:pPr>
+            <w:r>
+              <w:rPr>
+                <w:sz w:val="24"/>
+                <w:szCs w:val="24"/>
+              </w:rPr>
+              <w:t>Ingen tidavvik eller krasj</w:t>
             </w:r>
           </w:p>
           <w:p>
@@ -3777,12 +3233,12 @@
           <w:tcPr>
             <w:tcW w:w="2266" w:type="dxa"/>
             <w:tcBorders>
-              <w:top w:val="single" w:color="D86DCB" w:sz="4" w:space="0"/>
-              <w:left w:val="single" w:color="D86DCB" w:sz="4" w:space="0"/>
-              <w:bottom w:val="single" w:color="D86DCB" w:sz="4" w:space="0"/>
-              <w:right w:val="single" w:color="D86DCB" w:sz="4" w:space="0"/>
-            </w:tcBorders>
-            <w:shd w:val="clear" w:color="auto" w:fill="F2CEED"/>
+              <w:top w:val="single" w:sz="4" w:space="0" w:color="D86DCB" w:themeColor="accent5" w:themeTint="99"/>
+              <w:left w:val="single" w:sz="4" w:space="0" w:color="D86DCB" w:themeColor="accent5" w:themeTint="99"/>
+              <w:bottom w:val="single" w:sz="4" w:space="0" w:color="D86DCB" w:themeColor="accent5" w:themeTint="99"/>
+              <w:right w:val="single" w:sz="4" w:space="0" w:color="D86DCB" w:themeColor="accent5" w:themeTint="99"/>
+            </w:tcBorders>
+            <w:shd w:val="clear" w:color="auto" w:fill="F2CEED" w:themeFill="accent5" w:themeFillTint="33"/>
             <w:tcMar>
               <w:top w:w="0" w:type="dxa"/>
               <w:left w:w="108" w:type="dxa"/>
@@ -3804,20 +3260,14 @@
         </w:tc>
       </w:tr>
       <w:tr>
-        <w:tblPrEx>
-          <w:tblCellMar>
-            <w:top w:w="0" w:type="dxa"/>
-            <w:bottom w:w="0" w:type="dxa"/>
-          </w:tblCellMar>
-        </w:tblPrEx>
         <w:tc>
           <w:tcPr>
             <w:tcW w:w="2265" w:type="dxa"/>
             <w:tcBorders>
-              <w:top w:val="single" w:color="D86DCB" w:sz="4" w:space="0"/>
-              <w:left w:val="single" w:color="D86DCB" w:sz="4" w:space="0"/>
-              <w:bottom w:val="single" w:color="D86DCB" w:sz="4" w:space="0"/>
-              <w:right w:val="single" w:color="D86DCB" w:sz="4" w:space="0"/>
+              <w:top w:val="single" w:sz="4" w:space="0" w:color="D86DCB" w:themeColor="accent5" w:themeTint="99"/>
+              <w:left w:val="single" w:sz="4" w:space="0" w:color="D86DCB" w:themeColor="accent5" w:themeTint="99"/>
+              <w:bottom w:val="single" w:sz="4" w:space="0" w:color="D86DCB" w:themeColor="accent5" w:themeTint="99"/>
+              <w:right w:val="single" w:sz="4" w:space="0" w:color="D86DCB" w:themeColor="accent5" w:themeTint="99"/>
             </w:tcBorders>
             <w:tcMar>
               <w:top w:w="0" w:type="dxa"/>
@@ -3851,48 +3301,32 @@
           <w:tcPr>
             <w:tcW w:w="2265" w:type="dxa"/>
             <w:tcBorders>
-              <w:top w:val="single" w:color="D86DCB" w:sz="4" w:space="0"/>
-              <w:left w:val="single" w:color="D86DCB" w:sz="4" w:space="0"/>
-              <w:bottom w:val="single" w:color="D86DCB" w:sz="4" w:space="0"/>
-              <w:right w:val="single" w:color="D86DCB" w:sz="4" w:space="0"/>
-            </w:tcBorders>
-            <w:tcMar>
-              <w:top w:w="0" w:type="dxa"/>
-              <w:left w:w="108" w:type="dxa"/>
-              <w:bottom w:w="0" w:type="dxa"/>
-              <w:right w:w="108" w:type="dxa"/>
-            </w:tcMar>
-          </w:tcPr>
-          <w:p>
-            <w:pPr>
-              <w:spacing w:after="0" w:line="240" w:lineRule="auto"/>
-              <w:rPr>
-                <w:sz w:val="24"/>
-                <w:szCs w:val="24"/>
-              </w:rPr>
-            </w:pPr>
-            <w:r>
-              <w:rPr>
-                <w:sz w:val="24"/>
-                <w:szCs w:val="24"/>
-              </w:rPr>
-              <w:t xml:space="preserve">Power </w:t>
-            </w:r>
-            <w:proofErr w:type="spellStart"/>
-            <w:r>
-              <w:rPr>
-                <w:sz w:val="24"/>
-                <w:szCs w:val="24"/>
-              </w:rPr>
-              <w:t>cycle</w:t>
-            </w:r>
-            <w:proofErr w:type="spellEnd"/>
-            <w:r>
-              <w:rPr>
-                <w:sz w:val="24"/>
-                <w:szCs w:val="24"/>
-              </w:rPr>
-              <w:t>: Slå av/på midt i telling.</w:t>
+              <w:top w:val="single" w:sz="4" w:space="0" w:color="D86DCB" w:themeColor="accent5" w:themeTint="99"/>
+              <w:left w:val="single" w:sz="4" w:space="0" w:color="D86DCB" w:themeColor="accent5" w:themeTint="99"/>
+              <w:bottom w:val="single" w:sz="4" w:space="0" w:color="D86DCB" w:themeColor="accent5" w:themeTint="99"/>
+              <w:right w:val="single" w:sz="4" w:space="0" w:color="D86DCB" w:themeColor="accent5" w:themeTint="99"/>
+            </w:tcBorders>
+            <w:tcMar>
+              <w:top w:w="0" w:type="dxa"/>
+              <w:left w:w="108" w:type="dxa"/>
+              <w:bottom w:w="0" w:type="dxa"/>
+              <w:right w:w="108" w:type="dxa"/>
+            </w:tcMar>
+          </w:tcPr>
+          <w:p>
+            <w:pPr>
+              <w:spacing w:after="0" w:line="240" w:lineRule="auto"/>
+              <w:rPr>
+                <w:sz w:val="24"/>
+                <w:szCs w:val="24"/>
+              </w:rPr>
+            </w:pPr>
+            <w:r>
+              <w:rPr>
+                <w:sz w:val="24"/>
+                <w:szCs w:val="24"/>
+              </w:rPr>
+              <w:t>Power cycle: Slå av/på midt i telling.</w:t>
             </w:r>
           </w:p>
           <w:p>
@@ -3911,10 +3345,10 @@
           <w:tcPr>
             <w:tcW w:w="2266" w:type="dxa"/>
             <w:tcBorders>
-              <w:top w:val="single" w:color="D86DCB" w:sz="4" w:space="0"/>
-              <w:left w:val="single" w:color="D86DCB" w:sz="4" w:space="0"/>
-              <w:bottom w:val="single" w:color="D86DCB" w:sz="4" w:space="0"/>
-              <w:right w:val="single" w:color="D86DCB" w:sz="4" w:space="0"/>
+              <w:top w:val="single" w:sz="4" w:space="0" w:color="D86DCB" w:themeColor="accent5" w:themeTint="99"/>
+              <w:left w:val="single" w:sz="4" w:space="0" w:color="D86DCB" w:themeColor="accent5" w:themeTint="99"/>
+              <w:bottom w:val="single" w:sz="4" w:space="0" w:color="D86DCB" w:themeColor="accent5" w:themeTint="99"/>
+              <w:right w:val="single" w:sz="4" w:space="0" w:color="D86DCB" w:themeColor="accent5" w:themeTint="99"/>
             </w:tcBorders>
             <w:tcMar>
               <w:top w:w="0" w:type="dxa"/>
@@ -3955,10 +3389,10 @@
           <w:tcPr>
             <w:tcW w:w="2266" w:type="dxa"/>
             <w:tcBorders>
-              <w:top w:val="single" w:color="D86DCB" w:sz="4" w:space="0"/>
-              <w:left w:val="single" w:color="D86DCB" w:sz="4" w:space="0"/>
-              <w:bottom w:val="single" w:color="D86DCB" w:sz="4" w:space="0"/>
-              <w:right w:val="single" w:color="D86DCB" w:sz="4" w:space="0"/>
+              <w:top w:val="single" w:sz="4" w:space="0" w:color="D86DCB" w:themeColor="accent5" w:themeTint="99"/>
+              <w:left w:val="single" w:sz="4" w:space="0" w:color="D86DCB" w:themeColor="accent5" w:themeTint="99"/>
+              <w:bottom w:val="single" w:sz="4" w:space="0" w:color="D86DCB" w:themeColor="accent5" w:themeTint="99"/>
+              <w:right w:val="single" w:sz="4" w:space="0" w:color="D86DCB" w:themeColor="accent5" w:themeTint="99"/>
             </w:tcBorders>
             <w:tcMar>
               <w:top w:w="0" w:type="dxa"/>
@@ -4054,122 +3488,11 @@
           <w:sz w:val="24"/>
           <w:szCs w:val="24"/>
         </w:rPr>
-        <w:t xml:space="preserve">Formålet med testing av brukeropplevelsen (UX) er å evaluere hvor intuitiv, effektiv og </w:t>
-      </w:r>
-      <w:r>
-        <w:rPr>
-          <w:sz w:val="24"/>
-          <w:szCs w:val="24"/>
-        </w:rPr>
-        <w:t xml:space="preserve">behagelig Pomodoro-klokken er å bruke for en enkeltperson. Dette innebærer å vurdere hvordan brukeren interagerer med </w:t>
-      </w:r>
-      <w:proofErr w:type="spellStart"/>
-      <w:r>
-        <w:rPr>
-          <w:sz w:val="24"/>
-          <w:szCs w:val="24"/>
-        </w:rPr>
-        <w:t>Arduino</w:t>
-      </w:r>
-      <w:proofErr w:type="spellEnd"/>
-      <w:r>
-        <w:rPr>
-          <w:sz w:val="24"/>
-          <w:szCs w:val="24"/>
-        </w:rPr>
-        <w:t xml:space="preserve">-basert </w:t>
-      </w:r>
-      <w:proofErr w:type="gramStart"/>
-      <w:r>
-        <w:rPr>
-          <w:sz w:val="24"/>
-          <w:szCs w:val="24"/>
-        </w:rPr>
-        <w:t>hardware</w:t>
-      </w:r>
-      <w:proofErr w:type="gramEnd"/>
-      <w:r>
-        <w:rPr>
-          <w:sz w:val="24"/>
-          <w:szCs w:val="24"/>
-        </w:rPr>
-        <w:t xml:space="preserve"> (knapper, display, </w:t>
-      </w:r>
-      <w:proofErr w:type="spellStart"/>
-      <w:r>
-        <w:rPr>
-          <w:sz w:val="24"/>
-          <w:szCs w:val="24"/>
-        </w:rPr>
-        <w:t>buzzer</w:t>
-      </w:r>
-      <w:proofErr w:type="spellEnd"/>
-      <w:r>
-        <w:rPr>
-          <w:sz w:val="24"/>
-          <w:szCs w:val="24"/>
-        </w:rPr>
-        <w:t xml:space="preserve">) </w:t>
-      </w:r>
-      <w:r>
-        <w:rPr>
-          <w:sz w:val="24"/>
-          <w:szCs w:val="24"/>
-        </w:rPr>
-        <w:lastRenderedPageBreak/>
-        <w:t xml:space="preserve">og programvaren som styrer de tre funksjonene: vanlig nedtelling, egendefinert Pomodoro og </w:t>
-      </w:r>
-      <w:proofErr w:type="spellStart"/>
-      <w:r>
-        <w:rPr>
-          <w:sz w:val="24"/>
-          <w:szCs w:val="24"/>
-        </w:rPr>
-        <w:t>presets</w:t>
-      </w:r>
-      <w:proofErr w:type="spellEnd"/>
-      <w:r>
-        <w:rPr>
-          <w:sz w:val="24"/>
-          <w:szCs w:val="24"/>
-        </w:rPr>
-        <w:t xml:space="preserve">. Testingen </w:t>
-      </w:r>
-      <w:proofErr w:type="gramStart"/>
-      <w:r>
-        <w:rPr>
-          <w:sz w:val="24"/>
-          <w:szCs w:val="24"/>
-        </w:rPr>
-        <w:t>fokuserer</w:t>
-      </w:r>
-      <w:proofErr w:type="gramEnd"/>
-      <w:r>
-        <w:rPr>
-          <w:sz w:val="24"/>
-          <w:szCs w:val="24"/>
-        </w:rPr>
-        <w:t xml:space="preserve"> på brukervennlighet, klarhet i grensesnittet, </w:t>
-      </w:r>
-      <w:proofErr w:type="spellStart"/>
-      <w:r>
-        <w:rPr>
-          <w:sz w:val="24"/>
-          <w:szCs w:val="24"/>
-        </w:rPr>
-        <w:t>responsivitet</w:t>
-      </w:r>
-      <w:proofErr w:type="spellEnd"/>
-      <w:r>
-        <w:rPr>
-          <w:sz w:val="24"/>
-          <w:szCs w:val="24"/>
-        </w:rPr>
-        <w:t xml:space="preserve"> og generell tilfredshet.</w:t>
+        <w:t>Formålet med testing av brukeropplevelsen (UX) er å evaluere hvor intuitiv, effektiv og behagelig Pomodoro-klokken er å bruke for en enkeltperson. Dette innebærer å vurdere hvordan brukeren interagerer med Arduino-basert hardware (knapper, display, buzzer) og programvaren som styrer de tre funksjonene: vanlig nedtelling, egendefinert Pomodoro og presets. Testingen fokuserer på brukervennlighet, klarhet i grensesnittet, responsivitet og generell tilfredshet.</w:t>
       </w:r>
     </w:p>
     <w:sectPr>
-      <w:pgSz w:w="11906" w:h="16838" w:orient="portrait"/>
+      <w:pgSz w:w="11906" w:h="16838"/>
       <w:pgMar w:top="1417" w:right="1417" w:bottom="1417" w:left="1417" w:header="708" w:footer="708" w:gutter="0"/>
       <w:cols w:space="708"/>
     </w:sectPr>
@@ -4588,7 +3911,7 @@
   <w:docDefaults>
     <w:rPrDefault>
       <w:rPr>
-        <w:rFonts w:ascii="Aptos" w:hAnsi="Aptos" w:eastAsia="Aptos" w:cs="Times New Roman"/>
+        <w:rFonts w:ascii="Aptos" w:eastAsia="Aptos" w:hAnsi="Aptos" w:cs="Times New Roman"/>
         <w:kern w:val="3"/>
         <w:sz w:val="22"/>
         <w:szCs w:val="22"/>
@@ -4605,14 +3928,14 @@
   <w:latentStyles w:defLockedState="0" w:defUIPriority="99" w:defSemiHidden="0" w:defUnhideWhenUsed="0" w:defQFormat="0" w:count="376">
     <w:lsdException w:name="Normal" w:uiPriority="0" w:qFormat="1"/>
     <w:lsdException w:name="heading 1" w:uiPriority="9" w:qFormat="1"/>
-    <w:lsdException w:name="heading 2" w:uiPriority="9" w:semiHidden="1" w:unhideWhenUsed="1" w:qFormat="1"/>
-    <w:lsdException w:name="heading 3" w:uiPriority="9" w:semiHidden="1" w:unhideWhenUsed="1" w:qFormat="1"/>
-    <w:lsdException w:name="heading 4" w:uiPriority="9" w:semiHidden="1" w:unhideWhenUsed="1" w:qFormat="1"/>
-    <w:lsdException w:name="heading 5" w:uiPriority="9" w:semiHidden="1" w:unhideWhenUsed="1" w:qFormat="1"/>
-    <w:lsdException w:name="heading 6" w:uiPriority="9" w:semiHidden="1" w:unhideWhenUsed="1" w:qFormat="1"/>
-    <w:lsdException w:name="heading 7" w:uiPriority="9" w:semiHidden="1" w:unhideWhenUsed="1" w:qFormat="1"/>
-    <w:lsdException w:name="heading 8" w:uiPriority="9" w:semiHidden="1" w:unhideWhenUsed="1" w:qFormat="1"/>
-    <w:lsdException w:name="heading 9" w:uiPriority="9" w:semiHidden="1" w:unhideWhenUsed="1" w:qFormat="1"/>
+    <w:lsdException w:name="heading 2" w:semiHidden="1" w:uiPriority="9" w:unhideWhenUsed="1" w:qFormat="1"/>
+    <w:lsdException w:name="heading 3" w:semiHidden="1" w:uiPriority="9" w:unhideWhenUsed="1" w:qFormat="1"/>
+    <w:lsdException w:name="heading 4" w:semiHidden="1" w:uiPriority="9" w:unhideWhenUsed="1" w:qFormat="1"/>
+    <w:lsdException w:name="heading 5" w:semiHidden="1" w:uiPriority="9" w:unhideWhenUsed="1" w:qFormat="1"/>
+    <w:lsdException w:name="heading 6" w:semiHidden="1" w:uiPriority="9" w:unhideWhenUsed="1" w:qFormat="1"/>
+    <w:lsdException w:name="heading 7" w:semiHidden="1" w:uiPriority="9" w:unhideWhenUsed="1" w:qFormat="1"/>
+    <w:lsdException w:name="heading 8" w:semiHidden="1" w:uiPriority="9" w:unhideWhenUsed="1" w:qFormat="1"/>
+    <w:lsdException w:name="heading 9" w:semiHidden="1" w:uiPriority="9" w:unhideWhenUsed="1" w:qFormat="1"/>
     <w:lsdException w:name="index 1" w:semiHidden="1" w:unhideWhenUsed="1"/>
     <w:lsdException w:name="index 2" w:semiHidden="1" w:unhideWhenUsed="1"/>
     <w:lsdException w:name="index 3" w:semiHidden="1" w:unhideWhenUsed="1"/>
@@ -4622,22 +3945,22 @@
     <w:lsdException w:name="index 7" w:semiHidden="1" w:unhideWhenUsed="1"/>
     <w:lsdException w:name="index 8" w:semiHidden="1" w:unhideWhenUsed="1"/>
     <w:lsdException w:name="index 9" w:semiHidden="1" w:unhideWhenUsed="1"/>
-    <w:lsdException w:name="toc 1" w:uiPriority="39" w:semiHidden="1" w:unhideWhenUsed="1"/>
-    <w:lsdException w:name="toc 2" w:uiPriority="39" w:semiHidden="1" w:unhideWhenUsed="1"/>
-    <w:lsdException w:name="toc 3" w:uiPriority="39" w:semiHidden="1" w:unhideWhenUsed="1"/>
-    <w:lsdException w:name="toc 4" w:uiPriority="39" w:semiHidden="1" w:unhideWhenUsed="1"/>
-    <w:lsdException w:name="toc 5" w:uiPriority="39" w:semiHidden="1" w:unhideWhenUsed="1"/>
-    <w:lsdException w:name="toc 6" w:uiPriority="39" w:semiHidden="1" w:unhideWhenUsed="1"/>
-    <w:lsdException w:name="toc 7" w:uiPriority="39" w:semiHidden="1" w:unhideWhenUsed="1"/>
-    <w:lsdException w:name="toc 8" w:uiPriority="39" w:semiHidden="1" w:unhideWhenUsed="1"/>
-    <w:lsdException w:name="toc 9" w:uiPriority="39" w:semiHidden="1" w:unhideWhenUsed="1"/>
+    <w:lsdException w:name="toc 1" w:semiHidden="1" w:uiPriority="39" w:unhideWhenUsed="1"/>
+    <w:lsdException w:name="toc 2" w:semiHidden="1" w:uiPriority="39" w:unhideWhenUsed="1"/>
+    <w:lsdException w:name="toc 3" w:semiHidden="1" w:uiPriority="39" w:unhideWhenUsed="1"/>
+    <w:lsdException w:name="toc 4" w:semiHidden="1" w:uiPriority="39" w:unhideWhenUsed="1"/>
+    <w:lsdException w:name="toc 5" w:semiHidden="1" w:uiPriority="39" w:unhideWhenUsed="1"/>
+    <w:lsdException w:name="toc 6" w:semiHidden="1" w:uiPriority="39" w:unhideWhenUsed="1"/>
+    <w:lsdException w:name="toc 7" w:semiHidden="1" w:uiPriority="39" w:unhideWhenUsed="1"/>
+    <w:lsdException w:name="toc 8" w:semiHidden="1" w:uiPriority="39" w:unhideWhenUsed="1"/>
+    <w:lsdException w:name="toc 9" w:semiHidden="1" w:uiPriority="39" w:unhideWhenUsed="1"/>
     <w:lsdException w:name="Normal Indent" w:semiHidden="1" w:unhideWhenUsed="1"/>
     <w:lsdException w:name="footnote text" w:semiHidden="1" w:unhideWhenUsed="1"/>
     <w:lsdException w:name="annotation text" w:semiHidden="1" w:unhideWhenUsed="1"/>
     <w:lsdException w:name="header" w:semiHidden="1" w:unhideWhenUsed="1"/>
     <w:lsdException w:name="footer" w:semiHidden="1" w:unhideWhenUsed="1"/>
     <w:lsdException w:name="index heading" w:semiHidden="1" w:unhideWhenUsed="1"/>
-    <w:lsdException w:name="caption" w:uiPriority="35" w:semiHidden="1" w:unhideWhenUsed="1" w:qFormat="1"/>
+    <w:lsdException w:name="caption" w:semiHidden="1" w:uiPriority="35" w:unhideWhenUsed="1" w:qFormat="1"/>
     <w:lsdException w:name="table of figures" w:semiHidden="1" w:unhideWhenUsed="1"/>
     <w:lsdException w:name="envelope address" w:semiHidden="1" w:unhideWhenUsed="1"/>
     <w:lsdException w:name="envelope return" w:semiHidden="1" w:unhideWhenUsed="1"/>
@@ -4668,7 +3991,7 @@
     <w:lsdException w:name="Title" w:uiPriority="10" w:qFormat="1"/>
     <w:lsdException w:name="Closing" w:semiHidden="1" w:unhideWhenUsed="1"/>
     <w:lsdException w:name="Signature" w:semiHidden="1" w:unhideWhenUsed="1"/>
-    <w:lsdException w:name="Default Paragraph Font" w:uiPriority="1" w:semiHidden="1" w:unhideWhenUsed="1"/>
+    <w:lsdException w:name="Default Paragraph Font" w:semiHidden="1" w:uiPriority="1" w:unhideWhenUsed="1"/>
     <w:lsdException w:name="Body Text" w:semiHidden="1" w:unhideWhenUsed="1"/>
     <w:lsdException w:name="Body Text Indent" w:semiHidden="1" w:unhideWhenUsed="1"/>
     <w:lsdException w:name="List Continue" w:semiHidden="1" w:unhideWhenUsed="1"/>
@@ -4868,8 +4191,8 @@
     <w:lsdException w:name="Subtle Reference" w:uiPriority="31" w:qFormat="1"/>
     <w:lsdException w:name="Intense Reference" w:uiPriority="32" w:qFormat="1"/>
     <w:lsdException w:name="Book Title" w:uiPriority="33" w:qFormat="1"/>
-    <w:lsdException w:name="Bibliography" w:uiPriority="37" w:semiHidden="1" w:unhideWhenUsed="1"/>
-    <w:lsdException w:name="TOC Heading" w:uiPriority="39" w:semiHidden="1" w:unhideWhenUsed="1" w:qFormat="1"/>
+    <w:lsdException w:name="Bibliography" w:semiHidden="1" w:uiPriority="37" w:unhideWhenUsed="1"/>
+    <w:lsdException w:name="TOC Heading" w:semiHidden="1" w:uiPriority="39" w:unhideWhenUsed="1" w:qFormat="1"/>
     <w:lsdException w:name="Plain Table 1" w:uiPriority="41"/>
     <w:lsdException w:name="Plain Table 2" w:uiPriority="42"/>
     <w:lsdException w:name="Plain Table 3" w:uiPriority="43"/>
@@ -4980,7 +4303,7 @@
     <w:lsdException w:name="Unresolved Mention" w:semiHidden="1" w:unhideWhenUsed="1"/>
     <w:lsdException w:name="Smart Link" w:semiHidden="1" w:unhideWhenUsed="1"/>
   </w:latentStyles>
-  <w:style w:type="paragraph" w:styleId="Normal" w:default="1">
+  <w:style w:type="paragraph" w:default="1" w:styleId="Normal">
     <w:name w:val="Normal"/>
     <w:qFormat/>
     <w:pPr>
@@ -5000,7 +4323,7 @@
       <w:outlineLvl w:val="0"/>
     </w:pPr>
     <w:rPr>
-      <w:rFonts w:ascii="Aptos Display" w:hAnsi="Aptos Display" w:eastAsia="Times New Roman"/>
+      <w:rFonts w:ascii="Aptos Display" w:eastAsia="Times New Roman" w:hAnsi="Aptos Display"/>
       <w:color w:val="0F4761"/>
       <w:sz w:val="40"/>
       <w:szCs w:val="40"/>
@@ -5021,7 +4344,7 @@
       <w:outlineLvl w:val="1"/>
     </w:pPr>
     <w:rPr>
-      <w:rFonts w:ascii="Aptos Display" w:hAnsi="Aptos Display" w:eastAsia="Times New Roman"/>
+      <w:rFonts w:ascii="Aptos Display" w:eastAsia="Times New Roman" w:hAnsi="Aptos Display"/>
       <w:color w:val="0F4761"/>
       <w:sz w:val="32"/>
       <w:szCs w:val="32"/>
@@ -5156,13 +4479,13 @@
       <w:color w:val="272727"/>
     </w:rPr>
   </w:style>
-  <w:style w:type="character" w:styleId="Standardskriftforavsnitt" w:default="1">
+  <w:style w:type="character" w:default="1" w:styleId="Standardskriftforavsnitt">
     <w:name w:val="Default Paragraph Font"/>
     <w:uiPriority w:val="1"/>
     <w:semiHidden/>
     <w:unhideWhenUsed/>
   </w:style>
-  <w:style w:type="table" w:styleId="Vanligtabell" w:default="1">
+  <w:style w:type="table" w:default="1" w:styleId="Vanligtabell">
     <w:name w:val="Normal Table"/>
     <w:uiPriority w:val="99"/>
     <w:semiHidden/>
@@ -5177,33 +4500,33 @@
       </w:tblCellMar>
     </w:tblPr>
   </w:style>
-  <w:style w:type="numbering" w:styleId="Ingenliste" w:default="1">
+  <w:style w:type="numbering" w:default="1" w:styleId="Ingenliste">
     <w:name w:val="No List"/>
     <w:uiPriority w:val="99"/>
     <w:semiHidden/>
     <w:unhideWhenUsed/>
   </w:style>
-  <w:style w:type="character" w:styleId="Overskrift1Tegn" w:customStyle="1">
+  <w:style w:type="character" w:customStyle="1" w:styleId="Overskrift1Tegn">
     <w:name w:val="Overskrift 1 Tegn"/>
     <w:basedOn w:val="Standardskriftforavsnitt"/>
     <w:rPr>
-      <w:rFonts w:ascii="Aptos Display" w:hAnsi="Aptos Display" w:eastAsia="Times New Roman" w:cs="Times New Roman"/>
+      <w:rFonts w:ascii="Aptos Display" w:eastAsia="Times New Roman" w:hAnsi="Aptos Display" w:cs="Times New Roman"/>
       <w:color w:val="0F4761"/>
       <w:sz w:val="40"/>
       <w:szCs w:val="40"/>
     </w:rPr>
   </w:style>
-  <w:style w:type="character" w:styleId="Overskrift2Tegn" w:customStyle="1">
+  <w:style w:type="character" w:customStyle="1" w:styleId="Overskrift2Tegn">
     <w:name w:val="Overskrift 2 Tegn"/>
     <w:basedOn w:val="Standardskriftforavsnitt"/>
     <w:rPr>
-      <w:rFonts w:ascii="Aptos Display" w:hAnsi="Aptos Display" w:eastAsia="Times New Roman" w:cs="Times New Roman"/>
+      <w:rFonts w:ascii="Aptos Display" w:eastAsia="Times New Roman" w:hAnsi="Aptos Display" w:cs="Times New Roman"/>
       <w:color w:val="0F4761"/>
       <w:sz w:val="32"/>
       <w:szCs w:val="32"/>
     </w:rPr>
   </w:style>
-  <w:style w:type="character" w:styleId="Overskrift3Tegn" w:customStyle="1">
+  <w:style w:type="character" w:customStyle="1" w:styleId="Overskrift3Tegn">
     <w:name w:val="Overskrift 3 Tegn"/>
     <w:basedOn w:val="Standardskriftforavsnitt"/>
     <w:rPr>
@@ -5213,7 +4536,7 @@
       <w:szCs w:val="28"/>
     </w:rPr>
   </w:style>
-  <w:style w:type="character" w:styleId="Overskrift4Tegn" w:customStyle="1">
+  <w:style w:type="character" w:customStyle="1" w:styleId="Overskrift4Tegn">
     <w:name w:val="Overskrift 4 Tegn"/>
     <w:basedOn w:val="Standardskriftforavsnitt"/>
     <w:rPr>
@@ -5223,7 +4546,7 @@
       <w:color w:val="0F4761"/>
     </w:rPr>
   </w:style>
-  <w:style w:type="character" w:styleId="Overskrift5Tegn" w:customStyle="1">
+  <w:style w:type="character" w:customStyle="1" w:styleId="Overskrift5Tegn">
     <w:name w:val="Overskrift 5 Tegn"/>
     <w:basedOn w:val="Standardskriftforavsnitt"/>
     <w:rPr>
@@ -5231,7 +4554,7 @@
       <w:color w:val="0F4761"/>
     </w:rPr>
   </w:style>
-  <w:style w:type="character" w:styleId="Overskrift6Tegn" w:customStyle="1">
+  <w:style w:type="character" w:customStyle="1" w:styleId="Overskrift6Tegn">
     <w:name w:val="Overskrift 6 Tegn"/>
     <w:basedOn w:val="Standardskriftforavsnitt"/>
     <w:rPr>
@@ -5241,7 +4564,7 @@
       <w:color w:val="595959"/>
     </w:rPr>
   </w:style>
-  <w:style w:type="character" w:styleId="Overskrift7Tegn" w:customStyle="1">
+  <w:style w:type="character" w:customStyle="1" w:styleId="Overskrift7Tegn">
     <w:name w:val="Overskrift 7 Tegn"/>
     <w:basedOn w:val="Standardskriftforavsnitt"/>
     <w:rPr>
@@ -5249,7 +4572,7 @@
       <w:color w:val="595959"/>
     </w:rPr>
   </w:style>
-  <w:style w:type="character" w:styleId="Overskrift8Tegn" w:customStyle="1">
+  <w:style w:type="character" w:customStyle="1" w:styleId="Overskrift8Tegn">
     <w:name w:val="Overskrift 8 Tegn"/>
     <w:basedOn w:val="Standardskriftforavsnitt"/>
     <w:rPr>
@@ -5259,7 +4582,7 @@
       <w:color w:val="272727"/>
     </w:rPr>
   </w:style>
-  <w:style w:type="character" w:styleId="Overskrift9Tegn" w:customStyle="1">
+  <w:style w:type="character" w:customStyle="1" w:styleId="Overskrift9Tegn">
     <w:name w:val="Overskrift 9 Tegn"/>
     <w:basedOn w:val="Standardskriftforavsnitt"/>
     <w:rPr>
@@ -5278,17 +4601,17 @@
       <w:contextualSpacing/>
     </w:pPr>
     <w:rPr>
-      <w:rFonts w:ascii="Aptos Display" w:hAnsi="Aptos Display" w:eastAsia="Times New Roman"/>
+      <w:rFonts w:ascii="Aptos Display" w:eastAsia="Times New Roman" w:hAnsi="Aptos Display"/>
       <w:spacing w:val="-10"/>
       <w:sz w:val="56"/>
       <w:szCs w:val="56"/>
     </w:rPr>
   </w:style>
-  <w:style w:type="character" w:styleId="TittelTegn" w:customStyle="1">
+  <w:style w:type="character" w:customStyle="1" w:styleId="TittelTegn">
     <w:name w:val="Tittel Tegn"/>
     <w:basedOn w:val="Standardskriftforavsnitt"/>
     <w:rPr>
-      <w:rFonts w:ascii="Aptos Display" w:hAnsi="Aptos Display" w:eastAsia="Times New Roman" w:cs="Times New Roman"/>
+      <w:rFonts w:ascii="Aptos Display" w:eastAsia="Times New Roman" w:hAnsi="Aptos Display" w:cs="Times New Roman"/>
       <w:spacing w:val="-10"/>
       <w:kern w:val="3"/>
       <w:sz w:val="56"/>
@@ -5309,7 +4632,7 @@
       <w:szCs w:val="28"/>
     </w:rPr>
   </w:style>
-  <w:style w:type="character" w:styleId="UndertittelTegn" w:customStyle="1">
+  <w:style w:type="character" w:customStyle="1" w:styleId="UndertittelTegn">
     <w:name w:val="Undertittel Tegn"/>
     <w:basedOn w:val="Standardskriftforavsnitt"/>
     <w:rPr>
@@ -5334,7 +4657,7 @@
       <w:color w:val="404040"/>
     </w:rPr>
   </w:style>
-  <w:style w:type="character" w:styleId="SitatTegn" w:customStyle="1">
+  <w:style w:type="character" w:customStyle="1" w:styleId="SitatTegn">
     <w:name w:val="Sitat Tegn"/>
     <w:basedOn w:val="Standardskriftforavsnitt"/>
     <w:rPr>
@@ -5366,8 +4689,8 @@
     <w:next w:val="Normal"/>
     <w:pPr>
       <w:pBdr>
-        <w:top w:val="single" w:color="0F4761" w:sz="4" w:space="10"/>
-        <w:bottom w:val="single" w:color="0F4761" w:sz="4" w:space="10"/>
+        <w:top w:val="single" w:sz="4" w:space="10" w:color="0F4761"/>
+        <w:bottom w:val="single" w:sz="4" w:space="10" w:color="0F4761"/>
       </w:pBdr>
       <w:spacing w:before="360" w:after="360"/>
       <w:ind w:left="864" w:right="864"/>
@@ -5379,7 +4702,7 @@
       <w:color w:val="0F4761"/>
     </w:rPr>
   </w:style>
-  <w:style w:type="character" w:styleId="SterktsitatTegn" w:customStyle="1">
+  <w:style w:type="character" w:customStyle="1" w:styleId="SterktsitatTegn">
     <w:name w:val="Sterkt sitat Tegn"/>
     <w:basedOn w:val="Standardskriftforavsnitt"/>
     <w:rPr>
@@ -5399,11 +4722,59 @@
       <w:spacing w:val="5"/>
     </w:rPr>
   </w:style>
+  <w:style w:type="paragraph" w:styleId="Topptekst">
+    <w:name w:val="header"/>
+    <w:basedOn w:val="Normal"/>
+    <w:link w:val="TopptekstTegn"/>
+    <w:uiPriority w:val="99"/>
+    <w:semiHidden/>
+    <w:unhideWhenUsed/>
+    <w:rsid w:val="006417AD"/>
+    <w:pPr>
+      <w:tabs>
+        <w:tab w:val="center" w:pos="4536"/>
+        <w:tab w:val="right" w:pos="9072"/>
+      </w:tabs>
+      <w:spacing w:after="0" w:line="240" w:lineRule="auto"/>
+    </w:pPr>
+  </w:style>
+  <w:style w:type="character" w:customStyle="1" w:styleId="TopptekstTegn">
+    <w:name w:val="Topptekst Tegn"/>
+    <w:basedOn w:val="Standardskriftforavsnitt"/>
+    <w:link w:val="Topptekst"/>
+    <w:uiPriority w:val="99"/>
+    <w:semiHidden/>
+    <w:rsid w:val="006417AD"/>
+  </w:style>
+  <w:style w:type="paragraph" w:styleId="Bunntekst">
+    <w:name w:val="footer"/>
+    <w:basedOn w:val="Normal"/>
+    <w:link w:val="BunntekstTegn"/>
+    <w:uiPriority w:val="99"/>
+    <w:semiHidden/>
+    <w:unhideWhenUsed/>
+    <w:rsid w:val="006417AD"/>
+    <w:pPr>
+      <w:tabs>
+        <w:tab w:val="center" w:pos="4536"/>
+        <w:tab w:val="right" w:pos="9072"/>
+      </w:tabs>
+      <w:spacing w:after="0" w:line="240" w:lineRule="auto"/>
+    </w:pPr>
+  </w:style>
+  <w:style w:type="character" w:customStyle="1" w:styleId="BunntekstTegn">
+    <w:name w:val="Bunntekst Tegn"/>
+    <w:basedOn w:val="Standardskriftforavsnitt"/>
+    <w:link w:val="Bunntekst"/>
+    <w:uiPriority w:val="99"/>
+    <w:semiHidden/>
+    <w:rsid w:val="006417AD"/>
+  </w:style>
 </w:styles>
 </file>
 
 <file path=word/theme/theme1.xml><?xml version="1.0" encoding="utf-8"?>
-<a:theme xmlns:a="http://schemas.openxmlformats.org/drawingml/2006/main" xmlns:thm15="http://schemas.microsoft.com/office/thememl/2012/main" name="Office-tema">
+<a:theme xmlns:a="http://schemas.openxmlformats.org/drawingml/2006/main" name="Office-tema">
   <a:themeElements>
     <a:clrScheme name="Office">
       <a:dk1>

--- a/Arbeidslogg/Testplan_Pomodoro_gjennomført_test.docx
+++ b/Arbeidslogg/Testplan_Pomodoro_gjennomført_test.docx
@@ -4,7 +4,7 @@
   <w:body>
     <w:p>
       <w:pPr>
-        <w:pStyle w:val="Overskrift1"/>
+        <w:pStyle w:val="Heading1"/>
         <w:jc w:val="center"/>
       </w:pPr>
       <w:r>
@@ -24,7 +24,39 @@
           <w:sz w:val="24"/>
           <w:szCs w:val="24"/>
         </w:rPr>
-        <w:t>Denne testplanen dekker testing av en Pomodoro-klokke implementert med Arduino. Klokken har tre hovedfunksjoner:</w:t>
+        <w:t xml:space="preserve">Denne testplanen dekker testing av en Pomodoro-klokke </w:t>
+      </w:r>
+      <w:proofErr w:type="gramStart"/>
+      <w:r>
+        <w:rPr>
+          <w:sz w:val="24"/>
+          <w:szCs w:val="24"/>
+        </w:rPr>
+        <w:t>implementert</w:t>
+      </w:r>
+      <w:proofErr w:type="gramEnd"/>
+      <w:r>
+        <w:rPr>
+          <w:sz w:val="24"/>
+          <w:szCs w:val="24"/>
+        </w:rPr>
+        <w:t xml:space="preserve"> med </w:t>
+      </w:r>
+      <w:proofErr w:type="spellStart"/>
+      <w:r>
+        <w:rPr>
+          <w:sz w:val="24"/>
+          <w:szCs w:val="24"/>
+        </w:rPr>
+        <w:t>Arduino</w:t>
+      </w:r>
+      <w:proofErr w:type="spellEnd"/>
+      <w:r>
+        <w:rPr>
+          <w:sz w:val="24"/>
+          <w:szCs w:val="24"/>
+        </w:rPr>
+        <w:t>. Klokken har tre hovedfunksjoner:</w:t>
       </w:r>
     </w:p>
     <w:p>
@@ -72,7 +104,39 @@
           <w:sz w:val="24"/>
           <w:szCs w:val="24"/>
         </w:rPr>
-        <w:t>: Brukerdefinerte intervaller for arbeid og pause, basert på Pomodoro-teknikken (typisk 25 minutter arbeid + 5 minutter pause, men tilpassbart).</w:t>
+        <w:t xml:space="preserve">: Brukerdefinerte intervaller for arbeid og pause, basert på Pomodoro-teknikken (typisk 25 minutter arbeid + 5 </w:t>
+      </w:r>
+      <w:proofErr w:type="spellStart"/>
+      <w:r>
+        <w:rPr>
+          <w:sz w:val="24"/>
+          <w:szCs w:val="24"/>
+        </w:rPr>
+        <w:t>minutter</w:t>
+      </w:r>
+      <w:proofErr w:type="spellEnd"/>
+      <w:r>
+        <w:rPr>
+          <w:sz w:val="24"/>
+          <w:szCs w:val="24"/>
+        </w:rPr>
+        <w:t xml:space="preserve"> pause, men </w:t>
+      </w:r>
+      <w:proofErr w:type="spellStart"/>
+      <w:r>
+        <w:rPr>
+          <w:sz w:val="24"/>
+          <w:szCs w:val="24"/>
+        </w:rPr>
+        <w:t>tilpassbart</w:t>
+      </w:r>
+      <w:proofErr w:type="spellEnd"/>
+      <w:r>
+        <w:rPr>
+          <w:sz w:val="24"/>
+          <w:szCs w:val="24"/>
+        </w:rPr>
+        <w:t>).</w:t>
       </w:r>
     </w:p>
     <w:p>
@@ -82,6 +146,7 @@
           <w:numId w:val="1"/>
         </w:numPr>
       </w:pPr>
+      <w:proofErr w:type="spellStart"/>
       <w:r>
         <w:rPr>
           <w:b/>
@@ -91,6 +156,7 @@
         </w:rPr>
         <w:t>Presets</w:t>
       </w:r>
+      <w:proofErr w:type="spellEnd"/>
       <w:r>
         <w:rPr>
           <w:sz w:val="24"/>
@@ -111,7 +177,39 @@
           <w:sz w:val="24"/>
           <w:szCs w:val="24"/>
         </w:rPr>
-        <w:t xml:space="preserve">Målet med testen er å verifisere funksjonalitet, pålitelighet og brukervennlighet. Testene inkluderer funksjonelle tester, med Arduino-komponenter som LCD-display, knapper, buzzer og LED. </w:t>
+        <w:t xml:space="preserve">Målet med testen er å verifisere funksjonalitet, pålitelighet og brukervennlighet. Testene inkluderer funksjonelle tester, med </w:t>
+      </w:r>
+      <w:proofErr w:type="spellStart"/>
+      <w:r>
+        <w:rPr>
+          <w:sz w:val="24"/>
+          <w:szCs w:val="24"/>
+        </w:rPr>
+        <w:t>Arduino</w:t>
+      </w:r>
+      <w:proofErr w:type="spellEnd"/>
+      <w:r>
+        <w:rPr>
+          <w:sz w:val="24"/>
+          <w:szCs w:val="24"/>
+        </w:rPr>
+        <w:t xml:space="preserve">-komponenter som LCD-display, knapper, </w:t>
+      </w:r>
+      <w:proofErr w:type="spellStart"/>
+      <w:r>
+        <w:rPr>
+          <w:sz w:val="24"/>
+          <w:szCs w:val="24"/>
+        </w:rPr>
+        <w:t>buzzer</w:t>
+      </w:r>
+      <w:proofErr w:type="spellEnd"/>
+      <w:r>
+        <w:rPr>
+          <w:sz w:val="24"/>
+          <w:szCs w:val="24"/>
+        </w:rPr>
+        <w:t xml:space="preserve"> og LED. </w:t>
       </w:r>
     </w:p>
     <w:p>
@@ -154,7 +252,71 @@
           <w:sz w:val="24"/>
           <w:szCs w:val="24"/>
         </w:rPr>
-        <w:t>: Arduino Uno (eller lignende), LCD-display, 4-6 trykknapper (for start/stop, modusvalg, tidjustering), buzzer, breadboard og jumper wires.</w:t>
+        <w:t xml:space="preserve">: </w:t>
+      </w:r>
+      <w:proofErr w:type="spellStart"/>
+      <w:r>
+        <w:rPr>
+          <w:sz w:val="24"/>
+          <w:szCs w:val="24"/>
+        </w:rPr>
+        <w:t>Arduino</w:t>
+      </w:r>
+      <w:proofErr w:type="spellEnd"/>
+      <w:r>
+        <w:rPr>
+          <w:sz w:val="24"/>
+          <w:szCs w:val="24"/>
+        </w:rPr>
+        <w:t xml:space="preserve"> Uno (eller lignende), LCD-display, 4-6 trykknapper (for start/stop, modusvalg, </w:t>
+      </w:r>
+      <w:proofErr w:type="spellStart"/>
+      <w:r>
+        <w:rPr>
+          <w:sz w:val="24"/>
+          <w:szCs w:val="24"/>
+        </w:rPr>
+        <w:t>tidjustering</w:t>
+      </w:r>
+      <w:proofErr w:type="spellEnd"/>
+      <w:r>
+        <w:rPr>
+          <w:sz w:val="24"/>
+          <w:szCs w:val="24"/>
+        </w:rPr>
+        <w:t xml:space="preserve">), </w:t>
+      </w:r>
+      <w:proofErr w:type="spellStart"/>
+      <w:r>
+        <w:rPr>
+          <w:sz w:val="24"/>
+          <w:szCs w:val="24"/>
+        </w:rPr>
+        <w:t>buzzer</w:t>
+      </w:r>
+      <w:proofErr w:type="spellEnd"/>
+      <w:r>
+        <w:rPr>
+          <w:sz w:val="24"/>
+          <w:szCs w:val="24"/>
+        </w:rPr>
+        <w:t xml:space="preserve">, </w:t>
+      </w:r>
+      <w:proofErr w:type="spellStart"/>
+      <w:r>
+        <w:rPr>
+          <w:sz w:val="24"/>
+          <w:szCs w:val="24"/>
+        </w:rPr>
+        <w:t>breadboard</w:t>
+      </w:r>
+      <w:proofErr w:type="spellEnd"/>
+      <w:r>
+        <w:rPr>
+          <w:sz w:val="24"/>
+          <w:szCs w:val="24"/>
+        </w:rPr>
+        <w:t xml:space="preserve"> og jumper wires.</w:t>
       </w:r>
     </w:p>
     <w:p>
@@ -178,7 +340,39 @@
           <w:sz w:val="24"/>
           <w:szCs w:val="24"/>
         </w:rPr>
-        <w:t>: Arduino IDE for kompilering og opplasting av kode. Kodebasen er skrevet i C++ for Arduino.</w:t>
+        <w:t xml:space="preserve">: </w:t>
+      </w:r>
+      <w:proofErr w:type="spellStart"/>
+      <w:r>
+        <w:rPr>
+          <w:sz w:val="24"/>
+          <w:szCs w:val="24"/>
+        </w:rPr>
+        <w:t>Arduino</w:t>
+      </w:r>
+      <w:proofErr w:type="spellEnd"/>
+      <w:r>
+        <w:rPr>
+          <w:sz w:val="24"/>
+          <w:szCs w:val="24"/>
+        </w:rPr>
+        <w:t xml:space="preserve"> IDE for kompilering og opplasting av kode. Kodebasen er skrevet i C++ for </w:t>
+      </w:r>
+      <w:proofErr w:type="spellStart"/>
+      <w:r>
+        <w:rPr>
+          <w:sz w:val="24"/>
+          <w:szCs w:val="24"/>
+        </w:rPr>
+        <w:t>Arduino</w:t>
+      </w:r>
+      <w:proofErr w:type="spellEnd"/>
+      <w:r>
+        <w:rPr>
+          <w:sz w:val="24"/>
+          <w:szCs w:val="24"/>
+        </w:rPr>
+        <w:t>.</w:t>
       </w:r>
     </w:p>
     <w:p>
@@ -202,7 +396,16 @@
           <w:sz w:val="24"/>
           <w:szCs w:val="24"/>
         </w:rPr>
-        <w:t>: Multimeter for å måle signaler,</w:t>
+        <w:t xml:space="preserve">: Multimeter for å måle </w:t>
+      </w:r>
+      <w:proofErr w:type="spellStart"/>
+      <w:proofErr w:type="gramStart"/>
+      <w:r>
+        <w:rPr>
+          <w:sz w:val="24"/>
+          <w:szCs w:val="24"/>
+        </w:rPr>
+        <w:t>signaler,</w:t>
       </w:r>
       <w:r>
         <w:rPr>
@@ -211,12 +414,78 @@
         </w:rPr>
         <w:t>g</w:t>
       </w:r>
-      <w:r>
-        <w:rPr>
-          <w:sz w:val="24"/>
-          <w:szCs w:val="24"/>
-        </w:rPr>
-        <w:t xml:space="preserve"> stopwatch for tidtaking, og serial monitor i Arduino IDE for debugging.</w:t>
+      <w:proofErr w:type="spellEnd"/>
+      <w:proofErr w:type="gramEnd"/>
+      <w:r>
+        <w:rPr>
+          <w:sz w:val="24"/>
+          <w:szCs w:val="24"/>
+        </w:rPr>
+        <w:t xml:space="preserve"> </w:t>
+      </w:r>
+      <w:proofErr w:type="spellStart"/>
+      <w:r>
+        <w:rPr>
+          <w:sz w:val="24"/>
+          <w:szCs w:val="24"/>
+        </w:rPr>
+        <w:t>stopwatch</w:t>
+      </w:r>
+      <w:proofErr w:type="spellEnd"/>
+      <w:r>
+        <w:rPr>
+          <w:sz w:val="24"/>
+          <w:szCs w:val="24"/>
+        </w:rPr>
+        <w:t xml:space="preserve"> for tidtaking, og </w:t>
+      </w:r>
+      <w:proofErr w:type="spellStart"/>
+      <w:r>
+        <w:rPr>
+          <w:sz w:val="24"/>
+          <w:szCs w:val="24"/>
+        </w:rPr>
+        <w:t>serial</w:t>
+      </w:r>
+      <w:proofErr w:type="spellEnd"/>
+      <w:r>
+        <w:rPr>
+          <w:sz w:val="24"/>
+          <w:szCs w:val="24"/>
+        </w:rPr>
+        <w:t xml:space="preserve"> monitor i </w:t>
+      </w:r>
+      <w:proofErr w:type="spellStart"/>
+      <w:r>
+        <w:rPr>
+          <w:sz w:val="24"/>
+          <w:szCs w:val="24"/>
+        </w:rPr>
+        <w:t>Arduino</w:t>
+      </w:r>
+      <w:proofErr w:type="spellEnd"/>
+      <w:r>
+        <w:rPr>
+          <w:sz w:val="24"/>
+          <w:szCs w:val="24"/>
+        </w:rPr>
+        <w:t xml:space="preserve"> IDE for </w:t>
+      </w:r>
+      <w:proofErr w:type="spellStart"/>
+      <w:r>
+        <w:rPr>
+          <w:sz w:val="24"/>
+          <w:szCs w:val="24"/>
+        </w:rPr>
+        <w:t>debugging</w:t>
+      </w:r>
+      <w:proofErr w:type="spellEnd"/>
+      <w:r>
+        <w:rPr>
+          <w:sz w:val="24"/>
+          <w:szCs w:val="24"/>
+        </w:rPr>
+        <w:t>.</w:t>
       </w:r>
     </w:p>
     <w:p>
@@ -240,7 +509,23 @@
           <w:sz w:val="24"/>
           <w:szCs w:val="24"/>
         </w:rPr>
-        <w:t>: 1-2 testere med grunnleggende kjennskap til Arduino.</w:t>
+        <w:t xml:space="preserve">: 1-2 testere med grunnleggende kjennskap til </w:t>
+      </w:r>
+      <w:proofErr w:type="spellStart"/>
+      <w:r>
+        <w:rPr>
+          <w:sz w:val="24"/>
+          <w:szCs w:val="24"/>
+        </w:rPr>
+        <w:t>Arduino</w:t>
+      </w:r>
+      <w:proofErr w:type="spellEnd"/>
+      <w:r>
+        <w:rPr>
+          <w:sz w:val="24"/>
+          <w:szCs w:val="24"/>
+        </w:rPr>
+        <w:t>.</w:t>
       </w:r>
     </w:p>
     <w:p>
@@ -317,7 +602,25 @@
           <w:sz w:val="24"/>
           <w:szCs w:val="24"/>
         </w:rPr>
-        <w:t>Alle testcases må passere uten krasj, eller uventet atferd.</w:t>
+        <w:t xml:space="preserve">Alle </w:t>
+      </w:r>
+      <w:proofErr w:type="spellStart"/>
+      <w:proofErr w:type="gramStart"/>
+      <w:r>
+        <w:rPr>
+          <w:sz w:val="24"/>
+          <w:szCs w:val="24"/>
+        </w:rPr>
+        <w:t>testcases</w:t>
+      </w:r>
+      <w:proofErr w:type="spellEnd"/>
+      <w:proofErr w:type="gramEnd"/>
+      <w:r>
+        <w:rPr>
+          <w:sz w:val="24"/>
+          <w:szCs w:val="24"/>
+        </w:rPr>
+        <w:t xml:space="preserve"> må passere uten krasj, eller uventet atferd.</w:t>
       </w:r>
     </w:p>
     <w:p>
@@ -361,6 +664,7 @@
       </w:pPr>
     </w:p>
     <w:p>
+      <w:proofErr w:type="spellStart"/>
       <w:r>
         <w:rPr>
           <w:b/>
@@ -370,6 +674,7 @@
         </w:rPr>
         <w:t>Testcases</w:t>
       </w:r>
+      <w:proofErr w:type="spellEnd"/>
       <w:r>
         <w:rPr>
           <w:b/>
@@ -379,12 +684,37 @@
         </w:rPr>
         <w:br/>
       </w:r>
-      <w:r>
-        <w:rPr>
-          <w:sz w:val="24"/>
-          <w:szCs w:val="24"/>
-        </w:rPr>
-        <w:t>Testcases er organisert etter funksjon. Hver case inkluderer: ID, Beskrivelse og Forventet resultat</w:t>
+      <w:proofErr w:type="spellStart"/>
+      <w:r>
+        <w:rPr>
+          <w:sz w:val="24"/>
+          <w:szCs w:val="24"/>
+        </w:rPr>
+        <w:t>Testcases</w:t>
+      </w:r>
+      <w:proofErr w:type="spellEnd"/>
+      <w:r>
+        <w:rPr>
+          <w:sz w:val="24"/>
+          <w:szCs w:val="24"/>
+        </w:rPr>
+        <w:t xml:space="preserve"> er organisert etter funksjon. Hver </w:t>
+      </w:r>
+      <w:proofErr w:type="gramStart"/>
+      <w:r>
+        <w:rPr>
+          <w:sz w:val="24"/>
+          <w:szCs w:val="24"/>
+        </w:rPr>
+        <w:t>case</w:t>
+      </w:r>
+      <w:proofErr w:type="gramEnd"/>
+      <w:r>
+        <w:rPr>
+          <w:sz w:val="24"/>
+          <w:szCs w:val="24"/>
+        </w:rPr>
+        <w:t xml:space="preserve"> inkluderer: ID, Beskrivelse og Forventet resultat</w:t>
       </w:r>
     </w:p>
     <w:p>
@@ -396,6 +726,7 @@
           <w:szCs w:val="24"/>
         </w:rPr>
       </w:pPr>
+      <w:proofErr w:type="spellStart"/>
       <w:r>
         <w:rPr>
           <w:b/>
@@ -403,7 +734,17 @@
           <w:sz w:val="24"/>
           <w:szCs w:val="24"/>
         </w:rPr>
-        <w:t>Testcases for vanlig tidtaking</w:t>
+        <w:t>Testcases</w:t>
+      </w:r>
+      <w:proofErr w:type="spellEnd"/>
+      <w:r>
+        <w:rPr>
+          <w:b/>
+          <w:bCs/>
+          <w:sz w:val="24"/>
+          <w:szCs w:val="24"/>
+        </w:rPr>
+        <w:t xml:space="preserve"> for vanlig tidtaking</w:t>
       </w:r>
     </w:p>
     <w:tbl>
@@ -449,6 +790,7 @@
                 <w:szCs w:val="24"/>
               </w:rPr>
             </w:pPr>
+            <w:proofErr w:type="spellStart"/>
             <w:r>
               <w:rPr>
                 <w:b/>
@@ -457,7 +799,18 @@
                 <w:sz w:val="24"/>
                 <w:szCs w:val="24"/>
               </w:rPr>
-              <w:t>Testcase ID</w:t>
+              <w:t>Testcase</w:t>
+            </w:r>
+            <w:proofErr w:type="spellEnd"/>
+            <w:r>
+              <w:rPr>
+                <w:b/>
+                <w:bCs/>
+                <w:color w:val="FFFFFF"/>
+                <w:sz w:val="24"/>
+                <w:szCs w:val="24"/>
+              </w:rPr>
+              <w:t xml:space="preserve"> ID</w:t>
             </w:r>
           </w:p>
         </w:tc>
@@ -689,7 +1042,23 @@
                 <w:sz w:val="24"/>
                 <w:szCs w:val="24"/>
               </w:rPr>
-              <w:t>Display viser nedtelling i realtid, buzzer piper ved 00:00, og klokken stopper. LED viser når 80%,60%,40% og 20% av tiden har gått</w:t>
+              <w:t xml:space="preserve">Display viser nedtelling i realtid, </w:t>
+            </w:r>
+            <w:proofErr w:type="spellStart"/>
+            <w:r>
+              <w:rPr>
+                <w:sz w:val="24"/>
+                <w:szCs w:val="24"/>
+              </w:rPr>
+              <w:t>buzzer</w:t>
+            </w:r>
+            <w:proofErr w:type="spellEnd"/>
+            <w:r>
+              <w:rPr>
+                <w:sz w:val="24"/>
+                <w:szCs w:val="24"/>
+              </w:rPr>
+              <w:t xml:space="preserve"> piper ved 00:00, og klokken stopper. LED viser når 80%,60%,40% og 20% av tiden har gått</w:t>
             </w:r>
           </w:p>
           <w:p>
@@ -1161,6 +1530,7 @@
           <w:szCs w:val="24"/>
         </w:rPr>
       </w:pPr>
+      <w:proofErr w:type="spellStart"/>
       <w:r>
         <w:rPr>
           <w:b/>
@@ -1168,7 +1538,17 @@
           <w:sz w:val="24"/>
           <w:szCs w:val="24"/>
         </w:rPr>
-        <w:t>Testcases for egendefinert pomodoro</w:t>
+        <w:t>Testcases</w:t>
+      </w:r>
+      <w:proofErr w:type="spellEnd"/>
+      <w:r>
+        <w:rPr>
+          <w:b/>
+          <w:bCs/>
+          <w:sz w:val="24"/>
+          <w:szCs w:val="24"/>
+        </w:rPr>
+        <w:t xml:space="preserve"> for egendefinert pomodoro</w:t>
       </w:r>
     </w:p>
     <w:tbl>
@@ -1214,6 +1594,7 @@
                 <w:szCs w:val="24"/>
               </w:rPr>
             </w:pPr>
+            <w:proofErr w:type="spellStart"/>
             <w:r>
               <w:rPr>
                 <w:b/>
@@ -1222,7 +1603,18 @@
                 <w:sz w:val="24"/>
                 <w:szCs w:val="24"/>
               </w:rPr>
-              <w:t>Testcase ID</w:t>
+              <w:t>Testcase</w:t>
+            </w:r>
+            <w:proofErr w:type="spellEnd"/>
+            <w:r>
+              <w:rPr>
+                <w:b/>
+                <w:bCs/>
+                <w:color w:val="FFFFFF"/>
+                <w:sz w:val="24"/>
+                <w:szCs w:val="24"/>
+              </w:rPr>
+              <w:t xml:space="preserve"> ID</w:t>
             </w:r>
           </w:p>
         </w:tc>
@@ -1461,7 +1853,23 @@
                 <w:sz w:val="24"/>
                 <w:szCs w:val="24"/>
               </w:rPr>
-              <w:t xml:space="preserve">eller ned arbeid, buzzer ved slutt, starter pause </w:t>
+              <w:t xml:space="preserve">eller ned arbeid, </w:t>
+            </w:r>
+            <w:proofErr w:type="spellStart"/>
+            <w:r>
+              <w:rPr>
+                <w:sz w:val="24"/>
+                <w:szCs w:val="24"/>
+              </w:rPr>
+              <w:t>buzzer</w:t>
+            </w:r>
+            <w:proofErr w:type="spellEnd"/>
+            <w:r>
+              <w:rPr>
+                <w:sz w:val="24"/>
+                <w:szCs w:val="24"/>
+              </w:rPr>
+              <w:t xml:space="preserve"> ved slutt, starter pause </w:t>
             </w:r>
             <w:r>
               <w:rPr>
@@ -1475,7 +1883,23 @@
                 <w:sz w:val="24"/>
                 <w:szCs w:val="24"/>
               </w:rPr>
-              <w:t>, buzzer ved pause slutt, og gjentar syklus hvis satt til flere runder.</w:t>
+              <w:t xml:space="preserve">, </w:t>
+            </w:r>
+            <w:proofErr w:type="spellStart"/>
+            <w:r>
+              <w:rPr>
+                <w:sz w:val="24"/>
+                <w:szCs w:val="24"/>
+              </w:rPr>
+              <w:t>buzzer</w:t>
+            </w:r>
+            <w:proofErr w:type="spellEnd"/>
+            <w:r>
+              <w:rPr>
+                <w:sz w:val="24"/>
+                <w:szCs w:val="24"/>
+              </w:rPr>
+              <w:t xml:space="preserve"> ved pause slutt, og gjentar syklus hvis satt til flere runder.</w:t>
             </w:r>
           </w:p>
           <w:p>
@@ -1923,6 +2347,50 @@
                 <w:szCs w:val="24"/>
               </w:rPr>
             </w:pPr>
+            <w:r>
+              <w:rPr>
+                <w:noProof/>
+              </w:rPr>
+              <w:drawing>
+                <wp:inline distT="0" distB="0" distL="0" distR="0" wp14:anchorId="18BE580A" wp14:editId="59443646">
+                  <wp:extent cx="898462" cy="809070"/>
+                  <wp:effectExtent l="0" t="0" r="0" b="0"/>
+                  <wp:docPr id="1977228459" name="Bilde 1" descr="&quot;Check mark emoji&quot; Emoji - Download for free - Iconduck"/>
+                  <wp:cNvGraphicFramePr/>
+                  <a:graphic xmlns:a="http://schemas.openxmlformats.org/drawingml/2006/main">
+                    <a:graphicData uri="http://schemas.openxmlformats.org/drawingml/2006/picture">
+                      <pic:pic xmlns:pic="http://schemas.openxmlformats.org/drawingml/2006/picture">
+                        <pic:nvPicPr>
+                          <pic:cNvPr id="0" name=""/>
+                          <pic:cNvPicPr/>
+                        </pic:nvPicPr>
+                        <pic:blipFill>
+                          <a:blip r:embed="rId7"/>
+                          <a:srcRect/>
+                          <a:stretch>
+                            <a:fillRect/>
+                          </a:stretch>
+                        </pic:blipFill>
+                        <pic:spPr>
+                          <a:xfrm>
+                            <a:off x="0" y="0"/>
+                            <a:ext cx="898462" cy="809070"/>
+                          </a:xfrm>
+                          <a:prstGeom prst="rect">
+                            <a:avLst/>
+                          </a:prstGeom>
+                          <a:noFill/>
+                          <a:ln>
+                            <a:noFill/>
+                            <a:prstDash/>
+                          </a:ln>
+                        </pic:spPr>
+                      </pic:pic>
+                    </a:graphicData>
+                  </a:graphic>
+                </wp:inline>
+              </w:drawing>
+            </w:r>
           </w:p>
         </w:tc>
       </w:tr>
@@ -1946,6 +2414,7 @@
           <w:szCs w:val="24"/>
         </w:rPr>
       </w:pPr>
+      <w:proofErr w:type="spellStart"/>
       <w:r>
         <w:rPr>
           <w:b/>
@@ -1953,8 +2422,29 @@
           <w:sz w:val="24"/>
           <w:szCs w:val="24"/>
         </w:rPr>
-        <w:t>Testcases for presets</w:t>
-      </w:r>
+        <w:t>Testcases</w:t>
+      </w:r>
+      <w:proofErr w:type="spellEnd"/>
+      <w:r>
+        <w:rPr>
+          <w:b/>
+          <w:bCs/>
+          <w:sz w:val="24"/>
+          <w:szCs w:val="24"/>
+        </w:rPr>
+        <w:t xml:space="preserve"> for </w:t>
+      </w:r>
+      <w:proofErr w:type="spellStart"/>
+      <w:r>
+        <w:rPr>
+          <w:b/>
+          <w:bCs/>
+          <w:sz w:val="24"/>
+          <w:szCs w:val="24"/>
+        </w:rPr>
+        <w:t>presets</w:t>
+      </w:r>
+      <w:proofErr w:type="spellEnd"/>
     </w:p>
     <w:tbl>
       <w:tblPr>
@@ -1999,6 +2489,7 @@
                 <w:szCs w:val="24"/>
               </w:rPr>
             </w:pPr>
+            <w:proofErr w:type="spellStart"/>
             <w:r>
               <w:rPr>
                 <w:b/>
@@ -2007,7 +2498,18 @@
                 <w:sz w:val="24"/>
                 <w:szCs w:val="24"/>
               </w:rPr>
-              <w:t>Testcase ID</w:t>
+              <w:t>Testcase</w:t>
+            </w:r>
+            <w:proofErr w:type="spellEnd"/>
+            <w:r>
+              <w:rPr>
+                <w:b/>
+                <w:bCs/>
+                <w:color w:val="FFFFFF"/>
+                <w:sz w:val="24"/>
+                <w:szCs w:val="24"/>
+              </w:rPr>
+              <w:t xml:space="preserve"> ID</w:t>
             </w:r>
           </w:p>
         </w:tc>
@@ -2196,7 +2698,23 @@
                 <w:sz w:val="24"/>
                 <w:szCs w:val="24"/>
               </w:rPr>
-              <w:t>Velg preset "Standard" (25/5)</w:t>
+              <w:t xml:space="preserve">Velg </w:t>
+            </w:r>
+            <w:proofErr w:type="spellStart"/>
+            <w:r>
+              <w:rPr>
+                <w:sz w:val="24"/>
+                <w:szCs w:val="24"/>
+              </w:rPr>
+              <w:t>preset</w:t>
+            </w:r>
+            <w:proofErr w:type="spellEnd"/>
+            <w:r>
+              <w:rPr>
+                <w:sz w:val="24"/>
+                <w:szCs w:val="24"/>
+              </w:rPr>
+              <w:t xml:space="preserve"> "Standard" (25/5)</w:t>
             </w:r>
           </w:p>
           <w:p>
@@ -2391,7 +2909,23 @@
                 <w:sz w:val="24"/>
                 <w:szCs w:val="24"/>
               </w:rPr>
-              <w:t>Velg flere presets: 40/10, og 45/15).</w:t>
+              <w:t xml:space="preserve">Velg flere </w:t>
+            </w:r>
+            <w:proofErr w:type="spellStart"/>
+            <w:r>
+              <w:rPr>
+                <w:sz w:val="24"/>
+                <w:szCs w:val="24"/>
+              </w:rPr>
+              <w:t>presets</w:t>
+            </w:r>
+            <w:proofErr w:type="spellEnd"/>
+            <w:r>
+              <w:rPr>
+                <w:sz w:val="24"/>
+                <w:szCs w:val="24"/>
+              </w:rPr>
+              <w:t>: 40/10, og 45/15).</w:t>
             </w:r>
           </w:p>
           <w:p>
@@ -2435,7 +2969,39 @@
                 <w:sz w:val="24"/>
                 <w:szCs w:val="24"/>
               </w:rPr>
-              <w:t>Hver preset laster unike tider, display viser preset-navn.</w:t>
+              <w:t xml:space="preserve">Hver </w:t>
+            </w:r>
+            <w:proofErr w:type="spellStart"/>
+            <w:r>
+              <w:rPr>
+                <w:sz w:val="24"/>
+                <w:szCs w:val="24"/>
+              </w:rPr>
+              <w:t>preset</w:t>
+            </w:r>
+            <w:proofErr w:type="spellEnd"/>
+            <w:r>
+              <w:rPr>
+                <w:sz w:val="24"/>
+                <w:szCs w:val="24"/>
+              </w:rPr>
+              <w:t xml:space="preserve"> laster unike tider, display viser </w:t>
+            </w:r>
+            <w:proofErr w:type="spellStart"/>
+            <w:r>
+              <w:rPr>
+                <w:sz w:val="24"/>
+                <w:szCs w:val="24"/>
+              </w:rPr>
+              <w:t>preset</w:t>
+            </w:r>
+            <w:proofErr w:type="spellEnd"/>
+            <w:r>
+              <w:rPr>
+                <w:sz w:val="24"/>
+                <w:szCs w:val="24"/>
+              </w:rPr>
+              <w:t>-navn.</w:t>
             </w:r>
           </w:p>
           <w:p>
@@ -2590,6 +3156,7 @@
                 <w:szCs w:val="24"/>
               </w:rPr>
             </w:pPr>
+            <w:proofErr w:type="spellStart"/>
             <w:r>
               <w:rPr>
                 <w:b/>
@@ -2598,7 +3165,18 @@
                 <w:sz w:val="24"/>
                 <w:szCs w:val="24"/>
               </w:rPr>
-              <w:t>Testcase ID</w:t>
+              <w:t>Testcase</w:t>
+            </w:r>
+            <w:proofErr w:type="spellEnd"/>
+            <w:r>
+              <w:rPr>
+                <w:b/>
+                <w:bCs/>
+                <w:color w:val="FFFFFF"/>
+                <w:sz w:val="24"/>
+                <w:szCs w:val="24"/>
+              </w:rPr>
+              <w:t xml:space="preserve"> ID</w:t>
             </w:r>
           </w:p>
         </w:tc>
@@ -2787,8 +3365,17 @@
                 <w:sz w:val="24"/>
                 <w:szCs w:val="24"/>
               </w:rPr>
-              <w:t>Displayoppdatering under alle modus</w:t>
-            </w:r>
+              <w:t xml:space="preserve">Displayoppdatering under </w:t>
+            </w:r>
+            <w:proofErr w:type="gramStart"/>
+            <w:r>
+              <w:rPr>
+                <w:sz w:val="24"/>
+                <w:szCs w:val="24"/>
+              </w:rPr>
+              <w:t>alle modus</w:t>
+            </w:r>
+            <w:proofErr w:type="gramEnd"/>
           </w:p>
           <w:p>
             <w:pPr>
@@ -2977,12 +3564,21 @@
                 <w:szCs w:val="24"/>
               </w:rPr>
             </w:pPr>
-            <w:r>
-              <w:rPr>
-                <w:sz w:val="24"/>
-                <w:szCs w:val="24"/>
-              </w:rPr>
-              <w:t>Buzzer og alarmtester</w:t>
+            <w:proofErr w:type="spellStart"/>
+            <w:r>
+              <w:rPr>
+                <w:sz w:val="24"/>
+                <w:szCs w:val="24"/>
+              </w:rPr>
+              <w:t>Buzzer</w:t>
+            </w:r>
+            <w:proofErr w:type="spellEnd"/>
+            <w:r>
+              <w:rPr>
+                <w:sz w:val="24"/>
+                <w:szCs w:val="24"/>
+              </w:rPr>
+              <w:t xml:space="preserve"> og alarmtester</w:t>
             </w:r>
           </w:p>
           <w:p>
@@ -3216,7 +3812,23 @@
                 <w:sz w:val="24"/>
                 <w:szCs w:val="24"/>
               </w:rPr>
-              <w:t>Ingen tidavvik eller krasj</w:t>
+              <w:t xml:space="preserve">Ingen </w:t>
+            </w:r>
+            <w:proofErr w:type="spellStart"/>
+            <w:r>
+              <w:rPr>
+                <w:sz w:val="24"/>
+                <w:szCs w:val="24"/>
+              </w:rPr>
+              <w:t>tidavvik</w:t>
+            </w:r>
+            <w:proofErr w:type="spellEnd"/>
+            <w:r>
+              <w:rPr>
+                <w:sz w:val="24"/>
+                <w:szCs w:val="24"/>
+              </w:rPr>
+              <w:t xml:space="preserve"> eller krasj</w:t>
             </w:r>
           </w:p>
           <w:p>
@@ -3256,6 +3868,50 @@
                 <w:szCs w:val="24"/>
               </w:rPr>
             </w:pPr>
+            <w:r>
+              <w:rPr>
+                <w:noProof/>
+              </w:rPr>
+              <w:drawing>
+                <wp:inline distT="0" distB="0" distL="0" distR="0" wp14:anchorId="4C034FBC" wp14:editId="3616CAAC">
+                  <wp:extent cx="898462" cy="809070"/>
+                  <wp:effectExtent l="0" t="0" r="0" b="0"/>
+                  <wp:docPr id="2009722546" name="Bilde 1" descr="&quot;Check mark emoji&quot; Emoji - Download for free - Iconduck"/>
+                  <wp:cNvGraphicFramePr/>
+                  <a:graphic xmlns:a="http://schemas.openxmlformats.org/drawingml/2006/main">
+                    <a:graphicData uri="http://schemas.openxmlformats.org/drawingml/2006/picture">
+                      <pic:pic xmlns:pic="http://schemas.openxmlformats.org/drawingml/2006/picture">
+                        <pic:nvPicPr>
+                          <pic:cNvPr id="0" name=""/>
+                          <pic:cNvPicPr/>
+                        </pic:nvPicPr>
+                        <pic:blipFill>
+                          <a:blip r:embed="rId7"/>
+                          <a:srcRect/>
+                          <a:stretch>
+                            <a:fillRect/>
+                          </a:stretch>
+                        </pic:blipFill>
+                        <pic:spPr>
+                          <a:xfrm>
+                            <a:off x="0" y="0"/>
+                            <a:ext cx="898462" cy="809070"/>
+                          </a:xfrm>
+                          <a:prstGeom prst="rect">
+                            <a:avLst/>
+                          </a:prstGeom>
+                          <a:noFill/>
+                          <a:ln>
+                            <a:noFill/>
+                            <a:prstDash/>
+                          </a:ln>
+                        </pic:spPr>
+                      </pic:pic>
+                    </a:graphicData>
+                  </a:graphic>
+                </wp:inline>
+              </w:drawing>
+            </w:r>
           </w:p>
         </w:tc>
       </w:tr>
@@ -3326,7 +3982,23 @@
                 <w:sz w:val="24"/>
                 <w:szCs w:val="24"/>
               </w:rPr>
-              <w:t>Power cycle: Slå av/på midt i telling.</w:t>
+              <w:t xml:space="preserve">Power </w:t>
+            </w:r>
+            <w:proofErr w:type="spellStart"/>
+            <w:r>
+              <w:rPr>
+                <w:sz w:val="24"/>
+                <w:szCs w:val="24"/>
+              </w:rPr>
+              <w:t>cycle</w:t>
+            </w:r>
+            <w:proofErr w:type="spellEnd"/>
+            <w:r>
+              <w:rPr>
+                <w:sz w:val="24"/>
+                <w:szCs w:val="24"/>
+              </w:rPr>
+              <w:t>: Slå av/på midt i telling.</w:t>
             </w:r>
           </w:p>
           <w:p>
@@ -3488,7 +4160,103 @@
           <w:sz w:val="24"/>
           <w:szCs w:val="24"/>
         </w:rPr>
-        <w:t>Formålet med testing av brukeropplevelsen (UX) er å evaluere hvor intuitiv, effektiv og behagelig Pomodoro-klokken er å bruke for en enkeltperson. Dette innebærer å vurdere hvordan brukeren interagerer med Arduino-basert hardware (knapper, display, buzzer) og programvaren som styrer de tre funksjonene: vanlig nedtelling, egendefinert Pomodoro og presets. Testingen fokuserer på brukervennlighet, klarhet i grensesnittet, responsivitet og generell tilfredshet.</w:t>
+        <w:t xml:space="preserve">Formålet med testing av brukeropplevelsen (UX) er å evaluere hvor intuitiv, effektiv og behagelig Pomodoro-klokken er å bruke for en enkeltperson. Dette innebærer å vurdere hvordan brukeren interagerer med </w:t>
+      </w:r>
+      <w:proofErr w:type="spellStart"/>
+      <w:r>
+        <w:rPr>
+          <w:sz w:val="24"/>
+          <w:szCs w:val="24"/>
+        </w:rPr>
+        <w:t>Arduino</w:t>
+      </w:r>
+      <w:proofErr w:type="spellEnd"/>
+      <w:r>
+        <w:rPr>
+          <w:sz w:val="24"/>
+          <w:szCs w:val="24"/>
+        </w:rPr>
+        <w:t xml:space="preserve">-basert </w:t>
+      </w:r>
+      <w:proofErr w:type="gramStart"/>
+      <w:r>
+        <w:rPr>
+          <w:sz w:val="24"/>
+          <w:szCs w:val="24"/>
+        </w:rPr>
+        <w:t>hardware</w:t>
+      </w:r>
+      <w:proofErr w:type="gramEnd"/>
+      <w:r>
+        <w:rPr>
+          <w:sz w:val="24"/>
+          <w:szCs w:val="24"/>
+        </w:rPr>
+        <w:t xml:space="preserve"> (knapper, display, </w:t>
+      </w:r>
+      <w:proofErr w:type="spellStart"/>
+      <w:r>
+        <w:rPr>
+          <w:sz w:val="24"/>
+          <w:szCs w:val="24"/>
+        </w:rPr>
+        <w:t>buzzer</w:t>
+      </w:r>
+      <w:proofErr w:type="spellEnd"/>
+      <w:r>
+        <w:rPr>
+          <w:sz w:val="24"/>
+          <w:szCs w:val="24"/>
+        </w:rPr>
+        <w:t xml:space="preserve">) og programvaren som styrer de tre funksjonene: vanlig nedtelling, egendefinert Pomodoro og </w:t>
+      </w:r>
+      <w:proofErr w:type="spellStart"/>
+      <w:r>
+        <w:rPr>
+          <w:sz w:val="24"/>
+          <w:szCs w:val="24"/>
+        </w:rPr>
+        <w:t>presets</w:t>
+      </w:r>
+      <w:proofErr w:type="spellEnd"/>
+      <w:r>
+        <w:rPr>
+          <w:sz w:val="24"/>
+          <w:szCs w:val="24"/>
+        </w:rPr>
+        <w:t xml:space="preserve">. Testingen </w:t>
+      </w:r>
+      <w:proofErr w:type="gramStart"/>
+      <w:r>
+        <w:rPr>
+          <w:sz w:val="24"/>
+          <w:szCs w:val="24"/>
+        </w:rPr>
+        <w:t>fokuserer</w:t>
+      </w:r>
+      <w:proofErr w:type="gramEnd"/>
+      <w:r>
+        <w:rPr>
+          <w:sz w:val="24"/>
+          <w:szCs w:val="24"/>
+        </w:rPr>
+        <w:t xml:space="preserve"> på brukervennlighet, klarhet i grensesnittet, </w:t>
+      </w:r>
+      <w:proofErr w:type="spellStart"/>
+      <w:r>
+        <w:rPr>
+          <w:sz w:val="24"/>
+          <w:szCs w:val="24"/>
+        </w:rPr>
+        <w:t>responsivitet</w:t>
+      </w:r>
+      <w:proofErr w:type="spellEnd"/>
+      <w:r>
+        <w:rPr>
+          <w:sz w:val="24"/>
+          <w:szCs w:val="24"/>
+        </w:rPr>
+        <w:t xml:space="preserve"> og generell tilfredshet.</w:t>
       </w:r>
     </w:p>
     <w:sectPr>
@@ -4310,7 +5078,7 @@
       <w:suppressAutoHyphens/>
     </w:pPr>
   </w:style>
-  <w:style w:type="paragraph" w:styleId="Overskrift1">
+  <w:style w:type="paragraph" w:styleId="Heading1">
     <w:name w:val="heading 1"/>
     <w:basedOn w:val="Normal"/>
     <w:next w:val="Normal"/>
@@ -4329,7 +5097,7 @@
       <w:szCs w:val="40"/>
     </w:rPr>
   </w:style>
-  <w:style w:type="paragraph" w:styleId="Overskrift2">
+  <w:style w:type="paragraph" w:styleId="Heading2">
     <w:name w:val="heading 2"/>
     <w:basedOn w:val="Normal"/>
     <w:next w:val="Normal"/>
@@ -4350,7 +5118,7 @@
       <w:szCs w:val="32"/>
     </w:rPr>
   </w:style>
-  <w:style w:type="paragraph" w:styleId="Overskrift3">
+  <w:style w:type="paragraph" w:styleId="Heading3">
     <w:name w:val="heading 3"/>
     <w:basedOn w:val="Normal"/>
     <w:next w:val="Normal"/>
@@ -4371,7 +5139,7 @@
       <w:szCs w:val="28"/>
     </w:rPr>
   </w:style>
-  <w:style w:type="paragraph" w:styleId="Overskrift4">
+  <w:style w:type="paragraph" w:styleId="Heading4">
     <w:name w:val="heading 4"/>
     <w:basedOn w:val="Normal"/>
     <w:next w:val="Normal"/>
@@ -4392,7 +5160,7 @@
       <w:color w:val="0F4761"/>
     </w:rPr>
   </w:style>
-  <w:style w:type="paragraph" w:styleId="Overskrift5">
+  <w:style w:type="paragraph" w:styleId="Heading5">
     <w:name w:val="heading 5"/>
     <w:basedOn w:val="Normal"/>
     <w:next w:val="Normal"/>
@@ -4411,7 +5179,7 @@
       <w:color w:val="0F4761"/>
     </w:rPr>
   </w:style>
-  <w:style w:type="paragraph" w:styleId="Overskrift6">
+  <w:style w:type="paragraph" w:styleId="Heading6">
     <w:name w:val="heading 6"/>
     <w:basedOn w:val="Normal"/>
     <w:next w:val="Normal"/>
@@ -4432,7 +5200,7 @@
       <w:color w:val="595959"/>
     </w:rPr>
   </w:style>
-  <w:style w:type="paragraph" w:styleId="Overskrift7">
+  <w:style w:type="paragraph" w:styleId="Heading7">
     <w:name w:val="heading 7"/>
     <w:basedOn w:val="Normal"/>
     <w:next w:val="Normal"/>
@@ -4447,7 +5215,7 @@
       <w:color w:val="595959"/>
     </w:rPr>
   </w:style>
-  <w:style w:type="paragraph" w:styleId="Overskrift8">
+  <w:style w:type="paragraph" w:styleId="Heading8">
     <w:name w:val="heading 8"/>
     <w:basedOn w:val="Normal"/>
     <w:next w:val="Normal"/>
@@ -4464,7 +5232,7 @@
       <w:color w:val="272727"/>
     </w:rPr>
   </w:style>
-  <w:style w:type="paragraph" w:styleId="Overskrift9">
+  <w:style w:type="paragraph" w:styleId="Heading9">
     <w:name w:val="heading 9"/>
     <w:basedOn w:val="Normal"/>
     <w:next w:val="Normal"/>
@@ -4479,13 +5247,13 @@
       <w:color w:val="272727"/>
     </w:rPr>
   </w:style>
-  <w:style w:type="character" w:default="1" w:styleId="Standardskriftforavsnitt">
+  <w:style w:type="character" w:default="1" w:styleId="DefaultParagraphFont">
     <w:name w:val="Default Paragraph Font"/>
     <w:uiPriority w:val="1"/>
     <w:semiHidden/>
     <w:unhideWhenUsed/>
   </w:style>
-  <w:style w:type="table" w:default="1" w:styleId="Vanligtabell">
+  <w:style w:type="table" w:default="1" w:styleId="TableNormal">
     <w:name w:val="Normal Table"/>
     <w:uiPriority w:val="99"/>
     <w:semiHidden/>
@@ -4500,7 +5268,7 @@
       </w:tblCellMar>
     </w:tblPr>
   </w:style>
-  <w:style w:type="numbering" w:default="1" w:styleId="Ingenliste">
+  <w:style w:type="numbering" w:default="1" w:styleId="NoList">
     <w:name w:val="No List"/>
     <w:uiPriority w:val="99"/>
     <w:semiHidden/>
@@ -4508,7 +5276,7 @@
   </w:style>
   <w:style w:type="character" w:customStyle="1" w:styleId="Overskrift1Tegn">
     <w:name w:val="Overskrift 1 Tegn"/>
-    <w:basedOn w:val="Standardskriftforavsnitt"/>
+    <w:basedOn w:val="DefaultParagraphFont"/>
     <w:rPr>
       <w:rFonts w:ascii="Aptos Display" w:eastAsia="Times New Roman" w:hAnsi="Aptos Display" w:cs="Times New Roman"/>
       <w:color w:val="0F4761"/>
@@ -4518,7 +5286,7 @@
   </w:style>
   <w:style w:type="character" w:customStyle="1" w:styleId="Overskrift2Tegn">
     <w:name w:val="Overskrift 2 Tegn"/>
-    <w:basedOn w:val="Standardskriftforavsnitt"/>
+    <w:basedOn w:val="DefaultParagraphFont"/>
     <w:rPr>
       <w:rFonts w:ascii="Aptos Display" w:eastAsia="Times New Roman" w:hAnsi="Aptos Display" w:cs="Times New Roman"/>
       <w:color w:val="0F4761"/>
@@ -4528,7 +5296,7 @@
   </w:style>
   <w:style w:type="character" w:customStyle="1" w:styleId="Overskrift3Tegn">
     <w:name w:val="Overskrift 3 Tegn"/>
-    <w:basedOn w:val="Standardskriftforavsnitt"/>
+    <w:basedOn w:val="DefaultParagraphFont"/>
     <w:rPr>
       <w:rFonts w:eastAsia="Times New Roman" w:cs="Times New Roman"/>
       <w:color w:val="0F4761"/>
@@ -4538,7 +5306,7 @@
   </w:style>
   <w:style w:type="character" w:customStyle="1" w:styleId="Overskrift4Tegn">
     <w:name w:val="Overskrift 4 Tegn"/>
-    <w:basedOn w:val="Standardskriftforavsnitt"/>
+    <w:basedOn w:val="DefaultParagraphFont"/>
     <w:rPr>
       <w:rFonts w:eastAsia="Times New Roman" w:cs="Times New Roman"/>
       <w:i/>
@@ -4548,7 +5316,7 @@
   </w:style>
   <w:style w:type="character" w:customStyle="1" w:styleId="Overskrift5Tegn">
     <w:name w:val="Overskrift 5 Tegn"/>
-    <w:basedOn w:val="Standardskriftforavsnitt"/>
+    <w:basedOn w:val="DefaultParagraphFont"/>
     <w:rPr>
       <w:rFonts w:eastAsia="Times New Roman" w:cs="Times New Roman"/>
       <w:color w:val="0F4761"/>
@@ -4556,7 +5324,7 @@
   </w:style>
   <w:style w:type="character" w:customStyle="1" w:styleId="Overskrift6Tegn">
     <w:name w:val="Overskrift 6 Tegn"/>
-    <w:basedOn w:val="Standardskriftforavsnitt"/>
+    <w:basedOn w:val="DefaultParagraphFont"/>
     <w:rPr>
       <w:rFonts w:eastAsia="Times New Roman" w:cs="Times New Roman"/>
       <w:i/>
@@ -4566,7 +5334,7 @@
   </w:style>
   <w:style w:type="character" w:customStyle="1" w:styleId="Overskrift7Tegn">
     <w:name w:val="Overskrift 7 Tegn"/>
-    <w:basedOn w:val="Standardskriftforavsnitt"/>
+    <w:basedOn w:val="DefaultParagraphFont"/>
     <w:rPr>
       <w:rFonts w:eastAsia="Times New Roman" w:cs="Times New Roman"/>
       <w:color w:val="595959"/>
@@ -4574,7 +5342,7 @@
   </w:style>
   <w:style w:type="character" w:customStyle="1" w:styleId="Overskrift8Tegn">
     <w:name w:val="Overskrift 8 Tegn"/>
-    <w:basedOn w:val="Standardskriftforavsnitt"/>
+    <w:basedOn w:val="DefaultParagraphFont"/>
     <w:rPr>
       <w:rFonts w:eastAsia="Times New Roman" w:cs="Times New Roman"/>
       <w:i/>
@@ -4584,13 +5352,13 @@
   </w:style>
   <w:style w:type="character" w:customStyle="1" w:styleId="Overskrift9Tegn">
     <w:name w:val="Overskrift 9 Tegn"/>
-    <w:basedOn w:val="Standardskriftforavsnitt"/>
+    <w:basedOn w:val="DefaultParagraphFont"/>
     <w:rPr>
       <w:rFonts w:eastAsia="Times New Roman" w:cs="Times New Roman"/>
       <w:color w:val="272727"/>
     </w:rPr>
   </w:style>
-  <w:style w:type="paragraph" w:styleId="Tittel">
+  <w:style w:type="paragraph" w:styleId="Title">
     <w:name w:val="Title"/>
     <w:basedOn w:val="Normal"/>
     <w:next w:val="Normal"/>
@@ -4609,7 +5377,7 @@
   </w:style>
   <w:style w:type="character" w:customStyle="1" w:styleId="TittelTegn">
     <w:name w:val="Tittel Tegn"/>
-    <w:basedOn w:val="Standardskriftforavsnitt"/>
+    <w:basedOn w:val="DefaultParagraphFont"/>
     <w:rPr>
       <w:rFonts w:ascii="Aptos Display" w:eastAsia="Times New Roman" w:hAnsi="Aptos Display" w:cs="Times New Roman"/>
       <w:spacing w:val="-10"/>
@@ -4618,7 +5386,7 @@
       <w:szCs w:val="56"/>
     </w:rPr>
   </w:style>
-  <w:style w:type="paragraph" w:styleId="Undertittel">
+  <w:style w:type="paragraph" w:styleId="Subtitle">
     <w:name w:val="Subtitle"/>
     <w:basedOn w:val="Normal"/>
     <w:next w:val="Normal"/>
@@ -4634,7 +5402,7 @@
   </w:style>
   <w:style w:type="character" w:customStyle="1" w:styleId="UndertittelTegn">
     <w:name w:val="Undertittel Tegn"/>
-    <w:basedOn w:val="Standardskriftforavsnitt"/>
+    <w:basedOn w:val="DefaultParagraphFont"/>
     <w:rPr>
       <w:rFonts w:eastAsia="Times New Roman" w:cs="Times New Roman"/>
       <w:color w:val="595959"/>
@@ -4643,7 +5411,7 @@
       <w:szCs w:val="28"/>
     </w:rPr>
   </w:style>
-  <w:style w:type="paragraph" w:styleId="Sitat">
+  <w:style w:type="paragraph" w:styleId="Quote">
     <w:name w:val="Quote"/>
     <w:basedOn w:val="Normal"/>
     <w:next w:val="Normal"/>
@@ -4659,14 +5427,14 @@
   </w:style>
   <w:style w:type="character" w:customStyle="1" w:styleId="SitatTegn">
     <w:name w:val="Sitat Tegn"/>
-    <w:basedOn w:val="Standardskriftforavsnitt"/>
+    <w:basedOn w:val="DefaultParagraphFont"/>
     <w:rPr>
       <w:i/>
       <w:iCs/>
       <w:color w:val="404040"/>
     </w:rPr>
   </w:style>
-  <w:style w:type="paragraph" w:styleId="Listeavsnitt">
+  <w:style w:type="paragraph" w:styleId="ListParagraph">
     <w:name w:val="List Paragraph"/>
     <w:basedOn w:val="Normal"/>
     <w:pPr>
@@ -4674,16 +5442,16 @@
       <w:contextualSpacing/>
     </w:pPr>
   </w:style>
-  <w:style w:type="character" w:styleId="Sterkutheving">
+  <w:style w:type="character" w:styleId="IntenseEmphasis">
     <w:name w:val="Intense Emphasis"/>
-    <w:basedOn w:val="Standardskriftforavsnitt"/>
+    <w:basedOn w:val="DefaultParagraphFont"/>
     <w:rPr>
       <w:i/>
       <w:iCs/>
       <w:color w:val="0F4761"/>
     </w:rPr>
   </w:style>
-  <w:style w:type="paragraph" w:styleId="Sterktsitat">
+  <w:style w:type="paragraph" w:styleId="IntenseQuote">
     <w:name w:val="Intense Quote"/>
     <w:basedOn w:val="Normal"/>
     <w:next w:val="Normal"/>
@@ -4704,16 +5472,16 @@
   </w:style>
   <w:style w:type="character" w:customStyle="1" w:styleId="SterktsitatTegn">
     <w:name w:val="Sterkt sitat Tegn"/>
-    <w:basedOn w:val="Standardskriftforavsnitt"/>
+    <w:basedOn w:val="DefaultParagraphFont"/>
     <w:rPr>
       <w:i/>
       <w:iCs/>
       <w:color w:val="0F4761"/>
     </w:rPr>
   </w:style>
-  <w:style w:type="character" w:styleId="Sterkreferanse">
+  <w:style w:type="character" w:styleId="IntenseReference">
     <w:name w:val="Intense Reference"/>
-    <w:basedOn w:val="Standardskriftforavsnitt"/>
+    <w:basedOn w:val="DefaultParagraphFont"/>
     <w:rPr>
       <w:b/>
       <w:bCs/>
@@ -4722,10 +5490,10 @@
       <w:spacing w:val="5"/>
     </w:rPr>
   </w:style>
-  <w:style w:type="paragraph" w:styleId="Topptekst">
+  <w:style w:type="paragraph" w:styleId="Header">
     <w:name w:val="header"/>
     <w:basedOn w:val="Normal"/>
-    <w:link w:val="TopptekstTegn"/>
+    <w:link w:val="HeaderChar"/>
     <w:uiPriority w:val="99"/>
     <w:semiHidden/>
     <w:unhideWhenUsed/>
@@ -4738,18 +5506,18 @@
       <w:spacing w:after="0" w:line="240" w:lineRule="auto"/>
     </w:pPr>
   </w:style>
-  <w:style w:type="character" w:customStyle="1" w:styleId="TopptekstTegn">
-    <w:name w:val="Topptekst Tegn"/>
-    <w:basedOn w:val="Standardskriftforavsnitt"/>
-    <w:link w:val="Topptekst"/>
+  <w:style w:type="character" w:customStyle="1" w:styleId="HeaderChar">
+    <w:name w:val="Header Char"/>
+    <w:basedOn w:val="DefaultParagraphFont"/>
+    <w:link w:val="Header"/>
     <w:uiPriority w:val="99"/>
     <w:semiHidden/>
     <w:rsid w:val="006417AD"/>
   </w:style>
-  <w:style w:type="paragraph" w:styleId="Bunntekst">
+  <w:style w:type="paragraph" w:styleId="Footer">
     <w:name w:val="footer"/>
     <w:basedOn w:val="Normal"/>
-    <w:link w:val="BunntekstTegn"/>
+    <w:link w:val="FooterChar"/>
     <w:uiPriority w:val="99"/>
     <w:semiHidden/>
     <w:unhideWhenUsed/>
@@ -4762,10 +5530,10 @@
       <w:spacing w:after="0" w:line="240" w:lineRule="auto"/>
     </w:pPr>
   </w:style>
-  <w:style w:type="character" w:customStyle="1" w:styleId="BunntekstTegn">
-    <w:name w:val="Bunntekst Tegn"/>
-    <w:basedOn w:val="Standardskriftforavsnitt"/>
-    <w:link w:val="Bunntekst"/>
+  <w:style w:type="character" w:customStyle="1" w:styleId="FooterChar">
+    <w:name w:val="Footer Char"/>
+    <w:basedOn w:val="DefaultParagraphFont"/>
+    <w:link w:val="Footer"/>
     <w:uiPriority w:val="99"/>
     <w:semiHidden/>
     <w:rsid w:val="006417AD"/>
